--- a/buildflow.docx
+++ b/buildflow.docx
@@ -4,7 +4,7 @@
   <w:body>
     <w:p>
       <w:pPr>
-        <w:spacing w:before="600" w:after="0"/>
+        <w:spacing w:before="500" w:after="0"/>
       </w:pPr>
     </w:p>
     <w:p>
@@ -22,7 +22,7 @@
     </w:p>
     <w:p>
       <w:pPr>
-        <w:spacing w:before="160" w:after="0"/>
+        <w:spacing w:before="120" w:after="0"/>
       </w:pPr>
     </w:p>
     <w:p>
@@ -68,7 +68,7 @@
     </w:p>
     <w:p>
       <w:pPr>
-        <w:spacing w:before="160" w:after="0"/>
+        <w:spacing w:before="120" w:after="0"/>
       </w:pPr>
     </w:p>
     <w:p>
@@ -87,7 +87,7 @@
     </w:p>
     <w:p>
       <w:pPr>
-        <w:spacing w:before="160" w:after="0"/>
+        <w:spacing w:before="120" w:after="0"/>
       </w:pPr>
     </w:p>
     <w:p>
@@ -100,15 +100,15 @@
           <w:b/>
           <w:bCs/>
           <w:color w:val="1a3a5c"/>
-          <w:sz w:val="24"/>
-          <w:szCs w:val="24"/>
+          <w:sz w:val="22"/>
+          <w:szCs w:val="22"/>
         </w:rPr>
-        <w:t xml:space="preserve">🇺🇸  English Version</w:t>
+        <w:t xml:space="preserve">🇺🇸  English Version  ·  v2.1  ·  2026</w:t>
       </w:r>
     </w:p>
     <w:p>
       <w:pPr>
-        <w:spacing w:before="300" w:after="0"/>
+        <w:spacing w:before="200" w:after="0"/>
       </w:pPr>
     </w:p>
     <w:p>
@@ -122,7 +122,7 @@
           <w:sz w:val="20"/>
           <w:szCs w:val="20"/>
         </w:rPr>
-        <w:t xml:space="preserve">Caio George Santos  ·  v2.0  ·  2026  ·  MIT License</w:t>
+        <w:t xml:space="preserve">Caio George Santos  ·  MIT License</w:t>
       </w:r>
     </w:p>
     <w:p>
@@ -162,25 +162,7 @@
           <w:sz w:val="22"/>
           <w:szCs w:val="22"/>
         </w:rPr>
-        <w:t xml:space="preserve">buildflow is a complete operational framework for building products with AI agents. It covers the entire product lifecycle — from the first idea to continuous monitoring and evolution.</w:t>
-      </w:r>
-    </w:p>
-    <w:p>
-      <w:pPr>
-        <w:spacing w:before="80" w:after="80"/>
-      </w:pPr>
-      <w:r>
-        <w:rPr>
-          <w:rFonts w:ascii="Arial" w:cs="Arial" w:eastAsia="Arial" w:hAnsi="Arial"/>
-          <w:b w:val="false"/>
-          <w:bCs w:val="false"/>
-          <w:i w:val="false"/>
-          <w:iCs w:val="false"/>
-          <w:color w:val="1a1a1a"/>
-          <w:sz w:val="22"/>
-          <w:szCs w:val="22"/>
-        </w:rPr>
-        <w:t xml:space="preserve">It defines how to work — not what to work on. Built for non-technical founders who want to build world-class products, and technical builders who want structure and quality at scale.</w:t>
+        <w:t xml:space="preserve">A complete framework for building products with AI agents — from idea to infinity. Defines how to work, not what to work on. Built for non-technical founders who want to build world-class products, and technical builders who want structure and quality at scale.</w:t>
       </w:r>
     </w:p>
     <w:p>
@@ -265,12 +247,184 @@
           <w:sz w:val="36"/>
           <w:szCs w:val="36"/>
         </w:rPr>
-        <w:t xml:space="preserve">The 11 Phases — From Idea to Infinity</w:t>
+        <w:t xml:space="preserve">Two Operating Modes</w:t>
+      </w:r>
+    </w:p>
+    <w:p>
+      <w:pPr>
+        <w:pStyle w:val="Heading2"/>
+        <w:spacing w:before="300" w:after="160"/>
+      </w:pPr>
+      <w:r>
+        <w:rPr>
+          <w:rFonts w:ascii="Arial" w:cs="Arial" w:eastAsia="Arial" w:hAnsi="Arial"/>
+          <w:b/>
+          <w:bCs/>
+          <w:color w:val="1a3a5c"/>
+          <w:sz w:val="28"/>
+          <w:szCs w:val="28"/>
+        </w:rPr>
+        <w:t xml:space="preserve">Mode 1 — Single Agent</w:t>
+      </w:r>
+    </w:p>
+    <w:p>
+      <w:pPr>
+        <w:spacing w:before="80" w:after="80"/>
+      </w:pPr>
+      <w:r>
+        <w:rPr>
+          <w:rFonts w:ascii="Arial" w:cs="Arial" w:eastAsia="Arial" w:hAnsi="Arial"/>
+          <w:b w:val="false"/>
+          <w:bCs w:val="false"/>
+          <w:i w:val="false"/>
+          <w:iCs w:val="false"/>
+          <w:color w:val="1a1a1a"/>
+          <w:sz w:val="22"/>
+          <w:szCs w:val="22"/>
+        </w:rPr>
+        <w:t xml:space="preserve">One conversation, one agent, direct execution. Use when solo, fast iteration needed, one active agent at a time.</w:t>
+      </w:r>
+    </w:p>
+    <w:p>
+      <w:pPr>
+        <w:spacing w:before="80" w:after="80"/>
+      </w:pPr>
+      <w:r>
+        <w:rPr>
+          <w:rFonts w:ascii="Arial" w:cs="Arial" w:eastAsia="Arial" w:hAnsi="Arial"/>
+          <w:b w:val="false"/>
+          <w:bCs w:val="false"/>
+          <w:i w:val="false"/>
+          <w:iCs w:val="false"/>
+          <w:color w:val="1a1a1a"/>
+          <w:sz w:val="22"/>
+          <w:szCs w:val="22"/>
+        </w:rPr>
+        <w:t xml:space="preserve">Use: SPEC.md, ARCH.md, DECISIONS.md, STATUS.md, MEMORY.md. Module Plans only for complex features.</w:t>
+      </w:r>
+    </w:p>
+    <w:p>
+      <w:pPr>
+        <w:spacing w:before="80" w:after="80"/>
+      </w:pPr>
+      <w:r>
+        <w:rPr>
+          <w:rFonts w:ascii="Arial" w:cs="Arial" w:eastAsia="Arial" w:hAnsi="Arial"/>
+          <w:b w:val="false"/>
+          <w:bCs w:val="false"/>
+          <w:i w:val="false"/>
+          <w:iCs w:val="false"/>
+          <w:color w:val="5a5a5a"/>
+          <w:sz w:val="22"/>
+          <w:szCs w:val="22"/>
+        </w:rPr>
+        <w:t xml:space="preserve">Skip: squad protocol, briefings, handoffs, agent folders.</w:t>
+      </w:r>
+    </w:p>
+    <w:p>
+      <w:pPr>
+        <w:spacing w:before="120" w:after="0"/>
+      </w:pPr>
+    </w:p>
+    <w:p>
+      <w:pPr>
+        <w:pStyle w:val="Heading2"/>
+        <w:spacing w:before="300" w:after="160"/>
+      </w:pPr>
+      <w:r>
+        <w:rPr>
+          <w:rFonts w:ascii="Arial" w:cs="Arial" w:eastAsia="Arial" w:hAnsi="Arial"/>
+          <w:b/>
+          <w:bCs/>
+          <w:color w:val="1a3a5c"/>
+          <w:sz w:val="28"/>
+          <w:szCs w:val="28"/>
+        </w:rPr>
+        <w:t xml:space="preserve">Mode 2 — Multi-Agent Squad</w:t>
+      </w:r>
+    </w:p>
+    <w:p>
+      <w:pPr>
+        <w:spacing w:before="80" w:after="80"/>
+      </w:pPr>
+      <w:r>
+        <w:rPr>
+          <w:rFonts w:ascii="Arial" w:cs="Arial" w:eastAsia="Arial" w:hAnsi="Arial"/>
+          <w:b w:val="false"/>
+          <w:bCs w:val="false"/>
+          <w:i w:val="false"/>
+          <w:iCs w:val="false"/>
+          <w:color w:val="1a1a1a"/>
+          <w:sz w:val="22"/>
+          <w:szCs w:val="22"/>
+        </w:rPr>
+        <w:t xml:space="preserve">Multiple VS Code windows, specialized agents running in parallel. Use when tasks are genuinely parallel, volume exceeds one context window.</w:t>
+      </w:r>
+    </w:p>
+    <w:p>
+      <w:pPr>
+        <w:spacing w:before="80" w:after="80"/>
+      </w:pPr>
+      <w:r>
+        <w:rPr>
+          <w:rFonts w:ascii="Arial" w:cs="Arial" w:eastAsia="Arial" w:hAnsi="Arial"/>
+          <w:b w:val="false"/>
+          <w:bCs w:val="false"/>
+          <w:i w:val="false"/>
+          <w:iCs w:val="false"/>
+          <w:color w:val="1a1a1a"/>
+          <w:sz w:val="22"/>
+          <w:szCs w:val="22"/>
+        </w:rPr>
+        <w:t xml:space="preserve">Use: full framework — all protocols active. Module Plans and Git branches mandatory per module. Hooks recommended.</w:t>
+      </w:r>
+    </w:p>
+    <w:p>
+      <w:pPr>
+        <w:spacing w:before="80" w:after="80"/>
+      </w:pPr>
+      <w:r>
+        <w:rPr>
+          <w:rFonts w:ascii="Arial" w:cs="Arial" w:eastAsia="Arial" w:hAnsi="Arial"/>
+          <w:b w:val="false"/>
+          <w:bCs w:val="false"/>
+          <w:i w:val="false"/>
+          <w:iCs w:val="false"/>
+          <w:color w:val="5a5a5a"/>
+          <w:sz w:val="22"/>
+          <w:szCs w:val="22"/>
+        </w:rPr>
+        <w:t xml:space="preserve">Note: Squads use ~15x more tokens than single agent. Only scale when task value justifies it.</w:t>
+      </w:r>
+    </w:p>
+    <w:p>
+      <w:pPr>
+        <w:pBdr>
+          <w:bottom w:val="single" w:color="d0d0d0" w:sz="4" w:space="1"/>
+        </w:pBdr>
+        <w:spacing w:before="200" w:after="200"/>
+      </w:pPr>
+    </w:p>
+    <w:p>
+      <w:pPr>
+        <w:pStyle w:val="Heading1"/>
+        <w:spacing w:before="400" w:after="200"/>
+      </w:pPr>
+      <w:r>
+        <w:rPr>
+          <w:rFonts w:ascii="Arial" w:cs="Arial" w:eastAsia="Arial" w:hAnsi="Arial"/>
+          <w:b/>
+          <w:bCs/>
+          <w:color w:val="0d0d0d"/>
+          <w:sz w:val="36"/>
+          <w:szCs w:val="36"/>
+        </w:rPr>
+        <w:t xml:space="preserve">Subagents vs Separate Windows</w:t>
       </w:r>
     </w:p>
     <w:tbl>
       <w:tblPr>
-        <w:tblW w:type="dxa" w:w="7400"/>
+        <w:tblW w:type="dxa" w:w="9360"/>
         <w:tblBorders>
           <w:top w:val="single" w:color="auto" w:sz="4"/>
           <w:left w:val="single" w:color="auto" w:sz="4"/>
@@ -281,16 +435,14 @@
         </w:tblBorders>
       </w:tblPr>
       <w:tblGrid>
-        <w:gridCol w:w="500"/>
-        <w:gridCol w:w="1600"/>
-        <w:gridCol w:w="1800"/>
-        <w:gridCol w:w="2900"/>
-        <w:gridCol w:w="600"/>
+        <w:gridCol w:w="2000"/>
+        <w:gridCol w:w="3680"/>
+        <w:gridCol w:w="3680"/>
       </w:tblGrid>
       <w:tr>
         <w:tc>
           <w:tcPr>
-            <w:tcW w:type="dxa" w:w="500"/>
+            <w:tcW w:type="dxa" w:w="2000"/>
             <w:tcBorders>
               <w:top w:val="single" w:color="d0d0d0" w:sz="1"/>
               <w:left w:val="single" w:color="d0d0d0" w:sz="1"/>
@@ -315,13 +467,13 @@
                 <w:sz w:val="20"/>
                 <w:szCs w:val="20"/>
               </w:rPr>
-              <w:t xml:space="preserve">Phase</w:t>
-            </w:r>
-          </w:p>
-        </w:tc>
-        <w:tc>
-          <w:tcPr>
-            <w:tcW w:type="dxa" w:w="1600"/>
+              <w:t xml:space="preserve"/>
+            </w:r>
+          </w:p>
+        </w:tc>
+        <w:tc>
+          <w:tcPr>
+            <w:tcW w:type="dxa" w:w="3680"/>
             <w:tcBorders>
               <w:top w:val="single" w:color="d0d0d0" w:sz="1"/>
               <w:left w:val="single" w:color="d0d0d0" w:sz="1"/>
@@ -346,13 +498,13 @@
                 <w:sz w:val="20"/>
                 <w:szCs w:val="20"/>
               </w:rPr>
-              <w:t xml:space="preserve">Name</w:t>
-            </w:r>
-          </w:p>
-        </w:tc>
-        <w:tc>
-          <w:tcPr>
-            <w:tcW w:type="dxa" w:w="1800"/>
+              <w:t xml:space="preserve">Separate Window</w:t>
+            </w:r>
+          </w:p>
+        </w:tc>
+        <w:tc>
+          <w:tcPr>
+            <w:tcW w:type="dxa" w:w="3680"/>
             <w:tcBorders>
               <w:top w:val="single" w:color="d0d0d0" w:sz="1"/>
               <w:left w:val="single" w:color="d0d0d0" w:sz="1"/>
@@ -377,13 +529,326 @@
                 <w:sz w:val="20"/>
                 <w:szCs w:val="20"/>
               </w:rPr>
-              <w:t xml:space="preserve">Tool</w:t>
-            </w:r>
-          </w:p>
-        </w:tc>
-        <w:tc>
-          <w:tcPr>
-            <w:tcW w:type="dxa" w:w="2900"/>
+              <w:t xml:space="preserve">Subagent</w:t>
+            </w:r>
+          </w:p>
+        </w:tc>
+      </w:tr>
+      <w:tr>
+        <w:tc>
+          <w:tcPr>
+            <w:tcW w:type="dxa" w:w="2000"/>
+            <w:tcBorders>
+              <w:top w:val="single" w:color="d0d0d0" w:sz="1"/>
+              <w:left w:val="single" w:color="d0d0d0" w:sz="1"/>
+              <w:bottom w:val="single" w:color="d0d0d0" w:sz="1"/>
+              <w:right w:val="single" w:color="d0d0d0" w:sz="1"/>
+            </w:tcBorders>
+            <w:shd w:fill="ffffff" w:val="clear"/>
+            <w:tcMar>
+              <w:top w:type="dxa" w:w="80"/>
+              <w:left w:type="dxa" w:w="120"/>
+              <w:bottom w:type="dxa" w:w="80"/>
+              <w:right w:type="dxa" w:w="120"/>
+            </w:tcMar>
+          </w:tcPr>
+          <w:p>
+            <w:r>
+              <w:rPr>
+                <w:rFonts w:ascii="Arial" w:cs="Arial" w:eastAsia="Arial" w:hAnsi="Arial"/>
+                <w:color w:val="1a1a1a"/>
+                <w:sz w:val="20"/>
+                <w:szCs w:val="20"/>
+              </w:rPr>
+              <w:t xml:space="preserve">Memory</w:t>
+            </w:r>
+          </w:p>
+        </w:tc>
+        <w:tc>
+          <w:tcPr>
+            <w:tcW w:type="dxa" w:w="3680"/>
+            <w:tcBorders>
+              <w:top w:val="single" w:color="d0d0d0" w:sz="1"/>
+              <w:left w:val="single" w:color="d0d0d0" w:sz="1"/>
+              <w:bottom w:val="single" w:color="d0d0d0" w:sz="1"/>
+              <w:right w:val="single" w:color="d0d0d0" w:sz="1"/>
+            </w:tcBorders>
+            <w:shd w:fill="ffffff" w:val="clear"/>
+            <w:tcMar>
+              <w:top w:type="dxa" w:w="80"/>
+              <w:left w:type="dxa" w:w="120"/>
+              <w:bottom w:type="dxa" w:w="80"/>
+              <w:right w:type="dxa" w:w="120"/>
+            </w:tcMar>
+          </w:tcPr>
+          <w:p>
+            <w:r>
+              <w:rPr>
+                <w:rFonts w:ascii="Arial" w:cs="Arial" w:eastAsia="Arial" w:hAnsi="Arial"/>
+                <w:color w:val="1a1a1a"/>
+                <w:sz w:val="20"/>
+                <w:szCs w:val="20"/>
+              </w:rPr>
+              <w:t xml:space="preserve">Persistent across sessions</w:t>
+            </w:r>
+          </w:p>
+        </w:tc>
+        <w:tc>
+          <w:tcPr>
+            <w:tcW w:type="dxa" w:w="3680"/>
+            <w:tcBorders>
+              <w:top w:val="single" w:color="d0d0d0" w:sz="1"/>
+              <w:left w:val="single" w:color="d0d0d0" w:sz="1"/>
+              <w:bottom w:val="single" w:color="d0d0d0" w:sz="1"/>
+              <w:right w:val="single" w:color="d0d0d0" w:sz="1"/>
+            </w:tcBorders>
+            <w:shd w:fill="ffffff" w:val="clear"/>
+            <w:tcMar>
+              <w:top w:type="dxa" w:w="80"/>
+              <w:left w:type="dxa" w:w="120"/>
+              <w:bottom w:type="dxa" w:w="80"/>
+              <w:right w:type="dxa" w:w="120"/>
+            </w:tcMar>
+          </w:tcPr>
+          <w:p>
+            <w:r>
+              <w:rPr>
+                <w:rFonts w:ascii="Arial" w:cs="Arial" w:eastAsia="Arial" w:hAnsi="Arial"/>
+                <w:color w:val="1a1a1a"/>
+                <w:sz w:val="20"/>
+                <w:szCs w:val="20"/>
+              </w:rPr>
+              <w:t xml:space="preserve">Dies when session ends</w:t>
+            </w:r>
+          </w:p>
+        </w:tc>
+      </w:tr>
+      <w:tr>
+        <w:tc>
+          <w:tcPr>
+            <w:tcW w:type="dxa" w:w="2000"/>
+            <w:tcBorders>
+              <w:top w:val="single" w:color="d0d0d0" w:sz="1"/>
+              <w:left w:val="single" w:color="d0d0d0" w:sz="1"/>
+              <w:bottom w:val="single" w:color="d0d0d0" w:sz="1"/>
+              <w:right w:val="single" w:color="d0d0d0" w:sz="1"/>
+            </w:tcBorders>
+            <w:shd w:fill="e8f0f7" w:val="clear"/>
+            <w:tcMar>
+              <w:top w:type="dxa" w:w="80"/>
+              <w:left w:type="dxa" w:w="120"/>
+              <w:bottom w:type="dxa" w:w="80"/>
+              <w:right w:type="dxa" w:w="120"/>
+            </w:tcMar>
+          </w:tcPr>
+          <w:p>
+            <w:r>
+              <w:rPr>
+                <w:rFonts w:ascii="Arial" w:cs="Arial" w:eastAsia="Arial" w:hAnsi="Arial"/>
+                <w:color w:val="1a1a1a"/>
+                <w:sz w:val="20"/>
+                <w:szCs w:val="20"/>
+              </w:rPr>
+              <w:t xml:space="preserve">Use for</w:t>
+            </w:r>
+          </w:p>
+        </w:tc>
+        <w:tc>
+          <w:tcPr>
+            <w:tcW w:type="dxa" w:w="3680"/>
+            <w:tcBorders>
+              <w:top w:val="single" w:color="d0d0d0" w:sz="1"/>
+              <w:left w:val="single" w:color="d0d0d0" w:sz="1"/>
+              <w:bottom w:val="single" w:color="d0d0d0" w:sz="1"/>
+              <w:right w:val="single" w:color="d0d0d0" w:sz="1"/>
+            </w:tcBorders>
+            <w:shd w:fill="e8f0f7" w:val="clear"/>
+            <w:tcMar>
+              <w:top w:type="dxa" w:w="80"/>
+              <w:left w:type="dxa" w:w="120"/>
+              <w:bottom w:type="dxa" w:w="80"/>
+              <w:right w:type="dxa" w:w="120"/>
+            </w:tcMar>
+          </w:tcPr>
+          <w:p>
+            <w:r>
+              <w:rPr>
+                <w:rFonts w:ascii="Arial" w:cs="Arial" w:eastAsia="Arial" w:hAnsi="Arial"/>
+                <w:color w:val="1a1a1a"/>
+                <w:sz w:val="20"/>
+                <w:szCs w:val="20"/>
+              </w:rPr>
+              <w:t xml:space="preserve">Developer, Auditor, Orchestrator, QA</w:t>
+            </w:r>
+          </w:p>
+        </w:tc>
+        <w:tc>
+          <w:tcPr>
+            <w:tcW w:type="dxa" w:w="3680"/>
+            <w:tcBorders>
+              <w:top w:val="single" w:color="d0d0d0" w:sz="1"/>
+              <w:left w:val="single" w:color="d0d0d0" w:sz="1"/>
+              <w:bottom w:val="single" w:color="d0d0d0" w:sz="1"/>
+              <w:right w:val="single" w:color="d0d0d0" w:sz="1"/>
+            </w:tcBorders>
+            <w:shd w:fill="e8f0f7" w:val="clear"/>
+            <w:tcMar>
+              <w:top w:type="dxa" w:w="80"/>
+              <w:left w:type="dxa" w:w="120"/>
+              <w:bottom w:type="dxa" w:w="80"/>
+              <w:right w:type="dxa" w:w="120"/>
+            </w:tcMar>
+          </w:tcPr>
+          <w:p>
+            <w:r>
+              <w:rPr>
+                <w:rFonts w:ascii="Arial" w:cs="Arial" w:eastAsia="Arial" w:hAnsi="Arial"/>
+                <w:color w:val="1a1a1a"/>
+                <w:sz w:val="20"/>
+                <w:szCs w:val="20"/>
+              </w:rPr>
+              <w:t xml:space="preserve">/plan research, parallel audits, STATUS updates</w:t>
+            </w:r>
+          </w:p>
+        </w:tc>
+      </w:tr>
+      <w:tr>
+        <w:tc>
+          <w:tcPr>
+            <w:tcW w:type="dxa" w:w="2000"/>
+            <w:tcBorders>
+              <w:top w:val="single" w:color="d0d0d0" w:sz="1"/>
+              <w:left w:val="single" w:color="d0d0d0" w:sz="1"/>
+              <w:bottom w:val="single" w:color="d0d0d0" w:sz="1"/>
+              <w:right w:val="single" w:color="d0d0d0" w:sz="1"/>
+            </w:tcBorders>
+            <w:shd w:fill="ffffff" w:val="clear"/>
+            <w:tcMar>
+              <w:top w:type="dxa" w:w="80"/>
+              <w:left w:type="dxa" w:w="120"/>
+              <w:bottom w:type="dxa" w:w="80"/>
+              <w:right w:type="dxa" w:w="120"/>
+            </w:tcMar>
+          </w:tcPr>
+          <w:p>
+            <w:r>
+              <w:rPr>
+                <w:rFonts w:ascii="Arial" w:cs="Arial" w:eastAsia="Arial" w:hAnsi="Arial"/>
+                <w:color w:val="1a1a1a"/>
+                <w:sz w:val="20"/>
+                <w:szCs w:val="20"/>
+              </w:rPr>
+              <w:t xml:space="preserve">When in doubt</w:t>
+            </w:r>
+          </w:p>
+        </w:tc>
+        <w:tc>
+          <w:tcPr>
+            <w:tcW w:type="dxa" w:w="3680"/>
+            <w:tcBorders>
+              <w:top w:val="single" w:color="d0d0d0" w:sz="1"/>
+              <w:left w:val="single" w:color="d0d0d0" w:sz="1"/>
+              <w:bottom w:val="single" w:color="d0d0d0" w:sz="1"/>
+              <w:right w:val="single" w:color="d0d0d0" w:sz="1"/>
+            </w:tcBorders>
+            <w:shd w:fill="ffffff" w:val="clear"/>
+            <w:tcMar>
+              <w:top w:type="dxa" w:w="80"/>
+              <w:left w:type="dxa" w:w="120"/>
+              <w:bottom w:type="dxa" w:w="80"/>
+              <w:right w:type="dxa" w:w="120"/>
+            </w:tcMar>
+          </w:tcPr>
+          <w:p>
+            <w:r>
+              <w:rPr>
+                <w:rFonts w:ascii="Arial" w:cs="Arial" w:eastAsia="Arial" w:hAnsi="Arial"/>
+                <w:color w:val="1a1a1a"/>
+                <w:sz w:val="20"/>
+                <w:szCs w:val="20"/>
+              </w:rPr>
+              <w:t xml:space="preserve">✅ Default</w:t>
+            </w:r>
+          </w:p>
+        </w:tc>
+        <w:tc>
+          <w:tcPr>
+            <w:tcW w:type="dxa" w:w="3680"/>
+            <w:tcBorders>
+              <w:top w:val="single" w:color="d0d0d0" w:sz="1"/>
+              <w:left w:val="single" w:color="d0d0d0" w:sz="1"/>
+              <w:bottom w:val="single" w:color="d0d0d0" w:sz="1"/>
+              <w:right w:val="single" w:color="d0d0d0" w:sz="1"/>
+            </w:tcBorders>
+            <w:shd w:fill="ffffff" w:val="clear"/>
+            <w:tcMar>
+              <w:top w:type="dxa" w:w="80"/>
+              <w:left w:type="dxa" w:w="120"/>
+              <w:bottom w:type="dxa" w:w="80"/>
+              <w:right w:type="dxa" w:w="120"/>
+            </w:tcMar>
+          </w:tcPr>
+          <w:p>
+            <w:r>
+              <w:rPr>
+                <w:rFonts w:ascii="Arial" w:cs="Arial" w:eastAsia="Arial" w:hAnsi="Arial"/>
+                <w:color w:val="1a1a1a"/>
+                <w:sz w:val="20"/>
+                <w:szCs w:val="20"/>
+              </w:rPr>
+              <w:t xml:space="preserve">Optimization only</w:t>
+            </w:r>
+          </w:p>
+        </w:tc>
+      </w:tr>
+    </w:tbl>
+    <w:p>
+      <w:pPr>
+        <w:pBdr>
+          <w:bottom w:val="single" w:color="d0d0d0" w:sz="4" w:space="1"/>
+        </w:pBdr>
+        <w:spacing w:before="200" w:after="200"/>
+      </w:pPr>
+    </w:p>
+    <w:p>
+      <w:pPr>
+        <w:pStyle w:val="Heading1"/>
+        <w:spacing w:before="400" w:after="200"/>
+      </w:pPr>
+      <w:r>
+        <w:rPr>
+          <w:rFonts w:ascii="Arial" w:cs="Arial" w:eastAsia="Arial" w:hAnsi="Arial"/>
+          <w:b/>
+          <w:bCs/>
+          <w:color w:val="0d0d0d"/>
+          <w:sz w:val="36"/>
+          <w:szCs w:val="36"/>
+        </w:rPr>
+        <w:t xml:space="preserve">The 11 Phases — From Idea to Infinity</w:t>
+      </w:r>
+    </w:p>
+    <w:tbl>
+      <w:tblPr>
+        <w:tblW w:type="dxa" w:w="9360"/>
+        <w:tblBorders>
+          <w:top w:val="single" w:color="auto" w:sz="4"/>
+          <w:left w:val="single" w:color="auto" w:sz="4"/>
+          <w:bottom w:val="single" w:color="auto" w:sz="4"/>
+          <w:right w:val="single" w:color="auto" w:sz="4"/>
+          <w:insideH w:val="single" w:color="auto" w:sz="4"/>
+          <w:insideV w:val="single" w:color="auto" w:sz="4"/>
+        </w:tblBorders>
+      </w:tblPr>
+      <w:tblGrid>
+        <w:gridCol w:w="600"/>
+        <w:gridCol w:w="1800"/>
+        <w:gridCol w:w="2400"/>
+        <w:gridCol w:w="4560"/>
+      </w:tblGrid>
+      <w:tr>
+        <w:tc>
+          <w:tcPr>
+            <w:tcW w:type="dxa" w:w="600"/>
             <w:tcBorders>
               <w:top w:val="single" w:color="d0d0d0" w:sz="1"/>
               <w:left w:val="single" w:color="d0d0d0" w:sz="1"/>
@@ -408,13 +873,13 @@
                 <w:sz w:val="20"/>
                 <w:szCs w:val="20"/>
               </w:rPr>
-              <w:t xml:space="preserve">Deliverable</w:t>
-            </w:r>
-          </w:p>
-        </w:tc>
-        <w:tc>
-          <w:tcPr>
-            <w:tcW w:type="dxa" w:w="600"/>
+              <w:t xml:space="preserve">Phase</w:t>
+            </w:r>
+          </w:p>
+        </w:tc>
+        <w:tc>
+          <w:tcPr>
+            <w:tcW w:type="dxa" w:w="1800"/>
             <w:tcBorders>
               <w:top w:val="single" w:color="d0d0d0" w:sz="1"/>
               <w:left w:val="single" w:color="d0d0d0" w:sz="1"/>
@@ -439,6 +904,68 @@
                 <w:sz w:val="20"/>
                 <w:szCs w:val="20"/>
               </w:rPr>
+              <w:t xml:space="preserve">Name</w:t>
+            </w:r>
+          </w:p>
+        </w:tc>
+        <w:tc>
+          <w:tcPr>
+            <w:tcW w:type="dxa" w:w="2400"/>
+            <w:tcBorders>
+              <w:top w:val="single" w:color="d0d0d0" w:sz="1"/>
+              <w:left w:val="single" w:color="d0d0d0" w:sz="1"/>
+              <w:bottom w:val="single" w:color="d0d0d0" w:sz="1"/>
+              <w:right w:val="single" w:color="d0d0d0" w:sz="1"/>
+            </w:tcBorders>
+            <w:shd w:fill="1a3a5c" w:val="clear"/>
+            <w:tcMar>
+              <w:top w:type="dxa" w:w="80"/>
+              <w:left w:type="dxa" w:w="120"/>
+              <w:bottom w:type="dxa" w:w="80"/>
+              <w:right w:type="dxa" w:w="120"/>
+            </w:tcMar>
+          </w:tcPr>
+          <w:p>
+            <w:r>
+              <w:rPr>
+                <w:rFonts w:ascii="Arial" w:cs="Arial" w:eastAsia="Arial" w:hAnsi="Arial"/>
+                <w:b/>
+                <w:bCs/>
+                <w:color w:val="ffffff"/>
+                <w:sz w:val="20"/>
+                <w:szCs w:val="20"/>
+              </w:rPr>
+              <w:t xml:space="preserve">Tool</w:t>
+            </w:r>
+          </w:p>
+        </w:tc>
+        <w:tc>
+          <w:tcPr>
+            <w:tcW w:type="dxa" w:w="4560"/>
+            <w:tcBorders>
+              <w:top w:val="single" w:color="d0d0d0" w:sz="1"/>
+              <w:left w:val="single" w:color="d0d0d0" w:sz="1"/>
+              <w:bottom w:val="single" w:color="d0d0d0" w:sz="1"/>
+              <w:right w:val="single" w:color="d0d0d0" w:sz="1"/>
+            </w:tcBorders>
+            <w:shd w:fill="1a3a5c" w:val="clear"/>
+            <w:tcMar>
+              <w:top w:type="dxa" w:w="80"/>
+              <w:left w:type="dxa" w:w="120"/>
+              <w:bottom w:type="dxa" w:w="80"/>
+              <w:right w:type="dxa" w:w="120"/>
+            </w:tcMar>
+          </w:tcPr>
+          <w:p>
+            <w:r>
+              <w:rPr>
+                <w:rFonts w:ascii="Arial" w:cs="Arial" w:eastAsia="Arial" w:hAnsi="Arial"/>
+                <w:b/>
+                <w:bCs/>
+                <w:color w:val="ffffff"/>
+                <w:sz w:val="20"/>
+                <w:szCs w:val="20"/>
+              </w:rPr>
               <w:t xml:space="preserve">Status</w:t>
             </w:r>
           </w:p>
@@ -447,7 +974,7 @@
       <w:tr>
         <w:tc>
           <w:tcPr>
-            <w:tcW w:type="dxa" w:w="500"/>
+            <w:tcW w:type="dxa" w:w="600"/>
             <w:tcBorders>
               <w:top w:val="single" w:color="d0d0d0" w:sz="1"/>
               <w:left w:val="single" w:color="d0d0d0" w:sz="1"/>
@@ -476,7 +1003,7 @@
         </w:tc>
         <w:tc>
           <w:tcPr>
-            <w:tcW w:type="dxa" w:w="1600"/>
+            <w:tcW w:type="dxa" w:w="1800"/>
             <w:tcBorders>
               <w:top w:val="single" w:color="d0d0d0" w:sz="1"/>
               <w:left w:val="single" w:color="d0d0d0" w:sz="1"/>
@@ -505,7 +1032,7 @@
         </w:tc>
         <w:tc>
           <w:tcPr>
-            <w:tcW w:type="dxa" w:w="1800"/>
+            <w:tcW w:type="dxa" w:w="2400"/>
             <w:tcBorders>
               <w:top w:val="single" w:color="d0d0d0" w:sz="1"/>
               <w:left w:val="single" w:color="d0d0d0" w:sz="1"/>
@@ -534,36 +1061,7 @@
         </w:tc>
         <w:tc>
           <w:tcPr>
-            <w:tcW w:type="dxa" w:w="2900"/>
-            <w:tcBorders>
-              <w:top w:val="single" w:color="d0d0d0" w:sz="1"/>
-              <w:left w:val="single" w:color="d0d0d0" w:sz="1"/>
-              <w:bottom w:val="single" w:color="d0d0d0" w:sz="1"/>
-              <w:right w:val="single" w:color="d0d0d0" w:sz="1"/>
-            </w:tcBorders>
-            <w:shd w:fill="ffffff" w:val="clear"/>
-            <w:tcMar>
-              <w:top w:type="dxa" w:w="80"/>
-              <w:left w:type="dxa" w:w="120"/>
-              <w:bottom w:type="dxa" w:w="80"/>
-              <w:right w:type="dxa" w:w="120"/>
-            </w:tcMar>
-          </w:tcPr>
-          <w:p>
-            <w:r>
-              <w:rPr>
-                <w:rFonts w:ascii="Arial" w:cs="Arial" w:eastAsia="Arial" w:hAnsi="Arial"/>
-                <w:color w:val="1a1a1a"/>
-                <w:sz w:val="20"/>
-                <w:szCs w:val="20"/>
-              </w:rPr>
-              <w:t xml:space="preserve">Hypothesis document</w:t>
-            </w:r>
-          </w:p>
-        </w:tc>
-        <w:tc>
-          <w:tcPr>
-            <w:tcW w:type="dxa" w:w="600"/>
+            <w:tcW w:type="dxa" w:w="4560"/>
             <w:tcBorders>
               <w:top w:val="single" w:color="d0d0d0" w:sz="1"/>
               <w:left w:val="single" w:color="d0d0d0" w:sz="1"/>
@@ -594,7 +1092,7 @@
       <w:tr>
         <w:tc>
           <w:tcPr>
-            <w:tcW w:type="dxa" w:w="500"/>
+            <w:tcW w:type="dxa" w:w="600"/>
             <w:tcBorders>
               <w:top w:val="single" w:color="d0d0d0" w:sz="1"/>
               <w:left w:val="single" w:color="d0d0d0" w:sz="1"/>
@@ -623,7 +1121,7 @@
         </w:tc>
         <w:tc>
           <w:tcPr>
-            <w:tcW w:type="dxa" w:w="1600"/>
+            <w:tcW w:type="dxa" w:w="1800"/>
             <w:tcBorders>
               <w:top w:val="single" w:color="d0d0d0" w:sz="1"/>
               <w:left w:val="single" w:color="d0d0d0" w:sz="1"/>
@@ -652,7 +1150,7 @@
         </w:tc>
         <w:tc>
           <w:tcPr>
-            <w:tcW w:type="dxa" w:w="1800"/>
+            <w:tcW w:type="dxa" w:w="2400"/>
             <w:tcBorders>
               <w:top w:val="single" w:color="d0d0d0" w:sz="1"/>
               <w:left w:val="single" w:color="d0d0d0" w:sz="1"/>
@@ -681,36 +1179,7 @@
         </w:tc>
         <w:tc>
           <w:tcPr>
-            <w:tcW w:type="dxa" w:w="2900"/>
-            <w:tcBorders>
-              <w:top w:val="single" w:color="d0d0d0" w:sz="1"/>
-              <w:left w:val="single" w:color="d0d0d0" w:sz="1"/>
-              <w:bottom w:val="single" w:color="d0d0d0" w:sz="1"/>
-              <w:right w:val="single" w:color="d0d0d0" w:sz="1"/>
-            </w:tcBorders>
-            <w:shd w:fill="e8f0f7" w:val="clear"/>
-            <w:tcMar>
-              <w:top w:type="dxa" w:w="80"/>
-              <w:left w:type="dxa" w:w="120"/>
-              <w:bottom w:type="dxa" w:w="80"/>
-              <w:right w:type="dxa" w:w="120"/>
-            </w:tcMar>
-          </w:tcPr>
-          <w:p>
-            <w:r>
-              <w:rPr>
-                <w:rFonts w:ascii="Arial" w:cs="Arial" w:eastAsia="Arial" w:hAnsi="Arial"/>
-                <w:color w:val="1a1a1a"/>
-                <w:sz w:val="20"/>
-                <w:szCs w:val="20"/>
-              </w:rPr>
-              <w:t xml:space="preserve">Validated research report</w:t>
-            </w:r>
-          </w:p>
-        </w:tc>
-        <w:tc>
-          <w:tcPr>
-            <w:tcW w:type="dxa" w:w="600"/>
+            <w:tcW w:type="dxa" w:w="4560"/>
             <w:tcBorders>
               <w:top w:val="single" w:color="d0d0d0" w:sz="1"/>
               <w:left w:val="single" w:color="d0d0d0" w:sz="1"/>
@@ -741,7 +1210,7 @@
       <w:tr>
         <w:tc>
           <w:tcPr>
-            <w:tcW w:type="dxa" w:w="500"/>
+            <w:tcW w:type="dxa" w:w="600"/>
             <w:tcBorders>
               <w:top w:val="single" w:color="d0d0d0" w:sz="1"/>
               <w:left w:val="single" w:color="d0d0d0" w:sz="1"/>
@@ -770,7 +1239,7 @@
         </w:tc>
         <w:tc>
           <w:tcPr>
-            <w:tcW w:type="dxa" w:w="1600"/>
+            <w:tcW w:type="dxa" w:w="1800"/>
             <w:tcBorders>
               <w:top w:val="single" w:color="d0d0d0" w:sz="1"/>
               <w:left w:val="single" w:color="d0d0d0" w:sz="1"/>
@@ -799,7 +1268,7 @@
         </w:tc>
         <w:tc>
           <w:tcPr>
-            <w:tcW w:type="dxa" w:w="1800"/>
+            <w:tcW w:type="dxa" w:w="2400"/>
             <w:tcBorders>
               <w:top w:val="single" w:color="d0d0d0" w:sz="1"/>
               <w:left w:val="single" w:color="d0d0d0" w:sz="1"/>
@@ -828,36 +1297,7 @@
         </w:tc>
         <w:tc>
           <w:tcPr>
-            <w:tcW w:type="dxa" w:w="2900"/>
-            <w:tcBorders>
-              <w:top w:val="single" w:color="d0d0d0" w:sz="1"/>
-              <w:left w:val="single" w:color="d0d0d0" w:sz="1"/>
-              <w:bottom w:val="single" w:color="d0d0d0" w:sz="1"/>
-              <w:right w:val="single" w:color="d0d0d0" w:sz="1"/>
-            </w:tcBorders>
-            <w:shd w:fill="ffffff" w:val="clear"/>
-            <w:tcMar>
-              <w:top w:type="dxa" w:w="80"/>
-              <w:left w:type="dxa" w:w="120"/>
-              <w:bottom w:type="dxa" w:w="80"/>
-              <w:right w:type="dxa" w:w="120"/>
-            </w:tcMar>
-          </w:tcPr>
-          <w:p>
-            <w:r>
-              <w:rPr>
-                <w:rFonts w:ascii="Arial" w:cs="Arial" w:eastAsia="Arial" w:hAnsi="Arial"/>
-                <w:color w:val="1a1a1a"/>
-                <w:sz w:val="20"/>
-                <w:szCs w:val="20"/>
-              </w:rPr>
-              <w:t xml:space="preserve">Go / no-go with real data</w:t>
-            </w:r>
-          </w:p>
-        </w:tc>
-        <w:tc>
-          <w:tcPr>
-            <w:tcW w:type="dxa" w:w="600"/>
+            <w:tcW w:type="dxa" w:w="4560"/>
             <w:tcBorders>
               <w:top w:val="single" w:color="d0d0d0" w:sz="1"/>
               <w:left w:val="single" w:color="d0d0d0" w:sz="1"/>
@@ -888,7 +1328,7 @@
       <w:tr>
         <w:tc>
           <w:tcPr>
-            <w:tcW w:type="dxa" w:w="500"/>
+            <w:tcW w:type="dxa" w:w="600"/>
             <w:tcBorders>
               <w:top w:val="single" w:color="d0d0d0" w:sz="1"/>
               <w:left w:val="single" w:color="d0d0d0" w:sz="1"/>
@@ -917,7 +1357,7 @@
         </w:tc>
         <w:tc>
           <w:tcPr>
-            <w:tcW w:type="dxa" w:w="1600"/>
+            <w:tcW w:type="dxa" w:w="1800"/>
             <w:tcBorders>
               <w:top w:val="single" w:color="d0d0d0" w:sz="1"/>
               <w:left w:val="single" w:color="d0d0d0" w:sz="1"/>
@@ -946,7 +1386,7 @@
         </w:tc>
         <w:tc>
           <w:tcPr>
-            <w:tcW w:type="dxa" w:w="1800"/>
+            <w:tcW w:type="dxa" w:w="2400"/>
             <w:tcBorders>
               <w:top w:val="single" w:color="d0d0d0" w:sz="1"/>
               <w:left w:val="single" w:color="d0d0d0" w:sz="1"/>
@@ -975,36 +1415,7 @@
         </w:tc>
         <w:tc>
           <w:tcPr>
-            <w:tcW w:type="dxa" w:w="2900"/>
-            <w:tcBorders>
-              <w:top w:val="single" w:color="d0d0d0" w:sz="1"/>
-              <w:left w:val="single" w:color="d0d0d0" w:sz="1"/>
-              <w:bottom w:val="single" w:color="d0d0d0" w:sz="1"/>
-              <w:right w:val="single" w:color="d0d0d0" w:sz="1"/>
-            </w:tcBorders>
-            <w:shd w:fill="e8f0f7" w:val="clear"/>
-            <w:tcMar>
-              <w:top w:type="dxa" w:w="80"/>
-              <w:left w:type="dxa" w:w="120"/>
-              <w:bottom w:type="dxa" w:w="80"/>
-              <w:right w:type="dxa" w:w="120"/>
-            </w:tcMar>
-          </w:tcPr>
-          <w:p>
-            <w:r>
-              <w:rPr>
-                <w:rFonts w:ascii="Arial" w:cs="Arial" w:eastAsia="Arial" w:hAnsi="Arial"/>
-                <w:color w:val="1a1a1a"/>
-                <w:sz w:val="20"/>
-                <w:szCs w:val="20"/>
-              </w:rPr>
-              <w:t xml:space="preserve">SPEC.md approved</w:t>
-            </w:r>
-          </w:p>
-        </w:tc>
-        <w:tc>
-          <w:tcPr>
-            <w:tcW w:type="dxa" w:w="600"/>
+            <w:tcW w:type="dxa" w:w="4560"/>
             <w:tcBorders>
               <w:top w:val="single" w:color="d0d0d0" w:sz="1"/>
               <w:left w:val="single" w:color="d0d0d0" w:sz="1"/>
@@ -1035,7 +1446,7 @@
       <w:tr>
         <w:tc>
           <w:tcPr>
-            <w:tcW w:type="dxa" w:w="500"/>
+            <w:tcW w:type="dxa" w:w="600"/>
             <w:tcBorders>
               <w:top w:val="single" w:color="d0d0d0" w:sz="1"/>
               <w:left w:val="single" w:color="d0d0d0" w:sz="1"/>
@@ -1064,7 +1475,7 @@
         </w:tc>
         <w:tc>
           <w:tcPr>
-            <w:tcW w:type="dxa" w:w="1600"/>
+            <w:tcW w:type="dxa" w:w="1800"/>
             <w:tcBorders>
               <w:top w:val="single" w:color="d0d0d0" w:sz="1"/>
               <w:left w:val="single" w:color="d0d0d0" w:sz="1"/>
@@ -1093,7 +1504,7 @@
         </w:tc>
         <w:tc>
           <w:tcPr>
-            <w:tcW w:type="dxa" w:w="1800"/>
+            <w:tcW w:type="dxa" w:w="2400"/>
             <w:tcBorders>
               <w:top w:val="single" w:color="d0d0d0" w:sz="1"/>
               <w:left w:val="single" w:color="d0d0d0" w:sz="1"/>
@@ -1122,36 +1533,7 @@
         </w:tc>
         <w:tc>
           <w:tcPr>
-            <w:tcW w:type="dxa" w:w="2900"/>
-            <w:tcBorders>
-              <w:top w:val="single" w:color="d0d0d0" w:sz="1"/>
-              <w:left w:val="single" w:color="d0d0d0" w:sz="1"/>
-              <w:bottom w:val="single" w:color="d0d0d0" w:sz="1"/>
-              <w:right w:val="single" w:color="d0d0d0" w:sz="1"/>
-            </w:tcBorders>
-            <w:shd w:fill="ffffff" w:val="clear"/>
-            <w:tcMar>
-              <w:top w:type="dxa" w:w="80"/>
-              <w:left w:type="dxa" w:w="120"/>
-              <w:bottom w:type="dxa" w:w="80"/>
-              <w:right w:type="dxa" w:w="120"/>
-            </w:tcMar>
-          </w:tcPr>
-          <w:p>
-            <w:r>
-              <w:rPr>
-                <w:rFonts w:ascii="Arial" w:cs="Arial" w:eastAsia="Arial" w:hAnsi="Arial"/>
-                <w:color w:val="1a1a1a"/>
-                <w:sz w:val="20"/>
-                <w:szCs w:val="20"/>
-              </w:rPr>
-              <w:t xml:space="preserve">Brand guide</w:t>
-            </w:r>
-          </w:p>
-        </w:tc>
-        <w:tc>
-          <w:tcPr>
-            <w:tcW w:type="dxa" w:w="600"/>
+            <w:tcW w:type="dxa" w:w="4560"/>
             <w:tcBorders>
               <w:top w:val="single" w:color="d0d0d0" w:sz="1"/>
               <w:left w:val="single" w:color="d0d0d0" w:sz="1"/>
@@ -1182,7 +1564,7 @@
       <w:tr>
         <w:tc>
           <w:tcPr>
-            <w:tcW w:type="dxa" w:w="500"/>
+            <w:tcW w:type="dxa" w:w="600"/>
             <w:tcBorders>
               <w:top w:val="single" w:color="d0d0d0" w:sz="1"/>
               <w:left w:val="single" w:color="d0d0d0" w:sz="1"/>
@@ -1211,7 +1593,7 @@
         </w:tc>
         <w:tc>
           <w:tcPr>
-            <w:tcW w:type="dxa" w:w="1600"/>
+            <w:tcW w:type="dxa" w:w="1800"/>
             <w:tcBorders>
               <w:top w:val="single" w:color="d0d0d0" w:sz="1"/>
               <w:left w:val="single" w:color="d0d0d0" w:sz="1"/>
@@ -1240,7 +1622,7 @@
         </w:tc>
         <w:tc>
           <w:tcPr>
-            <w:tcW w:type="dxa" w:w="1800"/>
+            <w:tcW w:type="dxa" w:w="2400"/>
             <w:tcBorders>
               <w:top w:val="single" w:color="d0d0d0" w:sz="1"/>
               <w:left w:val="single" w:color="d0d0d0" w:sz="1"/>
@@ -1269,36 +1651,7 @@
         </w:tc>
         <w:tc>
           <w:tcPr>
-            <w:tcW w:type="dxa" w:w="2900"/>
-            <w:tcBorders>
-              <w:top w:val="single" w:color="d0d0d0" w:sz="1"/>
-              <w:left w:val="single" w:color="d0d0d0" w:sz="1"/>
-              <w:bottom w:val="single" w:color="d0d0d0" w:sz="1"/>
-              <w:right w:val="single" w:color="d0d0d0" w:sz="1"/>
-            </w:tcBorders>
-            <w:shd w:fill="e8f0f7" w:val="clear"/>
-            <w:tcMar>
-              <w:top w:type="dxa" w:w="80"/>
-              <w:left w:type="dxa" w:w="120"/>
-              <w:bottom w:type="dxa" w:w="80"/>
-              <w:right w:type="dxa" w:w="120"/>
-            </w:tcMar>
-          </w:tcPr>
-          <w:p>
-            <w:r>
-              <w:rPr>
-                <w:rFonts w:ascii="Arial" w:cs="Arial" w:eastAsia="Arial" w:hAnsi="Arial"/>
-                <w:color w:val="1a1a1a"/>
-                <w:sz w:val="20"/>
-                <w:szCs w:val="20"/>
-              </w:rPr>
-              <w:t xml:space="preserve">ARCH.md approved</w:t>
-            </w:r>
-          </w:p>
-        </w:tc>
-        <w:tc>
-          <w:tcPr>
-            <w:tcW w:type="dxa" w:w="600"/>
+            <w:tcW w:type="dxa" w:w="4560"/>
             <w:tcBorders>
               <w:top w:val="single" w:color="d0d0d0" w:sz="1"/>
               <w:left w:val="single" w:color="d0d0d0" w:sz="1"/>
@@ -1329,7 +1682,7 @@
       <w:tr>
         <w:tc>
           <w:tcPr>
-            <w:tcW w:type="dxa" w:w="500"/>
+            <w:tcW w:type="dxa" w:w="600"/>
             <w:tcBorders>
               <w:top w:val="single" w:color="d0d0d0" w:sz="1"/>
               <w:left w:val="single" w:color="d0d0d0" w:sz="1"/>
@@ -1358,7 +1711,7 @@
         </w:tc>
         <w:tc>
           <w:tcPr>
-            <w:tcW w:type="dxa" w:w="1600"/>
+            <w:tcW w:type="dxa" w:w="1800"/>
             <w:tcBorders>
               <w:top w:val="single" w:color="d0d0d0" w:sz="1"/>
               <w:left w:val="single" w:color="d0d0d0" w:sz="1"/>
@@ -1387,7 +1740,7 @@
         </w:tc>
         <w:tc>
           <w:tcPr>
-            <w:tcW w:type="dxa" w:w="1800"/>
+            <w:tcW w:type="dxa" w:w="2400"/>
             <w:tcBorders>
               <w:top w:val="single" w:color="d0d0d0" w:sz="1"/>
               <w:left w:val="single" w:color="d0d0d0" w:sz="1"/>
@@ -1416,36 +1769,7 @@
         </w:tc>
         <w:tc>
           <w:tcPr>
-            <w:tcW w:type="dxa" w:w="2900"/>
-            <w:tcBorders>
-              <w:top w:val="single" w:color="d0d0d0" w:sz="1"/>
-              <w:left w:val="single" w:color="d0d0d0" w:sz="1"/>
-              <w:bottom w:val="single" w:color="d0d0d0" w:sz="1"/>
-              <w:right w:val="single" w:color="d0d0d0" w:sz="1"/>
-            </w:tcBorders>
-            <w:shd w:fill="ffffff" w:val="clear"/>
-            <w:tcMar>
-              <w:top w:type="dxa" w:w="80"/>
-              <w:left w:type="dxa" w:w="120"/>
-              <w:bottom w:type="dxa" w:w="80"/>
-              <w:right w:type="dxa" w:w="120"/>
-            </w:tcMar>
-          </w:tcPr>
-          <w:p>
-            <w:r>
-              <w:rPr>
-                <w:rFonts w:ascii="Arial" w:cs="Arial" w:eastAsia="Arial" w:hAnsi="Arial"/>
-                <w:color w:val="1a1a1a"/>
-                <w:sz w:val="20"/>
-                <w:szCs w:val="20"/>
-              </w:rPr>
-              <w:t xml:space="preserve">Approved mockups</w:t>
-            </w:r>
-          </w:p>
-        </w:tc>
-        <w:tc>
-          <w:tcPr>
-            <w:tcW w:type="dxa" w:w="600"/>
+            <w:tcW w:type="dxa" w:w="4560"/>
             <w:tcBorders>
               <w:top w:val="single" w:color="d0d0d0" w:sz="1"/>
               <w:left w:val="single" w:color="d0d0d0" w:sz="1"/>
@@ -1476,7 +1800,7 @@
       <w:tr>
         <w:tc>
           <w:tcPr>
-            <w:tcW w:type="dxa" w:w="500"/>
+            <w:tcW w:type="dxa" w:w="600"/>
             <w:tcBorders>
               <w:top w:val="single" w:color="d0d0d0" w:sz="1"/>
               <w:left w:val="single" w:color="d0d0d0" w:sz="1"/>
@@ -1505,7 +1829,7 @@
         </w:tc>
         <w:tc>
           <w:tcPr>
-            <w:tcW w:type="dxa" w:w="1600"/>
+            <w:tcW w:type="dxa" w:w="1800"/>
             <w:tcBorders>
               <w:top w:val="single" w:color="d0d0d0" w:sz="1"/>
               <w:left w:val="single" w:color="d0d0d0" w:sz="1"/>
@@ -1534,7 +1858,7 @@
         </w:tc>
         <w:tc>
           <w:tcPr>
-            <w:tcW w:type="dxa" w:w="1800"/>
+            <w:tcW w:type="dxa" w:w="2400"/>
             <w:tcBorders>
               <w:top w:val="single" w:color="d0d0d0" w:sz="1"/>
               <w:left w:val="single" w:color="d0d0d0" w:sz="1"/>
@@ -1563,36 +1887,7 @@
         </w:tc>
         <w:tc>
           <w:tcPr>
-            <w:tcW w:type="dxa" w:w="2900"/>
-            <w:tcBorders>
-              <w:top w:val="single" w:color="d0d0d0" w:sz="1"/>
-              <w:left w:val="single" w:color="d0d0d0" w:sz="1"/>
-              <w:bottom w:val="single" w:color="d0d0d0" w:sz="1"/>
-              <w:right w:val="single" w:color="d0d0d0" w:sz="1"/>
-            </w:tcBorders>
-            <w:shd w:fill="e8f0f7" w:val="clear"/>
-            <w:tcMar>
-              <w:top w:type="dxa" w:w="80"/>
-              <w:left w:type="dxa" w:w="120"/>
-              <w:bottom w:type="dxa" w:w="80"/>
-              <w:right w:type="dxa" w:w="120"/>
-            </w:tcMar>
-          </w:tcPr>
-          <w:p>
-            <w:r>
-              <w:rPr>
-                <w:rFonts w:ascii="Arial" w:cs="Arial" w:eastAsia="Arial" w:hAnsi="Arial"/>
-                <w:color w:val="1a1a1a"/>
-                <w:sz w:val="20"/>
-                <w:szCs w:val="20"/>
-              </w:rPr>
-              <w:t xml:space="preserve">Built, audited, tested product</w:t>
-            </w:r>
-          </w:p>
-        </w:tc>
-        <w:tc>
-          <w:tcPr>
-            <w:tcW w:type="dxa" w:w="600"/>
+            <w:tcW w:type="dxa" w:w="4560"/>
             <w:tcBorders>
               <w:top w:val="single" w:color="d0d0d0" w:sz="1"/>
               <w:left w:val="single" w:color="d0d0d0" w:sz="1"/>
@@ -1623,7 +1918,7 @@
       <w:tr>
         <w:tc>
           <w:tcPr>
-            <w:tcW w:type="dxa" w:w="500"/>
+            <w:tcW w:type="dxa" w:w="600"/>
             <w:tcBorders>
               <w:top w:val="single" w:color="d0d0d0" w:sz="1"/>
               <w:left w:val="single" w:color="d0d0d0" w:sz="1"/>
@@ -1652,7 +1947,7 @@
         </w:tc>
         <w:tc>
           <w:tcPr>
-            <w:tcW w:type="dxa" w:w="1600"/>
+            <w:tcW w:type="dxa" w:w="1800"/>
             <w:tcBorders>
               <w:top w:val="single" w:color="d0d0d0" w:sz="1"/>
               <w:left w:val="single" w:color="d0d0d0" w:sz="1"/>
@@ -1681,7 +1976,7 @@
         </w:tc>
         <w:tc>
           <w:tcPr>
-            <w:tcW w:type="dxa" w:w="1800"/>
+            <w:tcW w:type="dxa" w:w="2400"/>
             <w:tcBorders>
               <w:top w:val="single" w:color="d0d0d0" w:sz="1"/>
               <w:left w:val="single" w:color="d0d0d0" w:sz="1"/>
@@ -1710,36 +2005,7 @@
         </w:tc>
         <w:tc>
           <w:tcPr>
-            <w:tcW w:type="dxa" w:w="2900"/>
-            <w:tcBorders>
-              <w:top w:val="single" w:color="d0d0d0" w:sz="1"/>
-              <w:left w:val="single" w:color="d0d0d0" w:sz="1"/>
-              <w:bottom w:val="single" w:color="d0d0d0" w:sz="1"/>
-              <w:right w:val="single" w:color="d0d0d0" w:sz="1"/>
-            </w:tcBorders>
-            <w:shd w:fill="ffffff" w:val="clear"/>
-            <w:tcMar>
-              <w:top w:type="dxa" w:w="80"/>
-              <w:left w:type="dxa" w:w="120"/>
-              <w:bottom w:type="dxa" w:w="80"/>
-              <w:right w:type="dxa" w:w="120"/>
-            </w:tcMar>
-          </w:tcPr>
-          <w:p>
-            <w:r>
-              <w:rPr>
-                <w:rFonts w:ascii="Arial" w:cs="Arial" w:eastAsia="Arial" w:hAnsi="Arial"/>
-                <w:color w:val="1a1a1a"/>
-                <w:sz w:val="20"/>
-                <w:szCs w:val="20"/>
-              </w:rPr>
-              <w:t xml:space="preserve">Product in production</w:t>
-            </w:r>
-          </w:p>
-        </w:tc>
-        <w:tc>
-          <w:tcPr>
-            <w:tcW w:type="dxa" w:w="600"/>
+            <w:tcW w:type="dxa" w:w="4560"/>
             <w:tcBorders>
               <w:top w:val="single" w:color="d0d0d0" w:sz="1"/>
               <w:left w:val="single" w:color="d0d0d0" w:sz="1"/>
@@ -1770,7 +2036,7 @@
       <w:tr>
         <w:tc>
           <w:tcPr>
-            <w:tcW w:type="dxa" w:w="500"/>
+            <w:tcW w:type="dxa" w:w="600"/>
             <w:tcBorders>
               <w:top w:val="single" w:color="d0d0d0" w:sz="1"/>
               <w:left w:val="single" w:color="d0d0d0" w:sz="1"/>
@@ -1799,7 +2065,7 @@
         </w:tc>
         <w:tc>
           <w:tcPr>
-            <w:tcW w:type="dxa" w:w="1600"/>
+            <w:tcW w:type="dxa" w:w="1800"/>
             <w:tcBorders>
               <w:top w:val="single" w:color="d0d0d0" w:sz="1"/>
               <w:left w:val="single" w:color="d0d0d0" w:sz="1"/>
@@ -1828,7 +2094,7 @@
         </w:tc>
         <w:tc>
           <w:tcPr>
-            <w:tcW w:type="dxa" w:w="1800"/>
+            <w:tcW w:type="dxa" w:w="2400"/>
             <w:tcBorders>
               <w:top w:val="single" w:color="d0d0d0" w:sz="1"/>
               <w:left w:val="single" w:color="d0d0d0" w:sz="1"/>
@@ -1857,36 +2123,7 @@
         </w:tc>
         <w:tc>
           <w:tcPr>
-            <w:tcW w:type="dxa" w:w="2900"/>
-            <w:tcBorders>
-              <w:top w:val="single" w:color="d0d0d0" w:sz="1"/>
-              <w:left w:val="single" w:color="d0d0d0" w:sz="1"/>
-              <w:bottom w:val="single" w:color="d0d0d0" w:sz="1"/>
-              <w:right w:val="single" w:color="d0d0d0" w:sz="1"/>
-            </w:tcBorders>
-            <w:shd w:fill="e8f0f7" w:val="clear"/>
-            <w:tcMar>
-              <w:top w:type="dxa" w:w="80"/>
-              <w:left w:type="dxa" w:w="120"/>
-              <w:bottom w:type="dxa" w:w="80"/>
-              <w:right w:type="dxa" w:w="120"/>
-            </w:tcMar>
-          </w:tcPr>
-          <w:p>
-            <w:r>
-              <w:rPr>
-                <w:rFonts w:ascii="Arial" w:cs="Arial" w:eastAsia="Arial" w:hAnsi="Arial"/>
-                <w:color w:val="1a1a1a"/>
-                <w:sz w:val="20"/>
-                <w:szCs w:val="20"/>
-              </w:rPr>
-              <w:t xml:space="preserve">Intelligence report</w:t>
-            </w:r>
-          </w:p>
-        </w:tc>
-        <w:tc>
-          <w:tcPr>
-            <w:tcW w:type="dxa" w:w="600"/>
+            <w:tcW w:type="dxa" w:w="4560"/>
             <w:tcBorders>
               <w:top w:val="single" w:color="d0d0d0" w:sz="1"/>
               <w:left w:val="single" w:color="d0d0d0" w:sz="1"/>
@@ -1917,7 +2154,7 @@
       <w:tr>
         <w:tc>
           <w:tcPr>
-            <w:tcW w:type="dxa" w:w="500"/>
+            <w:tcW w:type="dxa" w:w="600"/>
             <w:tcBorders>
               <w:top w:val="single" w:color="d0d0d0" w:sz="1"/>
               <w:left w:val="single" w:color="d0d0d0" w:sz="1"/>
@@ -1946,7 +2183,7 @@
         </w:tc>
         <w:tc>
           <w:tcPr>
-            <w:tcW w:type="dxa" w:w="1600"/>
+            <w:tcW w:type="dxa" w:w="1800"/>
             <w:tcBorders>
               <w:top w:val="single" w:color="d0d0d0" w:sz="1"/>
               <w:left w:val="single" w:color="d0d0d0" w:sz="1"/>
@@ -1975,7 +2212,7 @@
         </w:tc>
         <w:tc>
           <w:tcPr>
-            <w:tcW w:type="dxa" w:w="1800"/>
+            <w:tcW w:type="dxa" w:w="2400"/>
             <w:tcBorders>
               <w:top w:val="single" w:color="d0d0d0" w:sz="1"/>
               <w:left w:val="single" w:color="d0d0d0" w:sz="1"/>
@@ -2004,36 +2241,7 @@
         </w:tc>
         <w:tc>
           <w:tcPr>
-            <w:tcW w:type="dxa" w:w="2900"/>
-            <w:tcBorders>
-              <w:top w:val="single" w:color="d0d0d0" w:sz="1"/>
-              <w:left w:val="single" w:color="d0d0d0" w:sz="1"/>
-              <w:bottom w:val="single" w:color="d0d0d0" w:sz="1"/>
-              <w:right w:val="single" w:color="d0d0d0" w:sz="1"/>
-            </w:tcBorders>
-            <w:shd w:fill="ffffff" w:val="clear"/>
-            <w:tcMar>
-              <w:top w:type="dxa" w:w="80"/>
-              <w:left w:type="dxa" w:w="120"/>
-              <w:bottom w:type="dxa" w:w="80"/>
-              <w:right w:type="dxa" w:w="120"/>
-            </w:tcMar>
-          </w:tcPr>
-          <w:p>
-            <w:r>
-              <w:rPr>
-                <w:rFonts w:ascii="Arial" w:cs="Arial" w:eastAsia="Arial" w:hAnsi="Arial"/>
-                <w:color w:val="1a1a1a"/>
-                <w:sz w:val="20"/>
-                <w:szCs w:val="20"/>
-              </w:rPr>
-              <w:t xml:space="preserve">Evolution decision + briefing</w:t>
-            </w:r>
-          </w:p>
-        </w:tc>
-        <w:tc>
-          <w:tcPr>
-            <w:tcW w:type="dxa" w:w="600"/>
+            <w:tcW w:type="dxa" w:w="4560"/>
             <w:tcBorders>
               <w:top w:val="single" w:color="d0d0d0" w:sz="1"/>
               <w:left w:val="single" w:color="d0d0d0" w:sz="1"/>
@@ -2145,7 +2353,7 @@
           <w:sz w:val="22"/>
           <w:szCs w:val="22"/>
         </w:rPr>
-        <w:t xml:space="preserve">Research runs on claude.ai only. Ends with a validated research report that feeds Phase 3.</w:t>
+        <w:t xml:space="preserve">Research runs on claude.ai only. Ends with a validated research report that feeds Phase 3 (Specification).</w:t>
       </w:r>
     </w:p>
     <w:p>
@@ -2245,7 +2453,7 @@
                 <w:sz w:val="20"/>
                 <w:szCs w:val="20"/>
               </w:rPr>
-              <w:t xml:space="preserve">What it captures</w:t>
+              <w:t xml:space="preserve">Captures</w:t>
             </w:r>
           </w:p>
         </w:tc>
@@ -2305,7 +2513,7 @@
                 <w:sz w:val="20"/>
                 <w:szCs w:val="20"/>
               </w:rPr>
-              <w:t xml:space="preserve">What it is, what problem it solves, who uses it, success criteria</w:t>
+              <w:t xml:space="preserve">What it is, problem it solves, who uses it, success/failure criteria</w:t>
             </w:r>
           </w:p>
         </w:tc>
@@ -2425,7 +2633,7 @@
                 <w:sz w:val="20"/>
                 <w:szCs w:val="20"/>
               </w:rPr>
-              <w:t xml:space="preserve">Top 3 competitors, their gaps, global references, market size</w:t>
+              <w:t xml:space="preserve">Top 3 competitors, gaps, global references, market size</w:t>
             </w:r>
           </w:p>
         </w:tc>
@@ -2666,764 +2874,6 @@
                 <w:szCs w:val="20"/>
               </w:rPr>
               <w:t xml:space="preserve">Global reference to beat, definition of best in the world</w:t>
-            </w:r>
-          </w:p>
-        </w:tc>
-      </w:tr>
-    </w:tbl>
-    <w:p>
-      <w:pPr>
-        <w:spacing w:before="120" w:after="0"/>
-      </w:pPr>
-    </w:p>
-    <w:p>
-      <w:pPr>
-        <w:pStyle w:val="Heading2"/>
-        <w:spacing w:before="300" w:after="160"/>
-      </w:pPr>
-      <w:r>
-        <w:rPr>
-          <w:rFonts w:ascii="Arial" w:cs="Arial" w:eastAsia="Arial" w:hAnsi="Arial"/>
-          <w:b/>
-          <w:bCs/>
-          <w:color w:val="1a3a5c"/>
-          <w:sz w:val="28"/>
-          <w:szCs w:val="28"/>
-        </w:rPr>
-        <w:t xml:space="preserve">Research Squad</w:t>
-      </w:r>
-    </w:p>
-    <w:tbl>
-      <w:tblPr>
-        <w:tblW w:type="dxa" w:w="8360"/>
-        <w:tblBorders>
-          <w:top w:val="single" w:color="auto" w:sz="4"/>
-          <w:left w:val="single" w:color="auto" w:sz="4"/>
-          <w:bottom w:val="single" w:color="auto" w:sz="4"/>
-          <w:right w:val="single" w:color="auto" w:sz="4"/>
-          <w:insideH w:val="single" w:color="auto" w:sz="4"/>
-          <w:insideV w:val="single" w:color="auto" w:sz="4"/>
-        </w:tblBorders>
-      </w:tblPr>
-      <w:tblGrid>
-        <w:gridCol w:w="2400"/>
-        <w:gridCol w:w="3480"/>
-        <w:gridCol w:w="2480"/>
-      </w:tblGrid>
-      <w:tr>
-        <w:tc>
-          <w:tcPr>
-            <w:tcW w:type="dxa" w:w="2400"/>
-            <w:tcBorders>
-              <w:top w:val="single" w:color="d0d0d0" w:sz="1"/>
-              <w:left w:val="single" w:color="d0d0d0" w:sz="1"/>
-              <w:bottom w:val="single" w:color="d0d0d0" w:sz="1"/>
-              <w:right w:val="single" w:color="d0d0d0" w:sz="1"/>
-            </w:tcBorders>
-            <w:shd w:fill="1a3a5c" w:val="clear"/>
-            <w:tcMar>
-              <w:top w:type="dxa" w:w="80"/>
-              <w:left w:type="dxa" w:w="120"/>
-              <w:bottom w:type="dxa" w:w="80"/>
-              <w:right w:type="dxa" w:w="120"/>
-            </w:tcMar>
-          </w:tcPr>
-          <w:p>
-            <w:r>
-              <w:rPr>
-                <w:rFonts w:ascii="Arial" w:cs="Arial" w:eastAsia="Arial" w:hAnsi="Arial"/>
-                <w:b/>
-                <w:bCs/>
-                <w:color w:val="ffffff"/>
-                <w:sz w:val="20"/>
-                <w:szCs w:val="20"/>
-              </w:rPr>
-              <w:t xml:space="preserve">Agent</w:t>
-            </w:r>
-          </w:p>
-        </w:tc>
-        <w:tc>
-          <w:tcPr>
-            <w:tcW w:type="dxa" w:w="3480"/>
-            <w:tcBorders>
-              <w:top w:val="single" w:color="d0d0d0" w:sz="1"/>
-              <w:left w:val="single" w:color="d0d0d0" w:sz="1"/>
-              <w:bottom w:val="single" w:color="d0d0d0" w:sz="1"/>
-              <w:right w:val="single" w:color="d0d0d0" w:sz="1"/>
-            </w:tcBorders>
-            <w:shd w:fill="1a3a5c" w:val="clear"/>
-            <w:tcMar>
-              <w:top w:type="dxa" w:w="80"/>
-              <w:left w:type="dxa" w:w="120"/>
-              <w:bottom w:type="dxa" w:w="80"/>
-              <w:right w:type="dxa" w:w="120"/>
-            </w:tcMar>
-          </w:tcPr>
-          <w:p>
-            <w:r>
-              <w:rPr>
-                <w:rFonts w:ascii="Arial" w:cs="Arial" w:eastAsia="Arial" w:hAnsi="Arial"/>
-                <w:b/>
-                <w:bCs/>
-                <w:color w:val="ffffff"/>
-                <w:sz w:val="20"/>
-                <w:szCs w:val="20"/>
-              </w:rPr>
-              <w:t xml:space="preserve">Researches</w:t>
-            </w:r>
-          </w:p>
-        </w:tc>
-        <w:tc>
-          <w:tcPr>
-            <w:tcW w:type="dxa" w:w="2480"/>
-            <w:tcBorders>
-              <w:top w:val="single" w:color="d0d0d0" w:sz="1"/>
-              <w:left w:val="single" w:color="d0d0d0" w:sz="1"/>
-              <w:bottom w:val="single" w:color="d0d0d0" w:sz="1"/>
-              <w:right w:val="single" w:color="d0d0d0" w:sz="1"/>
-            </w:tcBorders>
-            <w:shd w:fill="1a3a5c" w:val="clear"/>
-            <w:tcMar>
-              <w:top w:type="dxa" w:w="80"/>
-              <w:left w:type="dxa" w:w="120"/>
-              <w:bottom w:type="dxa" w:w="80"/>
-              <w:right w:type="dxa" w:w="120"/>
-            </w:tcMar>
-          </w:tcPr>
-          <w:p>
-            <w:r>
-              <w:rPr>
-                <w:rFonts w:ascii="Arial" w:cs="Arial" w:eastAsia="Arial" w:hAnsi="Arial"/>
-                <w:b/>
-                <w:bCs/>
-                <w:color w:val="ffffff"/>
-                <w:sz w:val="20"/>
-                <w:szCs w:val="20"/>
-              </w:rPr>
-              <w:t xml:space="preserve">Delivers</w:t>
-            </w:r>
-          </w:p>
-        </w:tc>
-      </w:tr>
-      <w:tr>
-        <w:tc>
-          <w:tcPr>
-            <w:tcW w:type="dxa" w:w="2400"/>
-            <w:tcBorders>
-              <w:top w:val="single" w:color="d0d0d0" w:sz="1"/>
-              <w:left w:val="single" w:color="d0d0d0" w:sz="1"/>
-              <w:bottom w:val="single" w:color="d0d0d0" w:sz="1"/>
-              <w:right w:val="single" w:color="d0d0d0" w:sz="1"/>
-            </w:tcBorders>
-            <w:shd w:fill="ffffff" w:val="clear"/>
-            <w:tcMar>
-              <w:top w:type="dxa" w:w="80"/>
-              <w:left w:type="dxa" w:w="120"/>
-              <w:bottom w:type="dxa" w:w="80"/>
-              <w:right w:type="dxa" w:w="120"/>
-            </w:tcMar>
-          </w:tcPr>
-          <w:p>
-            <w:r>
-              <w:rPr>
-                <w:rFonts w:ascii="Arial" w:cs="Arial" w:eastAsia="Arial" w:hAnsi="Arial"/>
-                <w:color w:val="1a1a1a"/>
-                <w:sz w:val="20"/>
-                <w:szCs w:val="20"/>
-              </w:rPr>
-              <w:t xml:space="preserve">IA 1 — Market Intelligence</w:t>
-            </w:r>
-          </w:p>
-        </w:tc>
-        <w:tc>
-          <w:tcPr>
-            <w:tcW w:type="dxa" w:w="3480"/>
-            <w:tcBorders>
-              <w:top w:val="single" w:color="d0d0d0" w:sz="1"/>
-              <w:left w:val="single" w:color="d0d0d0" w:sz="1"/>
-              <w:bottom w:val="single" w:color="d0d0d0" w:sz="1"/>
-              <w:right w:val="single" w:color="d0d0d0" w:sz="1"/>
-            </w:tcBorders>
-            <w:shd w:fill="ffffff" w:val="clear"/>
-            <w:tcMar>
-              <w:top w:type="dxa" w:w="80"/>
-              <w:left w:type="dxa" w:w="120"/>
-              <w:bottom w:type="dxa" w:w="80"/>
-              <w:right w:type="dxa" w:w="120"/>
-            </w:tcMar>
-          </w:tcPr>
-          <w:p>
-            <w:r>
-              <w:rPr>
-                <w:rFonts w:ascii="Arial" w:cs="Arial" w:eastAsia="Arial" w:hAnsi="Arial"/>
-                <w:color w:val="1a1a1a"/>
-                <w:sz w:val="20"/>
-                <w:szCs w:val="20"/>
-              </w:rPr>
-              <w:t xml:space="preserve">Players, benchmarks, trends, gaps</w:t>
-            </w:r>
-          </w:p>
-        </w:tc>
-        <w:tc>
-          <w:tcPr>
-            <w:tcW w:type="dxa" w:w="2480"/>
-            <w:tcBorders>
-              <w:top w:val="single" w:color="d0d0d0" w:sz="1"/>
-              <w:left w:val="single" w:color="d0d0d0" w:sz="1"/>
-              <w:bottom w:val="single" w:color="d0d0d0" w:sz="1"/>
-              <w:right w:val="single" w:color="d0d0d0" w:sz="1"/>
-            </w:tcBorders>
-            <w:shd w:fill="ffffff" w:val="clear"/>
-            <w:tcMar>
-              <w:top w:type="dxa" w:w="80"/>
-              <w:left w:type="dxa" w:w="120"/>
-              <w:bottom w:type="dxa" w:w="80"/>
-              <w:right w:type="dxa" w:w="120"/>
-            </w:tcMar>
-          </w:tcPr>
-          <w:p>
-            <w:r>
-              <w:rPr>
-                <w:rFonts w:ascii="Arial" w:cs="Arial" w:eastAsia="Arial" w:hAnsi="Arial"/>
-                <w:color w:val="1a1a1a"/>
-                <w:sz w:val="20"/>
-                <w:szCs w:val="20"/>
-              </w:rPr>
-              <w:t xml:space="preserve">market-intelligence.md</w:t>
-            </w:r>
-          </w:p>
-        </w:tc>
-      </w:tr>
-      <w:tr>
-        <w:tc>
-          <w:tcPr>
-            <w:tcW w:type="dxa" w:w="2400"/>
-            <w:tcBorders>
-              <w:top w:val="single" w:color="d0d0d0" w:sz="1"/>
-              <w:left w:val="single" w:color="d0d0d0" w:sz="1"/>
-              <w:bottom w:val="single" w:color="d0d0d0" w:sz="1"/>
-              <w:right w:val="single" w:color="d0d0d0" w:sz="1"/>
-            </w:tcBorders>
-            <w:shd w:fill="e8f0f7" w:val="clear"/>
-            <w:tcMar>
-              <w:top w:type="dxa" w:w="80"/>
-              <w:left w:type="dxa" w:w="120"/>
-              <w:bottom w:type="dxa" w:w="80"/>
-              <w:right w:type="dxa" w:w="120"/>
-            </w:tcMar>
-          </w:tcPr>
-          <w:p>
-            <w:r>
-              <w:rPr>
-                <w:rFonts w:ascii="Arial" w:cs="Arial" w:eastAsia="Arial" w:hAnsi="Arial"/>
-                <w:color w:val="1a1a1a"/>
-                <w:sz w:val="20"/>
-                <w:szCs w:val="20"/>
-              </w:rPr>
-              <w:t xml:space="preserve">IA 2 — User &amp; Conversion</w:t>
-            </w:r>
-          </w:p>
-        </w:tc>
-        <w:tc>
-          <w:tcPr>
-            <w:tcW w:type="dxa" w:w="3480"/>
-            <w:tcBorders>
-              <w:top w:val="single" w:color="d0d0d0" w:sz="1"/>
-              <w:left w:val="single" w:color="d0d0d0" w:sz="1"/>
-              <w:bottom w:val="single" w:color="d0d0d0" w:sz="1"/>
-              <w:right w:val="single" w:color="d0d0d0" w:sz="1"/>
-            </w:tcBorders>
-            <w:shd w:fill="e8f0f7" w:val="clear"/>
-            <w:tcMar>
-              <w:top w:type="dxa" w:w="80"/>
-              <w:left w:type="dxa" w:w="120"/>
-              <w:bottom w:type="dxa" w:w="80"/>
-              <w:right w:type="dxa" w:w="120"/>
-            </w:tcMar>
-          </w:tcPr>
-          <w:p>
-            <w:r>
-              <w:rPr>
-                <w:rFonts w:ascii="Arial" w:cs="Arial" w:eastAsia="Arial" w:hAnsi="Arial"/>
-                <w:color w:val="1a1a1a"/>
-                <w:sz w:val="20"/>
-                <w:szCs w:val="20"/>
-              </w:rPr>
-              <w:t xml:space="preserve">Who converts, why, what blocks them</w:t>
-            </w:r>
-          </w:p>
-        </w:tc>
-        <w:tc>
-          <w:tcPr>
-            <w:tcW w:type="dxa" w:w="2480"/>
-            <w:tcBorders>
-              <w:top w:val="single" w:color="d0d0d0" w:sz="1"/>
-              <w:left w:val="single" w:color="d0d0d0" w:sz="1"/>
-              <w:bottom w:val="single" w:color="d0d0d0" w:sz="1"/>
-              <w:right w:val="single" w:color="d0d0d0" w:sz="1"/>
-            </w:tcBorders>
-            <w:shd w:fill="e8f0f7" w:val="clear"/>
-            <w:tcMar>
-              <w:top w:type="dxa" w:w="80"/>
-              <w:left w:type="dxa" w:w="120"/>
-              <w:bottom w:type="dxa" w:w="80"/>
-              <w:right w:type="dxa" w:w="120"/>
-            </w:tcMar>
-          </w:tcPr>
-          <w:p>
-            <w:r>
-              <w:rPr>
-                <w:rFonts w:ascii="Arial" w:cs="Arial" w:eastAsia="Arial" w:hAnsi="Arial"/>
-                <w:color w:val="1a1a1a"/>
-                <w:sz w:val="20"/>
-                <w:szCs w:val="20"/>
-              </w:rPr>
-              <w:t xml:space="preserve">user-conversion.md</w:t>
-            </w:r>
-          </w:p>
-        </w:tc>
-      </w:tr>
-      <w:tr>
-        <w:tc>
-          <w:tcPr>
-            <w:tcW w:type="dxa" w:w="2400"/>
-            <w:tcBorders>
-              <w:top w:val="single" w:color="d0d0d0" w:sz="1"/>
-              <w:left w:val="single" w:color="d0d0d0" w:sz="1"/>
-              <w:bottom w:val="single" w:color="d0d0d0" w:sz="1"/>
-              <w:right w:val="single" w:color="d0d0d0" w:sz="1"/>
-            </w:tcBorders>
-            <w:shd w:fill="ffffff" w:val="clear"/>
-            <w:tcMar>
-              <w:top w:type="dxa" w:w="80"/>
-              <w:left w:type="dxa" w:w="120"/>
-              <w:bottom w:type="dxa" w:w="80"/>
-              <w:right w:type="dxa" w:w="120"/>
-            </w:tcMar>
-          </w:tcPr>
-          <w:p>
-            <w:r>
-              <w:rPr>
-                <w:rFonts w:ascii="Arial" w:cs="Arial" w:eastAsia="Arial" w:hAnsi="Arial"/>
-                <w:color w:val="1a1a1a"/>
-                <w:sz w:val="20"/>
-                <w:szCs w:val="20"/>
-              </w:rPr>
-              <w:t xml:space="preserve">IA 3 — Competitor Analysis</w:t>
-            </w:r>
-          </w:p>
-        </w:tc>
-        <w:tc>
-          <w:tcPr>
-            <w:tcW w:type="dxa" w:w="3480"/>
-            <w:tcBorders>
-              <w:top w:val="single" w:color="d0d0d0" w:sz="1"/>
-              <w:left w:val="single" w:color="d0d0d0" w:sz="1"/>
-              <w:bottom w:val="single" w:color="d0d0d0" w:sz="1"/>
-              <w:right w:val="single" w:color="d0d0d0" w:sz="1"/>
-            </w:tcBorders>
-            <w:shd w:fill="ffffff" w:val="clear"/>
-            <w:tcMar>
-              <w:top w:type="dxa" w:w="80"/>
-              <w:left w:type="dxa" w:w="120"/>
-              <w:bottom w:type="dxa" w:w="80"/>
-              <w:right w:type="dxa" w:w="120"/>
-            </w:tcMar>
-          </w:tcPr>
-          <w:p>
-            <w:r>
-              <w:rPr>
-                <w:rFonts w:ascii="Arial" w:cs="Arial" w:eastAsia="Arial" w:hAnsi="Arial"/>
-                <w:color w:val="1a1a1a"/>
-                <w:sz w:val="20"/>
-                <w:szCs w:val="20"/>
-              </w:rPr>
-              <w:t xml:space="preserve">Deep analysis of top competitors</w:t>
-            </w:r>
-          </w:p>
-        </w:tc>
-        <w:tc>
-          <w:tcPr>
-            <w:tcW w:type="dxa" w:w="2480"/>
-            <w:tcBorders>
-              <w:top w:val="single" w:color="d0d0d0" w:sz="1"/>
-              <w:left w:val="single" w:color="d0d0d0" w:sz="1"/>
-              <w:bottom w:val="single" w:color="d0d0d0" w:sz="1"/>
-              <w:right w:val="single" w:color="d0d0d0" w:sz="1"/>
-            </w:tcBorders>
-            <w:shd w:fill="ffffff" w:val="clear"/>
-            <w:tcMar>
-              <w:top w:type="dxa" w:w="80"/>
-              <w:left w:type="dxa" w:w="120"/>
-              <w:bottom w:type="dxa" w:w="80"/>
-              <w:right w:type="dxa" w:w="120"/>
-            </w:tcMar>
-          </w:tcPr>
-          <w:p>
-            <w:r>
-              <w:rPr>
-                <w:rFonts w:ascii="Arial" w:cs="Arial" w:eastAsia="Arial" w:hAnsi="Arial"/>
-                <w:color w:val="1a1a1a"/>
-                <w:sz w:val="20"/>
-                <w:szCs w:val="20"/>
-              </w:rPr>
-              <w:t xml:space="preserve">competitor-analysis.md</w:t>
-            </w:r>
-          </w:p>
-        </w:tc>
-      </w:tr>
-      <w:tr>
-        <w:tc>
-          <w:tcPr>
-            <w:tcW w:type="dxa" w:w="2400"/>
-            <w:tcBorders>
-              <w:top w:val="single" w:color="d0d0d0" w:sz="1"/>
-              <w:left w:val="single" w:color="d0d0d0" w:sz="1"/>
-              <w:bottom w:val="single" w:color="d0d0d0" w:sz="1"/>
-              <w:right w:val="single" w:color="d0d0d0" w:sz="1"/>
-            </w:tcBorders>
-            <w:shd w:fill="e8f0f7" w:val="clear"/>
-            <w:tcMar>
-              <w:top w:type="dxa" w:w="80"/>
-              <w:left w:type="dxa" w:w="120"/>
-              <w:bottom w:type="dxa" w:w="80"/>
-              <w:right w:type="dxa" w:w="120"/>
-            </w:tcMar>
-          </w:tcPr>
-          <w:p>
-            <w:r>
-              <w:rPr>
-                <w:rFonts w:ascii="Arial" w:cs="Arial" w:eastAsia="Arial" w:hAnsi="Arial"/>
-                <w:color w:val="1a1a1a"/>
-                <w:sz w:val="20"/>
-                <w:szCs w:val="20"/>
-              </w:rPr>
-              <w:t xml:space="preserve">IA 4 — Technical Research</w:t>
-            </w:r>
-          </w:p>
-        </w:tc>
-        <w:tc>
-          <w:tcPr>
-            <w:tcW w:type="dxa" w:w="3480"/>
-            <w:tcBorders>
-              <w:top w:val="single" w:color="d0d0d0" w:sz="1"/>
-              <w:left w:val="single" w:color="d0d0d0" w:sz="1"/>
-              <w:bottom w:val="single" w:color="d0d0d0" w:sz="1"/>
-              <w:right w:val="single" w:color="d0d0d0" w:sz="1"/>
-            </w:tcBorders>
-            <w:shd w:fill="e8f0f7" w:val="clear"/>
-            <w:tcMar>
-              <w:top w:type="dxa" w:w="80"/>
-              <w:left w:type="dxa" w:w="120"/>
-              <w:bottom w:type="dxa" w:w="80"/>
-              <w:right w:type="dxa" w:w="120"/>
-            </w:tcMar>
-          </w:tcPr>
-          <w:p>
-            <w:r>
-              <w:rPr>
-                <w:rFonts w:ascii="Arial" w:cs="Arial" w:eastAsia="Arial" w:hAnsi="Arial"/>
-                <w:color w:val="1a1a1a"/>
-                <w:sz w:val="20"/>
-                <w:szCs w:val="20"/>
-              </w:rPr>
-              <w:t xml:space="preserve">Stack options, risks, integrations</w:t>
-            </w:r>
-          </w:p>
-        </w:tc>
-        <w:tc>
-          <w:tcPr>
-            <w:tcW w:type="dxa" w:w="2480"/>
-            <w:tcBorders>
-              <w:top w:val="single" w:color="d0d0d0" w:sz="1"/>
-              <w:left w:val="single" w:color="d0d0d0" w:sz="1"/>
-              <w:bottom w:val="single" w:color="d0d0d0" w:sz="1"/>
-              <w:right w:val="single" w:color="d0d0d0" w:sz="1"/>
-            </w:tcBorders>
-            <w:shd w:fill="e8f0f7" w:val="clear"/>
-            <w:tcMar>
-              <w:top w:type="dxa" w:w="80"/>
-              <w:left w:type="dxa" w:w="120"/>
-              <w:bottom w:type="dxa" w:w="80"/>
-              <w:right w:type="dxa" w:w="120"/>
-            </w:tcMar>
-          </w:tcPr>
-          <w:p>
-            <w:r>
-              <w:rPr>
-                <w:rFonts w:ascii="Arial" w:cs="Arial" w:eastAsia="Arial" w:hAnsi="Arial"/>
-                <w:color w:val="1a1a1a"/>
-                <w:sz w:val="20"/>
-                <w:szCs w:val="20"/>
-              </w:rPr>
-              <w:t xml:space="preserve">technical-research.md</w:t>
-            </w:r>
-          </w:p>
-        </w:tc>
-      </w:tr>
-      <w:tr>
-        <w:tc>
-          <w:tcPr>
-            <w:tcW w:type="dxa" w:w="2400"/>
-            <w:tcBorders>
-              <w:top w:val="single" w:color="d0d0d0" w:sz="1"/>
-              <w:left w:val="single" w:color="d0d0d0" w:sz="1"/>
-              <w:bottom w:val="single" w:color="d0d0d0" w:sz="1"/>
-              <w:right w:val="single" w:color="d0d0d0" w:sz="1"/>
-            </w:tcBorders>
-            <w:shd w:fill="ffffff" w:val="clear"/>
-            <w:tcMar>
-              <w:top w:type="dxa" w:w="80"/>
-              <w:left w:type="dxa" w:w="120"/>
-              <w:bottom w:type="dxa" w:w="80"/>
-              <w:right w:type="dxa" w:w="120"/>
-            </w:tcMar>
-          </w:tcPr>
-          <w:p>
-            <w:r>
-              <w:rPr>
-                <w:rFonts w:ascii="Arial" w:cs="Arial" w:eastAsia="Arial" w:hAnsi="Arial"/>
-                <w:color w:val="1a1a1a"/>
-                <w:sz w:val="20"/>
-                <w:szCs w:val="20"/>
-              </w:rPr>
-              <w:t xml:space="preserve">IA 5 — Business Model</w:t>
-            </w:r>
-          </w:p>
-        </w:tc>
-        <w:tc>
-          <w:tcPr>
-            <w:tcW w:type="dxa" w:w="3480"/>
-            <w:tcBorders>
-              <w:top w:val="single" w:color="d0d0d0" w:sz="1"/>
-              <w:left w:val="single" w:color="d0d0d0" w:sz="1"/>
-              <w:bottom w:val="single" w:color="d0d0d0" w:sz="1"/>
-              <w:right w:val="single" w:color="d0d0d0" w:sz="1"/>
-            </w:tcBorders>
-            <w:shd w:fill="ffffff" w:val="clear"/>
-            <w:tcMar>
-              <w:top w:type="dxa" w:w="80"/>
-              <w:left w:type="dxa" w:w="120"/>
-              <w:bottom w:type="dxa" w:w="80"/>
-              <w:right w:type="dxa" w:w="120"/>
-            </w:tcMar>
-          </w:tcPr>
-          <w:p>
-            <w:r>
-              <w:rPr>
-                <w:rFonts w:ascii="Arial" w:cs="Arial" w:eastAsia="Arial" w:hAnsi="Arial"/>
-                <w:color w:val="1a1a1a"/>
-                <w:sz w:val="20"/>
-                <w:szCs w:val="20"/>
-              </w:rPr>
-              <w:t xml:space="preserve">Revenue models, pricing</w:t>
-            </w:r>
-          </w:p>
-        </w:tc>
-        <w:tc>
-          <w:tcPr>
-            <w:tcW w:type="dxa" w:w="2480"/>
-            <w:tcBorders>
-              <w:top w:val="single" w:color="d0d0d0" w:sz="1"/>
-              <w:left w:val="single" w:color="d0d0d0" w:sz="1"/>
-              <w:bottom w:val="single" w:color="d0d0d0" w:sz="1"/>
-              <w:right w:val="single" w:color="d0d0d0" w:sz="1"/>
-            </w:tcBorders>
-            <w:shd w:fill="ffffff" w:val="clear"/>
-            <w:tcMar>
-              <w:top w:type="dxa" w:w="80"/>
-              <w:left w:type="dxa" w:w="120"/>
-              <w:bottom w:type="dxa" w:w="80"/>
-              <w:right w:type="dxa" w:w="120"/>
-            </w:tcMar>
-          </w:tcPr>
-          <w:p>
-            <w:r>
-              <w:rPr>
-                <w:rFonts w:ascii="Arial" w:cs="Arial" w:eastAsia="Arial" w:hAnsi="Arial"/>
-                <w:color w:val="1a1a1a"/>
-                <w:sz w:val="20"/>
-                <w:szCs w:val="20"/>
-              </w:rPr>
-              <w:t xml:space="preserve">business-model.md</w:t>
-            </w:r>
-          </w:p>
-        </w:tc>
-      </w:tr>
-      <w:tr>
-        <w:tc>
-          <w:tcPr>
-            <w:tcW w:type="dxa" w:w="2400"/>
-            <w:tcBorders>
-              <w:top w:val="single" w:color="d0d0d0" w:sz="1"/>
-              <w:left w:val="single" w:color="d0d0d0" w:sz="1"/>
-              <w:bottom w:val="single" w:color="d0d0d0" w:sz="1"/>
-              <w:right w:val="single" w:color="d0d0d0" w:sz="1"/>
-            </w:tcBorders>
-            <w:shd w:fill="e8f0f7" w:val="clear"/>
-            <w:tcMar>
-              <w:top w:type="dxa" w:w="80"/>
-              <w:left w:type="dxa" w:w="120"/>
-              <w:bottom w:type="dxa" w:w="80"/>
-              <w:right w:type="dxa" w:w="120"/>
-            </w:tcMar>
-          </w:tcPr>
-          <w:p>
-            <w:r>
-              <w:rPr>
-                <w:rFonts w:ascii="Arial" w:cs="Arial" w:eastAsia="Arial" w:hAnsi="Arial"/>
-                <w:color w:val="1a1a1a"/>
-                <w:sz w:val="20"/>
-                <w:szCs w:val="20"/>
-              </w:rPr>
-              <w:t xml:space="preserve">IA 6 — Content &amp; Brand</w:t>
-            </w:r>
-          </w:p>
-        </w:tc>
-        <w:tc>
-          <w:tcPr>
-            <w:tcW w:type="dxa" w:w="3480"/>
-            <w:tcBorders>
-              <w:top w:val="single" w:color="d0d0d0" w:sz="1"/>
-              <w:left w:val="single" w:color="d0d0d0" w:sz="1"/>
-              <w:bottom w:val="single" w:color="d0d0d0" w:sz="1"/>
-              <w:right w:val="single" w:color="d0d0d0" w:sz="1"/>
-            </w:tcBorders>
-            <w:shd w:fill="e8f0f7" w:val="clear"/>
-            <w:tcMar>
-              <w:top w:type="dxa" w:w="80"/>
-              <w:left w:type="dxa" w:w="120"/>
-              <w:bottom w:type="dxa" w:w="80"/>
-              <w:right w:type="dxa" w:w="120"/>
-            </w:tcMar>
-          </w:tcPr>
-          <w:p>
-            <w:r>
-              <w:rPr>
-                <w:rFonts w:ascii="Arial" w:cs="Arial" w:eastAsia="Arial" w:hAnsi="Arial"/>
-                <w:color w:val="1a1a1a"/>
-                <w:sz w:val="20"/>
-                <w:szCs w:val="20"/>
-              </w:rPr>
-              <w:t xml:space="preserve">Content strategy, tone</w:t>
-            </w:r>
-          </w:p>
-        </w:tc>
-        <w:tc>
-          <w:tcPr>
-            <w:tcW w:type="dxa" w:w="2480"/>
-            <w:tcBorders>
-              <w:top w:val="single" w:color="d0d0d0" w:sz="1"/>
-              <w:left w:val="single" w:color="d0d0d0" w:sz="1"/>
-              <w:bottom w:val="single" w:color="d0d0d0" w:sz="1"/>
-              <w:right w:val="single" w:color="d0d0d0" w:sz="1"/>
-            </w:tcBorders>
-            <w:shd w:fill="e8f0f7" w:val="clear"/>
-            <w:tcMar>
-              <w:top w:type="dxa" w:w="80"/>
-              <w:left w:type="dxa" w:w="120"/>
-              <w:bottom w:type="dxa" w:w="80"/>
-              <w:right w:type="dxa" w:w="120"/>
-            </w:tcMar>
-          </w:tcPr>
-          <w:p>
-            <w:r>
-              <w:rPr>
-                <w:rFonts w:ascii="Arial" w:cs="Arial" w:eastAsia="Arial" w:hAnsi="Arial"/>
-                <w:color w:val="1a1a1a"/>
-                <w:sz w:val="20"/>
-                <w:szCs w:val="20"/>
-              </w:rPr>
-              <w:t xml:space="preserve">content-brand.md</w:t>
-            </w:r>
-          </w:p>
-        </w:tc>
-      </w:tr>
-      <w:tr>
-        <w:tc>
-          <w:tcPr>
-            <w:tcW w:type="dxa" w:w="2400"/>
-            <w:tcBorders>
-              <w:top w:val="single" w:color="d0d0d0" w:sz="1"/>
-              <w:left w:val="single" w:color="d0d0d0" w:sz="1"/>
-              <w:bottom w:val="single" w:color="d0d0d0" w:sz="1"/>
-              <w:right w:val="single" w:color="d0d0d0" w:sz="1"/>
-            </w:tcBorders>
-            <w:shd w:fill="ffffff" w:val="clear"/>
-            <w:tcMar>
-              <w:top w:type="dxa" w:w="80"/>
-              <w:left w:type="dxa" w:w="120"/>
-              <w:bottom w:type="dxa" w:w="80"/>
-              <w:right w:type="dxa" w:w="120"/>
-            </w:tcMar>
-          </w:tcPr>
-          <w:p>
-            <w:r>
-              <w:rPr>
-                <w:rFonts w:ascii="Arial" w:cs="Arial" w:eastAsia="Arial" w:hAnsi="Arial"/>
-                <w:color w:val="1a1a1a"/>
-                <w:sz w:val="20"/>
-                <w:szCs w:val="20"/>
-              </w:rPr>
-              <w:t xml:space="preserve">IA Consolidator</w:t>
-            </w:r>
-          </w:p>
-        </w:tc>
-        <w:tc>
-          <w:tcPr>
-            <w:tcW w:type="dxa" w:w="3480"/>
-            <w:tcBorders>
-              <w:top w:val="single" w:color="d0d0d0" w:sz="1"/>
-              <w:left w:val="single" w:color="d0d0d0" w:sz="1"/>
-              <w:bottom w:val="single" w:color="d0d0d0" w:sz="1"/>
-              <w:right w:val="single" w:color="d0d0d0" w:sz="1"/>
-            </w:tcBorders>
-            <w:shd w:fill="ffffff" w:val="clear"/>
-            <w:tcMar>
-              <w:top w:type="dxa" w:w="80"/>
-              <w:left w:type="dxa" w:w="120"/>
-              <w:bottom w:type="dxa" w:w="80"/>
-              <w:right w:type="dxa" w:w="120"/>
-            </w:tcMar>
-          </w:tcPr>
-          <w:p>
-            <w:r>
-              <w:rPr>
-                <w:rFonts w:ascii="Arial" w:cs="Arial" w:eastAsia="Arial" w:hAnsi="Arial"/>
-                <w:color w:val="1a1a1a"/>
-                <w:sz w:val="20"/>
-                <w:szCs w:val="20"/>
-              </w:rPr>
-              <w:t xml:space="preserve">Synthesizes all outputs</w:t>
-            </w:r>
-          </w:p>
-        </w:tc>
-        <w:tc>
-          <w:tcPr>
-            <w:tcW w:type="dxa" w:w="2480"/>
-            <w:tcBorders>
-              <w:top w:val="single" w:color="d0d0d0" w:sz="1"/>
-              <w:left w:val="single" w:color="d0d0d0" w:sz="1"/>
-              <w:bottom w:val="single" w:color="d0d0d0" w:sz="1"/>
-              <w:right w:val="single" w:color="d0d0d0" w:sz="1"/>
-            </w:tcBorders>
-            <w:shd w:fill="ffffff" w:val="clear"/>
-            <w:tcMar>
-              <w:top w:type="dxa" w:w="80"/>
-              <w:left w:type="dxa" w:w="120"/>
-              <w:bottom w:type="dxa" w:w="80"/>
-              <w:right w:type="dxa" w:w="120"/>
-            </w:tcMar>
-          </w:tcPr>
-          <w:p>
-            <w:r>
-              <w:rPr>
-                <w:rFonts w:ascii="Arial" w:cs="Arial" w:eastAsia="Arial" w:hAnsi="Arial"/>
-                <w:color w:val="1a1a1a"/>
-                <w:sz w:val="20"/>
-                <w:szCs w:val="20"/>
-              </w:rPr>
-              <w:t xml:space="preserve">research-report.md</w:t>
             </w:r>
           </w:p>
         </w:tc>
@@ -3476,6 +2926,11 @@
     </w:p>
     <w:p>
       <w:pPr>
+        <w:spacing w:before="120" w:after="0"/>
+      </w:pPr>
+    </w:p>
+    <w:p>
+      <w:pPr>
         <w:pStyle w:val="Heading2"/>
         <w:spacing w:before="300" w:after="160"/>
       </w:pPr>
@@ -3488,12 +2943,12 @@
           <w:sz w:val="28"/>
           <w:szCs w:val="28"/>
         </w:rPr>
-        <w:t xml:space="preserve">Development Squad</w:t>
+        <w:t xml:space="preserve">Scalable Squad — choose by module complexity</w:t>
       </w:r>
     </w:p>
     <w:tbl>
       <w:tblPr>
-        <w:tblW w:type="dxa" w:w="8360"/>
+        <w:tblW w:type="dxa" w:w="9360"/>
         <w:tblBorders>
           <w:top w:val="single" w:color="auto" w:sz="4"/>
           <w:left w:val="single" w:color="auto" w:sz="4"/>
@@ -3504,14 +2959,14 @@
         </w:tblBorders>
       </w:tblPr>
       <w:tblGrid>
-        <w:gridCol w:w="1800"/>
-        <w:gridCol w:w="4000"/>
-        <w:gridCol w:w="2560"/>
+        <w:gridCol w:w="3000"/>
+        <w:gridCol w:w="3000"/>
+        <w:gridCol w:w="3360"/>
       </w:tblGrid>
       <w:tr>
         <w:tc>
           <w:tcPr>
-            <w:tcW w:type="dxa" w:w="1800"/>
+            <w:tcW w:type="dxa" w:w="3000"/>
             <w:tcBorders>
               <w:top w:val="single" w:color="d0d0d0" w:sz="1"/>
               <w:left w:val="single" w:color="d0d0d0" w:sz="1"/>
@@ -3536,13 +2991,13 @@
                 <w:sz w:val="20"/>
                 <w:szCs w:val="20"/>
               </w:rPr>
-              <w:t xml:space="preserve">Agent</w:t>
-            </w:r>
-          </w:p>
-        </w:tc>
-        <w:tc>
-          <w:tcPr>
-            <w:tcW w:type="dxa" w:w="4000"/>
+              <w:t xml:space="preserve">Module type</w:t>
+            </w:r>
+          </w:p>
+        </w:tc>
+        <w:tc>
+          <w:tcPr>
+            <w:tcW w:type="dxa" w:w="3000"/>
             <w:tcBorders>
               <w:top w:val="single" w:color="d0d0d0" w:sz="1"/>
               <w:left w:val="single" w:color="d0d0d0" w:sz="1"/>
@@ -3567,13 +3022,13 @@
                 <w:sz w:val="20"/>
                 <w:szCs w:val="20"/>
               </w:rPr>
-              <w:t xml:space="preserve">Role</w:t>
-            </w:r>
-          </w:p>
-        </w:tc>
-        <w:tc>
-          <w:tcPr>
-            <w:tcW w:type="dxa" w:w="2560"/>
+              <w:t xml:space="preserve">Squad</w:t>
+            </w:r>
+          </w:p>
+        </w:tc>
+        <w:tc>
+          <w:tcPr>
+            <w:tcW w:type="dxa" w:w="3360"/>
             <w:tcBorders>
               <w:top w:val="single" w:color="d0d0d0" w:sz="1"/>
               <w:left w:val="single" w:color="d0d0d0" w:sz="1"/>
@@ -3598,7 +3053,7 @@
                 <w:sz w:val="20"/>
                 <w:szCs w:val="20"/>
               </w:rPr>
-              <w:t xml:space="preserve">When</w:t>
+              <w:t xml:space="preserve">QA + Security</w:t>
             </w:r>
           </w:p>
         </w:tc>
@@ -3606,88 +3061,88 @@
       <w:tr>
         <w:tc>
           <w:tcPr>
-            <w:tcW w:type="dxa" w:w="1800"/>
-            <w:tcBorders>
-              <w:top w:val="single" w:color="d0d0d0" w:sz="1"/>
-              <w:left w:val="single" w:color="d0d0d0" w:sz="1"/>
-              <w:bottom w:val="single" w:color="d0d0d0" w:sz="1"/>
-              <w:right w:val="single" w:color="d0d0d0" w:sz="1"/>
-            </w:tcBorders>
-            <w:shd w:fill="ffffff" w:val="clear"/>
-            <w:tcMar>
-              <w:top w:type="dxa" w:w="80"/>
-              <w:left w:type="dxa" w:w="120"/>
-              <w:bottom w:type="dxa" w:w="80"/>
-              <w:right w:type="dxa" w:w="120"/>
-            </w:tcMar>
-          </w:tcPr>
-          <w:p>
-            <w:r>
-              <w:rPr>
-                <w:rFonts w:ascii="Arial" w:cs="Arial" w:eastAsia="Arial" w:hAnsi="Arial"/>
-                <w:color w:val="1a1a1a"/>
-                <w:sz w:val="20"/>
-                <w:szCs w:val="20"/>
-              </w:rPr>
-              <w:t xml:space="preserve">Orchestrator</w:t>
-            </w:r>
-          </w:p>
-        </w:tc>
-        <w:tc>
-          <w:tcPr>
-            <w:tcW w:type="dxa" w:w="4000"/>
-            <w:tcBorders>
-              <w:top w:val="single" w:color="d0d0d0" w:sz="1"/>
-              <w:left w:val="single" w:color="d0d0d0" w:sz="1"/>
-              <w:bottom w:val="single" w:color="d0d0d0" w:sz="1"/>
-              <w:right w:val="single" w:color="d0d0d0" w:sz="1"/>
-            </w:tcBorders>
-            <w:shd w:fill="ffffff" w:val="clear"/>
-            <w:tcMar>
-              <w:top w:type="dxa" w:w="80"/>
-              <w:left w:type="dxa" w:w="120"/>
-              <w:bottom w:type="dxa" w:w="80"/>
-              <w:right w:type="dxa" w:w="120"/>
-            </w:tcMar>
-          </w:tcPr>
-          <w:p>
-            <w:r>
-              <w:rPr>
-                <w:rFonts w:ascii="Arial" w:cs="Arial" w:eastAsia="Arial" w:hAnsi="Arial"/>
-                <w:color w:val="1a1a1a"/>
-                <w:sz w:val="20"/>
-                <w:szCs w:val="20"/>
-              </w:rPr>
-              <w:t xml:space="preserve">Coordinates squad, maintains STATUS.md</w:t>
-            </w:r>
-          </w:p>
-        </w:tc>
-        <w:tc>
-          <w:tcPr>
-            <w:tcW w:type="dxa" w:w="2560"/>
-            <w:tcBorders>
-              <w:top w:val="single" w:color="d0d0d0" w:sz="1"/>
-              <w:left w:val="single" w:color="d0d0d0" w:sz="1"/>
-              <w:bottom w:val="single" w:color="d0d0d0" w:sz="1"/>
-              <w:right w:val="single" w:color="d0d0d0" w:sz="1"/>
-            </w:tcBorders>
-            <w:shd w:fill="ffffff" w:val="clear"/>
-            <w:tcMar>
-              <w:top w:type="dxa" w:w="80"/>
-              <w:left w:type="dxa" w:w="120"/>
-              <w:bottom w:type="dxa" w:w="80"/>
-              <w:right w:type="dxa" w:w="120"/>
-            </w:tcMar>
-          </w:tcPr>
-          <w:p>
-            <w:r>
-              <w:rPr>
-                <w:rFonts w:ascii="Arial" w:cs="Arial" w:eastAsia="Arial" w:hAnsi="Arial"/>
-                <w:color w:val="1a1a1a"/>
-                <w:sz w:val="20"/>
-                <w:szCs w:val="20"/>
-              </w:rPr>
-              <w:t xml:space="preserve">Always</w:t>
+            <w:tcW w:type="dxa" w:w="3000"/>
+            <w:tcBorders>
+              <w:top w:val="single" w:color="d0d0d0" w:sz="1"/>
+              <w:left w:val="single" w:color="d0d0d0" w:sz="1"/>
+              <w:bottom w:val="single" w:color="d0d0d0" w:sz="1"/>
+              <w:right w:val="single" w:color="d0d0d0" w:sz="1"/>
+            </w:tcBorders>
+            <w:shd w:fill="ffffff" w:val="clear"/>
+            <w:tcMar>
+              <w:top w:type="dxa" w:w="80"/>
+              <w:left w:type="dxa" w:w="120"/>
+              <w:bottom w:type="dxa" w:w="80"/>
+              <w:right w:type="dxa" w:w="120"/>
+            </w:tcMar>
+          </w:tcPr>
+          <w:p>
+            <w:r>
+              <w:rPr>
+                <w:rFonts w:ascii="Arial" w:cs="Arial" w:eastAsia="Arial" w:hAnsi="Arial"/>
+                <w:color w:val="1a1a1a"/>
+                <w:sz w:val="20"/>
+                <w:szCs w:val="20"/>
+              </w:rPr>
+              <w:t xml:space="preserve">Simple — follows existing template</w:t>
+            </w:r>
+          </w:p>
+        </w:tc>
+        <w:tc>
+          <w:tcPr>
+            <w:tcW w:type="dxa" w:w="3000"/>
+            <w:tcBorders>
+              <w:top w:val="single" w:color="d0d0d0" w:sz="1"/>
+              <w:left w:val="single" w:color="d0d0d0" w:sz="1"/>
+              <w:bottom w:val="single" w:color="d0d0d0" w:sz="1"/>
+              <w:right w:val="single" w:color="d0d0d0" w:sz="1"/>
+            </w:tcBorders>
+            <w:shd w:fill="ffffff" w:val="clear"/>
+            <w:tcMar>
+              <w:top w:type="dxa" w:w="80"/>
+              <w:left w:type="dxa" w:w="120"/>
+              <w:bottom w:type="dxa" w:w="80"/>
+              <w:right w:type="dxa" w:w="120"/>
+            </w:tcMar>
+          </w:tcPr>
+          <w:p>
+            <w:r>
+              <w:rPr>
+                <w:rFonts w:ascii="Arial" w:cs="Arial" w:eastAsia="Arial" w:hAnsi="Arial"/>
+                <w:color w:val="1a1a1a"/>
+                <w:sz w:val="20"/>
+                <w:szCs w:val="20"/>
+              </w:rPr>
+              <w:t xml:space="preserve">Orchestrator + Developer + Auditor</w:t>
+            </w:r>
+          </w:p>
+        </w:tc>
+        <w:tc>
+          <w:tcPr>
+            <w:tcW w:type="dxa" w:w="3360"/>
+            <w:tcBorders>
+              <w:top w:val="single" w:color="d0d0d0" w:sz="1"/>
+              <w:left w:val="single" w:color="d0d0d0" w:sz="1"/>
+              <w:bottom w:val="single" w:color="d0d0d0" w:sz="1"/>
+              <w:right w:val="single" w:color="d0d0d0" w:sz="1"/>
+            </w:tcBorders>
+            <w:shd w:fill="ffffff" w:val="clear"/>
+            <w:tcMar>
+              <w:top w:type="dxa" w:w="80"/>
+              <w:left w:type="dxa" w:w="120"/>
+              <w:bottom w:type="dxa" w:w="80"/>
+              <w:right w:type="dxa" w:w="120"/>
+            </w:tcMar>
+          </w:tcPr>
+          <w:p>
+            <w:r>
+              <w:rPr>
+                <w:rFonts w:ascii="Arial" w:cs="Arial" w:eastAsia="Arial" w:hAnsi="Arial"/>
+                <w:color w:val="1a1a1a"/>
+                <w:sz w:val="20"/>
+                <w:szCs w:val="20"/>
+              </w:rPr>
+              <w:t xml:space="preserve">Once before launch</w:t>
             </w:r>
           </w:p>
         </w:tc>
@@ -3695,7 +3150,7 @@
       <w:tr>
         <w:tc>
           <w:tcPr>
-            <w:tcW w:type="dxa" w:w="1800"/>
+            <w:tcW w:type="dxa" w:w="3000"/>
             <w:tcBorders>
               <w:top w:val="single" w:color="d0d0d0" w:sz="1"/>
               <w:left w:val="single" w:color="d0d0d0" w:sz="1"/>
@@ -3718,13 +3173,13 @@
                 <w:sz w:val="20"/>
                 <w:szCs w:val="20"/>
               </w:rPr>
-              <w:t xml:space="preserve">Architect</w:t>
-            </w:r>
-          </w:p>
-        </w:tc>
-        <w:tc>
-          <w:tcPr>
-            <w:tcW w:type="dxa" w:w="4000"/>
+              <w:t xml:space="preserve">Complex — new arch, integration, infra</w:t>
+            </w:r>
+          </w:p>
+        </w:tc>
+        <w:tc>
+          <w:tcPr>
+            <w:tcW w:type="dxa" w:w="3000"/>
             <w:tcBorders>
               <w:top w:val="single" w:color="d0d0d0" w:sz="1"/>
               <w:left w:val="single" w:color="d0d0d0" w:sz="1"/>
@@ -3747,13 +3202,13 @@
                 <w:sz w:val="20"/>
                 <w:szCs w:val="20"/>
               </w:rPr>
-              <w:t xml:space="preserve">ARCH.md + /plan before each module</w:t>
-            </w:r>
-          </w:p>
-        </w:tc>
-        <w:tc>
-          <w:tcPr>
-            <w:tcW w:type="dxa" w:w="2560"/>
+              <w:t xml:space="preserve">Full squad (6 agents)</w:t>
+            </w:r>
+          </w:p>
+        </w:tc>
+        <w:tc>
+          <w:tcPr>
+            <w:tcW w:type="dxa" w:w="3360"/>
             <w:tcBorders>
               <w:top w:val="single" w:color="d0d0d0" w:sz="1"/>
               <w:left w:val="single" w:color="d0d0d0" w:sz="1"/>
@@ -3776,7 +3231,142 @@
                 <w:sz w:val="20"/>
                 <w:szCs w:val="20"/>
               </w:rPr>
-              <w:t xml:space="preserve">Phase 0 + before each module</w:t>
+              <w:t xml:space="preserve">Per module</w:t>
+            </w:r>
+          </w:p>
+        </w:tc>
+      </w:tr>
+    </w:tbl>
+    <w:p>
+      <w:pPr>
+        <w:spacing w:before="120" w:after="0"/>
+      </w:pPr>
+    </w:p>
+    <w:p>
+      <w:pPr>
+        <w:pStyle w:val="Heading2"/>
+        <w:spacing w:before="300" w:after="160"/>
+      </w:pPr>
+      <w:r>
+        <w:rPr>
+          <w:rFonts w:ascii="Arial" w:cs="Arial" w:eastAsia="Arial" w:hAnsi="Arial"/>
+          <w:b/>
+          <w:bCs/>
+          <w:color w:val="1a3a5c"/>
+          <w:sz w:val="28"/>
+          <w:szCs w:val="28"/>
+        </w:rPr>
+        <w:t xml:space="preserve">SPEC.md and ARCH.md — New vs Existing Projects</w:t>
+      </w:r>
+    </w:p>
+    <w:tbl>
+      <w:tblPr>
+        <w:tblW w:type="dxa" w:w="9360"/>
+        <w:tblBorders>
+          <w:top w:val="single" w:color="auto" w:sz="4"/>
+          <w:left w:val="single" w:color="auto" w:sz="4"/>
+          <w:bottom w:val="single" w:color="auto" w:sz="4"/>
+          <w:right w:val="single" w:color="auto" w:sz="4"/>
+          <w:insideH w:val="single" w:color="auto" w:sz="4"/>
+          <w:insideV w:val="single" w:color="auto" w:sz="4"/>
+        </w:tblBorders>
+      </w:tblPr>
+      <w:tblGrid>
+        <w:gridCol w:w="2000"/>
+        <w:gridCol w:w="3680"/>
+        <w:gridCol w:w="3680"/>
+      </w:tblGrid>
+      <w:tr>
+        <w:tc>
+          <w:tcPr>
+            <w:tcW w:type="dxa" w:w="2000"/>
+            <w:tcBorders>
+              <w:top w:val="single" w:color="d0d0d0" w:sz="1"/>
+              <w:left w:val="single" w:color="d0d0d0" w:sz="1"/>
+              <w:bottom w:val="single" w:color="d0d0d0" w:sz="1"/>
+              <w:right w:val="single" w:color="d0d0d0" w:sz="1"/>
+            </w:tcBorders>
+            <w:shd w:fill="1a3a5c" w:val="clear"/>
+            <w:tcMar>
+              <w:top w:type="dxa" w:w="80"/>
+              <w:left w:type="dxa" w:w="120"/>
+              <w:bottom w:type="dxa" w:w="80"/>
+              <w:right w:type="dxa" w:w="120"/>
+            </w:tcMar>
+          </w:tcPr>
+          <w:p>
+            <w:r>
+              <w:rPr>
+                <w:rFonts w:ascii="Arial" w:cs="Arial" w:eastAsia="Arial" w:hAnsi="Arial"/>
+                <w:b/>
+                <w:bCs/>
+                <w:color w:val="ffffff"/>
+                <w:sz w:val="20"/>
+                <w:szCs w:val="20"/>
+              </w:rPr>
+              <w:t xml:space="preserve">Project type</w:t>
+            </w:r>
+          </w:p>
+        </w:tc>
+        <w:tc>
+          <w:tcPr>
+            <w:tcW w:type="dxa" w:w="3680"/>
+            <w:tcBorders>
+              <w:top w:val="single" w:color="d0d0d0" w:sz="1"/>
+              <w:left w:val="single" w:color="d0d0d0" w:sz="1"/>
+              <w:bottom w:val="single" w:color="d0d0d0" w:sz="1"/>
+              <w:right w:val="single" w:color="d0d0d0" w:sz="1"/>
+            </w:tcBorders>
+            <w:shd w:fill="1a3a5c" w:val="clear"/>
+            <w:tcMar>
+              <w:top w:type="dxa" w:w="80"/>
+              <w:left w:type="dxa" w:w="120"/>
+              <w:bottom w:type="dxa" w:w="80"/>
+              <w:right w:type="dxa" w:w="120"/>
+            </w:tcMar>
+          </w:tcPr>
+          <w:p>
+            <w:r>
+              <w:rPr>
+                <w:rFonts w:ascii="Arial" w:cs="Arial" w:eastAsia="Arial" w:hAnsi="Arial"/>
+                <w:b/>
+                <w:bCs/>
+                <w:color w:val="ffffff"/>
+                <w:sz w:val="20"/>
+                <w:szCs w:val="20"/>
+              </w:rPr>
+              <w:t xml:space="preserve">SPEC.md</w:t>
+            </w:r>
+          </w:p>
+        </w:tc>
+        <w:tc>
+          <w:tcPr>
+            <w:tcW w:type="dxa" w:w="3680"/>
+            <w:tcBorders>
+              <w:top w:val="single" w:color="d0d0d0" w:sz="1"/>
+              <w:left w:val="single" w:color="d0d0d0" w:sz="1"/>
+              <w:bottom w:val="single" w:color="d0d0d0" w:sz="1"/>
+              <w:right w:val="single" w:color="d0d0d0" w:sz="1"/>
+            </w:tcBorders>
+            <w:shd w:fill="1a3a5c" w:val="clear"/>
+            <w:tcMar>
+              <w:top w:type="dxa" w:w="80"/>
+              <w:left w:type="dxa" w:w="120"/>
+              <w:bottom w:type="dxa" w:w="80"/>
+              <w:right w:type="dxa" w:w="120"/>
+            </w:tcMar>
+          </w:tcPr>
+          <w:p>
+            <w:r>
+              <w:rPr>
+                <w:rFonts w:ascii="Arial" w:cs="Arial" w:eastAsia="Arial" w:hAnsi="Arial"/>
+                <w:b/>
+                <w:bCs/>
+                <w:color w:val="ffffff"/>
+                <w:sz w:val="20"/>
+                <w:szCs w:val="20"/>
+              </w:rPr>
+              <w:t xml:space="preserve">ARCH.md</w:t>
             </w:r>
           </w:p>
         </w:tc>
@@ -3784,88 +3374,88 @@
       <w:tr>
         <w:tc>
           <w:tcPr>
-            <w:tcW w:type="dxa" w:w="1800"/>
-            <w:tcBorders>
-              <w:top w:val="single" w:color="d0d0d0" w:sz="1"/>
-              <w:left w:val="single" w:color="d0d0d0" w:sz="1"/>
-              <w:bottom w:val="single" w:color="d0d0d0" w:sz="1"/>
-              <w:right w:val="single" w:color="d0d0d0" w:sz="1"/>
-            </w:tcBorders>
-            <w:shd w:fill="ffffff" w:val="clear"/>
-            <w:tcMar>
-              <w:top w:type="dxa" w:w="80"/>
-              <w:left w:type="dxa" w:w="120"/>
-              <w:bottom w:type="dxa" w:w="80"/>
-              <w:right w:type="dxa" w:w="120"/>
-            </w:tcMar>
-          </w:tcPr>
-          <w:p>
-            <w:r>
-              <w:rPr>
-                <w:rFonts w:ascii="Arial" w:cs="Arial" w:eastAsia="Arial" w:hAnsi="Arial"/>
-                <w:color w:val="1a1a1a"/>
-                <w:sz w:val="20"/>
-                <w:szCs w:val="20"/>
-              </w:rPr>
-              <w:t xml:space="preserve">Developer</w:t>
-            </w:r>
-          </w:p>
-        </w:tc>
-        <w:tc>
-          <w:tcPr>
-            <w:tcW w:type="dxa" w:w="4000"/>
-            <w:tcBorders>
-              <w:top w:val="single" w:color="d0d0d0" w:sz="1"/>
-              <w:left w:val="single" w:color="d0d0d0" w:sz="1"/>
-              <w:bottom w:val="single" w:color="d0d0d0" w:sz="1"/>
-              <w:right w:val="single" w:color="d0d0d0" w:sz="1"/>
-            </w:tcBorders>
-            <w:shd w:fill="ffffff" w:val="clear"/>
-            <w:tcMar>
-              <w:top w:type="dxa" w:w="80"/>
-              <w:left w:type="dxa" w:w="120"/>
-              <w:bottom w:type="dxa" w:w="80"/>
-              <w:right w:type="dxa" w:w="120"/>
-            </w:tcMar>
-          </w:tcPr>
-          <w:p>
-            <w:r>
-              <w:rPr>
-                <w:rFonts w:ascii="Arial" w:cs="Arial" w:eastAsia="Arial" w:hAnsi="Arial"/>
-                <w:color w:val="1a1a1a"/>
-                <w:sz w:val="20"/>
-                <w:szCs w:val="20"/>
-              </w:rPr>
-              <w:t xml:space="preserve">Writes code using specialized writers</w:t>
-            </w:r>
-          </w:p>
-        </w:tc>
-        <w:tc>
-          <w:tcPr>
-            <w:tcW w:type="dxa" w:w="2560"/>
-            <w:tcBorders>
-              <w:top w:val="single" w:color="d0d0d0" w:sz="1"/>
-              <w:left w:val="single" w:color="d0d0d0" w:sz="1"/>
-              <w:bottom w:val="single" w:color="d0d0d0" w:sz="1"/>
-              <w:right w:val="single" w:color="d0d0d0" w:sz="1"/>
-            </w:tcBorders>
-            <w:shd w:fill="ffffff" w:val="clear"/>
-            <w:tcMar>
-              <w:top w:type="dxa" w:w="80"/>
-              <w:left w:type="dxa" w:w="120"/>
-              <w:bottom w:type="dxa" w:w="80"/>
-              <w:right w:type="dxa" w:w="120"/>
-            </w:tcMar>
-          </w:tcPr>
-          <w:p>
-            <w:r>
-              <w:rPr>
-                <w:rFonts w:ascii="Arial" w:cs="Arial" w:eastAsia="Arial" w:hAnsi="Arial"/>
-                <w:color w:val="1a1a1a"/>
-                <w:sz w:val="20"/>
-                <w:szCs w:val="20"/>
-              </w:rPr>
-              <w:t xml:space="preserve">Phase 1+</w:t>
+            <w:tcW w:type="dxa" w:w="2000"/>
+            <w:tcBorders>
+              <w:top w:val="single" w:color="d0d0d0" w:sz="1"/>
+              <w:left w:val="single" w:color="d0d0d0" w:sz="1"/>
+              <w:bottom w:val="single" w:color="d0d0d0" w:sz="1"/>
+              <w:right w:val="single" w:color="d0d0d0" w:sz="1"/>
+            </w:tcBorders>
+            <w:shd w:fill="ffffff" w:val="clear"/>
+            <w:tcMar>
+              <w:top w:type="dxa" w:w="80"/>
+              <w:left w:type="dxa" w:w="120"/>
+              <w:bottom w:type="dxa" w:w="80"/>
+              <w:right w:type="dxa" w:w="120"/>
+            </w:tcMar>
+          </w:tcPr>
+          <w:p>
+            <w:r>
+              <w:rPr>
+                <w:rFonts w:ascii="Arial" w:cs="Arial" w:eastAsia="Arial" w:hAnsi="Arial"/>
+                <w:color w:val="1a1a1a"/>
+                <w:sz w:val="20"/>
+                <w:szCs w:val="20"/>
+              </w:rPr>
+              <w:t xml:space="preserve">New project</w:t>
+            </w:r>
+          </w:p>
+        </w:tc>
+        <w:tc>
+          <w:tcPr>
+            <w:tcW w:type="dxa" w:w="3680"/>
+            <w:tcBorders>
+              <w:top w:val="single" w:color="d0d0d0" w:sz="1"/>
+              <w:left w:val="single" w:color="d0d0d0" w:sz="1"/>
+              <w:bottom w:val="single" w:color="d0d0d0" w:sz="1"/>
+              <w:right w:val="single" w:color="d0d0d0" w:sz="1"/>
+            </w:tcBorders>
+            <w:shd w:fill="ffffff" w:val="clear"/>
+            <w:tcMar>
+              <w:top w:type="dxa" w:w="80"/>
+              <w:left w:type="dxa" w:w="120"/>
+              <w:bottom w:type="dxa" w:w="80"/>
+              <w:right w:type="dxa" w:w="120"/>
+            </w:tcMar>
+          </w:tcPr>
+          <w:p>
+            <w:r>
+              <w:rPr>
+                <w:rFonts w:ascii="Arial" w:cs="Arial" w:eastAsia="Arial" w:hAnsi="Arial"/>
+                <w:color w:val="1a1a1a"/>
+                <w:sz w:val="20"/>
+                <w:szCs w:val="20"/>
+              </w:rPr>
+              <w:t xml:space="preserve">Full document — Phase 3</w:t>
+            </w:r>
+          </w:p>
+        </w:tc>
+        <w:tc>
+          <w:tcPr>
+            <w:tcW w:type="dxa" w:w="3680"/>
+            <w:tcBorders>
+              <w:top w:val="single" w:color="d0d0d0" w:sz="1"/>
+              <w:left w:val="single" w:color="d0d0d0" w:sz="1"/>
+              <w:bottom w:val="single" w:color="d0d0d0" w:sz="1"/>
+              <w:right w:val="single" w:color="d0d0d0" w:sz="1"/>
+            </w:tcBorders>
+            <w:shd w:fill="ffffff" w:val="clear"/>
+            <w:tcMar>
+              <w:top w:type="dxa" w:w="80"/>
+              <w:left w:type="dxa" w:w="120"/>
+              <w:bottom w:type="dxa" w:w="80"/>
+              <w:right w:type="dxa" w:w="120"/>
+            </w:tcMar>
+          </w:tcPr>
+          <w:p>
+            <w:r>
+              <w:rPr>
+                <w:rFonts w:ascii="Arial" w:cs="Arial" w:eastAsia="Arial" w:hAnsi="Arial"/>
+                <w:color w:val="1a1a1a"/>
+                <w:sz w:val="20"/>
+                <w:szCs w:val="20"/>
+              </w:rPr>
+              <w:t xml:space="preserve">Full document — Phase 5</w:t>
             </w:r>
           </w:p>
         </w:tc>
@@ -3873,7 +3463,7 @@
       <w:tr>
         <w:tc>
           <w:tcPr>
-            <w:tcW w:type="dxa" w:w="1800"/>
+            <w:tcW w:type="dxa" w:w="2000"/>
             <w:tcBorders>
               <w:top w:val="single" w:color="d0d0d0" w:sz="1"/>
               <w:left w:val="single" w:color="d0d0d0" w:sz="1"/>
@@ -3896,13 +3486,13 @@
                 <w:sz w:val="20"/>
                 <w:szCs w:val="20"/>
               </w:rPr>
-              <w:t xml:space="preserve">Code Auditor</w:t>
-            </w:r>
-          </w:p>
-        </w:tc>
-        <w:tc>
-          <w:tcPr>
-            <w:tcW w:type="dxa" w:w="4000"/>
+              <w:t xml:space="preserve">Existing project</w:t>
+            </w:r>
+          </w:p>
+        </w:tc>
+        <w:tc>
+          <w:tcPr>
+            <w:tcW w:type="dxa" w:w="3680"/>
             <w:tcBorders>
               <w:top w:val="single" w:color="d0d0d0" w:sz="1"/>
               <w:left w:val="single" w:color="d0d0d0" w:sz="1"/>
@@ -3925,13 +3515,13 @@
                 <w:sz w:val="20"/>
                 <w:szCs w:val="20"/>
               </w:rPr>
-              <w:t xml:space="preserve">Reviews every delivery</w:t>
-            </w:r>
-          </w:p>
-        </w:tc>
-        <w:tc>
-          <w:tcPr>
-            <w:tcW w:type="dxa" w:w="2560"/>
+              <w:t xml:space="preserve">Wrapper ~100 lines — index + gate pointing to existing docs</w:t>
+            </w:r>
+          </w:p>
+        </w:tc>
+        <w:tc>
+          <w:tcPr>
+            <w:tcW w:type="dxa" w:w="3680"/>
             <w:tcBorders>
               <w:top w:val="single" w:color="d0d0d0" w:sz="1"/>
               <w:left w:val="single" w:color="d0d0d0" w:sz="1"/>
@@ -3954,185 +3544,7 @@
                 <w:sz w:val="20"/>
                 <w:szCs w:val="20"/>
               </w:rPr>
-              <w:t xml:space="preserve">After every delivery</w:t>
-            </w:r>
-          </w:p>
-        </w:tc>
-      </w:tr>
-      <w:tr>
-        <w:tc>
-          <w:tcPr>
-            <w:tcW w:type="dxa" w:w="1800"/>
-            <w:tcBorders>
-              <w:top w:val="single" w:color="d0d0d0" w:sz="1"/>
-              <w:left w:val="single" w:color="d0d0d0" w:sz="1"/>
-              <w:bottom w:val="single" w:color="d0d0d0" w:sz="1"/>
-              <w:right w:val="single" w:color="d0d0d0" w:sz="1"/>
-            </w:tcBorders>
-            <w:shd w:fill="ffffff" w:val="clear"/>
-            <w:tcMar>
-              <w:top w:type="dxa" w:w="80"/>
-              <w:left w:type="dxa" w:w="120"/>
-              <w:bottom w:type="dxa" w:w="80"/>
-              <w:right w:type="dxa" w:w="120"/>
-            </w:tcMar>
-          </w:tcPr>
-          <w:p>
-            <w:r>
-              <w:rPr>
-                <w:rFonts w:ascii="Arial" w:cs="Arial" w:eastAsia="Arial" w:hAnsi="Arial"/>
-                <w:color w:val="1a1a1a"/>
-                <w:sz w:val="20"/>
-                <w:szCs w:val="20"/>
-              </w:rPr>
-              <w:t xml:space="preserve">QA Tester</w:t>
-            </w:r>
-          </w:p>
-        </w:tc>
-        <w:tc>
-          <w:tcPr>
-            <w:tcW w:type="dxa" w:w="4000"/>
-            <w:tcBorders>
-              <w:top w:val="single" w:color="d0d0d0" w:sz="1"/>
-              <w:left w:val="single" w:color="d0d0d0" w:sz="1"/>
-              <w:bottom w:val="single" w:color="d0d0d0" w:sz="1"/>
-              <w:right w:val="single" w:color="d0d0d0" w:sz="1"/>
-            </w:tcBorders>
-            <w:shd w:fill="ffffff" w:val="clear"/>
-            <w:tcMar>
-              <w:top w:type="dxa" w:w="80"/>
-              <w:left w:type="dxa" w:w="120"/>
-              <w:bottom w:type="dxa" w:w="80"/>
-              <w:right w:type="dxa" w:w="120"/>
-            </w:tcMar>
-          </w:tcPr>
-          <w:p>
-            <w:r>
-              <w:rPr>
-                <w:rFonts w:ascii="Arial" w:cs="Arial" w:eastAsia="Arial" w:hAnsi="Arial"/>
-                <w:color w:val="1a1a1a"/>
-                <w:sz w:val="20"/>
-                <w:szCs w:val="20"/>
-              </w:rPr>
-              <w:t xml:space="preserve">Tests what was built</w:t>
-            </w:r>
-          </w:p>
-        </w:tc>
-        <w:tc>
-          <w:tcPr>
-            <w:tcW w:type="dxa" w:w="2560"/>
-            <w:tcBorders>
-              <w:top w:val="single" w:color="d0d0d0" w:sz="1"/>
-              <w:left w:val="single" w:color="d0d0d0" w:sz="1"/>
-              <w:bottom w:val="single" w:color="d0d0d0" w:sz="1"/>
-              <w:right w:val="single" w:color="d0d0d0" w:sz="1"/>
-            </w:tcBorders>
-            <w:shd w:fill="ffffff" w:val="clear"/>
-            <w:tcMar>
-              <w:top w:type="dxa" w:w="80"/>
-              <w:left w:type="dxa" w:w="120"/>
-              <w:bottom w:type="dxa" w:w="80"/>
-              <w:right w:type="dxa" w:w="120"/>
-            </w:tcMar>
-          </w:tcPr>
-          <w:p>
-            <w:r>
-              <w:rPr>
-                <w:rFonts w:ascii="Arial" w:cs="Arial" w:eastAsia="Arial" w:hAnsi="Arial"/>
-                <w:color w:val="1a1a1a"/>
-                <w:sz w:val="20"/>
-                <w:szCs w:val="20"/>
-              </w:rPr>
-              <w:t xml:space="preserve">After Auditor approves</w:t>
-            </w:r>
-          </w:p>
-        </w:tc>
-      </w:tr>
-      <w:tr>
-        <w:tc>
-          <w:tcPr>
-            <w:tcW w:type="dxa" w:w="1800"/>
-            <w:tcBorders>
-              <w:top w:val="single" w:color="d0d0d0" w:sz="1"/>
-              <w:left w:val="single" w:color="d0d0d0" w:sz="1"/>
-              <w:bottom w:val="single" w:color="d0d0d0" w:sz="1"/>
-              <w:right w:val="single" w:color="d0d0d0" w:sz="1"/>
-            </w:tcBorders>
-            <w:shd w:fill="e8f0f7" w:val="clear"/>
-            <w:tcMar>
-              <w:top w:type="dxa" w:w="80"/>
-              <w:left w:type="dxa" w:w="120"/>
-              <w:bottom w:type="dxa" w:w="80"/>
-              <w:right w:type="dxa" w:w="120"/>
-            </w:tcMar>
-          </w:tcPr>
-          <w:p>
-            <w:r>
-              <w:rPr>
-                <w:rFonts w:ascii="Arial" w:cs="Arial" w:eastAsia="Arial" w:hAnsi="Arial"/>
-                <w:color w:val="1a1a1a"/>
-                <w:sz w:val="20"/>
-                <w:szCs w:val="20"/>
-              </w:rPr>
-              <w:t xml:space="preserve">Security Reviewer</w:t>
-            </w:r>
-          </w:p>
-        </w:tc>
-        <w:tc>
-          <w:tcPr>
-            <w:tcW w:type="dxa" w:w="4000"/>
-            <w:tcBorders>
-              <w:top w:val="single" w:color="d0d0d0" w:sz="1"/>
-              <w:left w:val="single" w:color="d0d0d0" w:sz="1"/>
-              <w:bottom w:val="single" w:color="d0d0d0" w:sz="1"/>
-              <w:right w:val="single" w:color="d0d0d0" w:sz="1"/>
-            </w:tcBorders>
-            <w:shd w:fill="e8f0f7" w:val="clear"/>
-            <w:tcMar>
-              <w:top w:type="dxa" w:w="80"/>
-              <w:left w:type="dxa" w:w="120"/>
-              <w:bottom w:type="dxa" w:w="80"/>
-              <w:right w:type="dxa" w:w="120"/>
-            </w:tcMar>
-          </w:tcPr>
-          <w:p>
-            <w:r>
-              <w:rPr>
-                <w:rFonts w:ascii="Arial" w:cs="Arial" w:eastAsia="Arial" w:hAnsi="Arial"/>
-                <w:color w:val="1a1a1a"/>
-                <w:sz w:val="20"/>
-                <w:szCs w:val="20"/>
-              </w:rPr>
-              <w:t xml:space="preserve">Checks vulnerabilities</w:t>
-            </w:r>
-          </w:p>
-        </w:tc>
-        <w:tc>
-          <w:tcPr>
-            <w:tcW w:type="dxa" w:w="2560"/>
-            <w:tcBorders>
-              <w:top w:val="single" w:color="d0d0d0" w:sz="1"/>
-              <w:left w:val="single" w:color="d0d0d0" w:sz="1"/>
-              <w:bottom w:val="single" w:color="d0d0d0" w:sz="1"/>
-              <w:right w:val="single" w:color="d0d0d0" w:sz="1"/>
-            </w:tcBorders>
-            <w:shd w:fill="e8f0f7" w:val="clear"/>
-            <w:tcMar>
-              <w:top w:type="dxa" w:w="80"/>
-              <w:left w:type="dxa" w:w="120"/>
-              <w:bottom w:type="dxa" w:w="80"/>
-              <w:right w:type="dxa" w:w="120"/>
-            </w:tcMar>
-          </w:tcPr>
-          <w:p>
-            <w:r>
-              <w:rPr>
-                <w:rFonts w:ascii="Arial" w:cs="Arial" w:eastAsia="Arial" w:hAnsi="Arial"/>
-                <w:color w:val="1a1a1a"/>
-                <w:sz w:val="20"/>
-                <w:szCs w:val="20"/>
-              </w:rPr>
-              <w:t xml:space="preserve">Before production</w:t>
+              <w:t xml:space="preserve">Wrapper ~100 lines — index + gate pointing to existing technical docs</w:t>
             </w:r>
           </w:p>
         </w:tc>
@@ -5352,6 +4764,546 @@
           <w:sz w:val="36"/>
           <w:szCs w:val="36"/>
         </w:rPr>
+        <w:t xml:space="preserve">Hooks — Optional Safety Gates</w:t>
+      </w:r>
+    </w:p>
+    <w:p>
+      <w:pPr>
+        <w:spacing w:before="80" w:after="80"/>
+      </w:pPr>
+      <w:r>
+        <w:rPr>
+          <w:rFonts w:ascii="Arial" w:cs="Arial" w:eastAsia="Arial" w:hAnsi="Arial"/>
+          <w:b w:val="false"/>
+          <w:bCs w:val="false"/>
+          <w:i w:val="false"/>
+          <w:iCs w:val="false"/>
+          <w:color w:val="1a1a1a"/>
+          <w:sz w:val="22"/>
+          <w:szCs w:val="22"/>
+        </w:rPr>
+        <w:t xml:space="preserve">Hooks are shell commands that run automatically at specific points in Claude Code's lifecycle. They transform guidelines into enforced rules.</w:t>
+      </w:r>
+    </w:p>
+    <w:p>
+      <w:pPr>
+        <w:spacing w:before="120" w:after="0"/>
+      </w:pPr>
+    </w:p>
+    <w:tbl>
+      <w:tblPr>
+        <w:tblW w:type="dxa" w:w="9360"/>
+        <w:tblBorders>
+          <w:top w:val="single" w:color="auto" w:sz="4"/>
+          <w:left w:val="single" w:color="auto" w:sz="4"/>
+          <w:bottom w:val="single" w:color="auto" w:sz="4"/>
+          <w:right w:val="single" w:color="auto" w:sz="4"/>
+          <w:insideH w:val="single" w:color="auto" w:sz="4"/>
+          <w:insideV w:val="single" w:color="auto" w:sz="4"/>
+        </w:tblBorders>
+      </w:tblPr>
+      <w:tblGrid>
+        <w:gridCol w:w="2400"/>
+        <w:gridCol w:w="2000"/>
+        <w:gridCol w:w="4960"/>
+      </w:tblGrid>
+      <w:tr>
+        <w:tc>
+          <w:tcPr>
+            <w:tcW w:type="dxa" w:w="2400"/>
+            <w:tcBorders>
+              <w:top w:val="single" w:color="d0d0d0" w:sz="1"/>
+              <w:left w:val="single" w:color="d0d0d0" w:sz="1"/>
+              <w:bottom w:val="single" w:color="d0d0d0" w:sz="1"/>
+              <w:right w:val="single" w:color="d0d0d0" w:sz="1"/>
+            </w:tcBorders>
+            <w:shd w:fill="1a3a5c" w:val="clear"/>
+            <w:tcMar>
+              <w:top w:type="dxa" w:w="80"/>
+              <w:left w:type="dxa" w:w="120"/>
+              <w:bottom w:type="dxa" w:w="80"/>
+              <w:right w:type="dxa" w:w="120"/>
+            </w:tcMar>
+          </w:tcPr>
+          <w:p>
+            <w:r>
+              <w:rPr>
+                <w:rFonts w:ascii="Arial" w:cs="Arial" w:eastAsia="Arial" w:hAnsi="Arial"/>
+                <w:b/>
+                <w:bCs/>
+                <w:color w:val="ffffff"/>
+                <w:sz w:val="20"/>
+                <w:szCs w:val="20"/>
+              </w:rPr>
+              <w:t xml:space="preserve">Hook</w:t>
+            </w:r>
+          </w:p>
+        </w:tc>
+        <w:tc>
+          <w:tcPr>
+            <w:tcW w:type="dxa" w:w="2000"/>
+            <w:tcBorders>
+              <w:top w:val="single" w:color="d0d0d0" w:sz="1"/>
+              <w:left w:val="single" w:color="d0d0d0" w:sz="1"/>
+              <w:bottom w:val="single" w:color="d0d0d0" w:sz="1"/>
+              <w:right w:val="single" w:color="d0d0d0" w:sz="1"/>
+            </w:tcBorders>
+            <w:shd w:fill="1a3a5c" w:val="clear"/>
+            <w:tcMar>
+              <w:top w:type="dxa" w:w="80"/>
+              <w:left w:type="dxa" w:w="120"/>
+              <w:bottom w:type="dxa" w:w="80"/>
+              <w:right w:type="dxa" w:w="120"/>
+            </w:tcMar>
+          </w:tcPr>
+          <w:p>
+            <w:r>
+              <w:rPr>
+                <w:rFonts w:ascii="Arial" w:cs="Arial" w:eastAsia="Arial" w:hAnsi="Arial"/>
+                <w:b/>
+                <w:bCs/>
+                <w:color w:val="ffffff"/>
+                <w:sz w:val="20"/>
+                <w:szCs w:val="20"/>
+              </w:rPr>
+              <w:t xml:space="preserve">Event</w:t>
+            </w:r>
+          </w:p>
+        </w:tc>
+        <w:tc>
+          <w:tcPr>
+            <w:tcW w:type="dxa" w:w="4960"/>
+            <w:tcBorders>
+              <w:top w:val="single" w:color="d0d0d0" w:sz="1"/>
+              <w:left w:val="single" w:color="d0d0d0" w:sz="1"/>
+              <w:bottom w:val="single" w:color="d0d0d0" w:sz="1"/>
+              <w:right w:val="single" w:color="d0d0d0" w:sz="1"/>
+            </w:tcBorders>
+            <w:shd w:fill="1a3a5c" w:val="clear"/>
+            <w:tcMar>
+              <w:top w:type="dxa" w:w="80"/>
+              <w:left w:type="dxa" w:w="120"/>
+              <w:bottom w:type="dxa" w:w="80"/>
+              <w:right w:type="dxa" w:w="120"/>
+            </w:tcMar>
+          </w:tcPr>
+          <w:p>
+            <w:r>
+              <w:rPr>
+                <w:rFonts w:ascii="Arial" w:cs="Arial" w:eastAsia="Arial" w:hAnsi="Arial"/>
+                <w:b/>
+                <w:bCs/>
+                <w:color w:val="ffffff"/>
+                <w:sz w:val="20"/>
+                <w:szCs w:val="20"/>
+              </w:rPr>
+              <w:t xml:space="preserve">What it does</w:t>
+            </w:r>
+          </w:p>
+        </w:tc>
+      </w:tr>
+      <w:tr>
+        <w:tc>
+          <w:tcPr>
+            <w:tcW w:type="dxa" w:w="2400"/>
+            <w:tcBorders>
+              <w:top w:val="single" w:color="d0d0d0" w:sz="1"/>
+              <w:left w:val="single" w:color="d0d0d0" w:sz="1"/>
+              <w:bottom w:val="single" w:color="d0d0d0" w:sz="1"/>
+              <w:right w:val="single" w:color="d0d0d0" w:sz="1"/>
+            </w:tcBorders>
+            <w:shd w:fill="ffffff" w:val="clear"/>
+            <w:tcMar>
+              <w:top w:type="dxa" w:w="80"/>
+              <w:left w:type="dxa" w:w="120"/>
+              <w:bottom w:type="dxa" w:w="80"/>
+              <w:right w:type="dxa" w:w="120"/>
+            </w:tcMar>
+          </w:tcPr>
+          <w:p>
+            <w:r>
+              <w:rPr>
+                <w:rFonts w:ascii="Arial" w:cs="Arial" w:eastAsia="Arial" w:hAnsi="Arial"/>
+                <w:color w:val="1a1a1a"/>
+                <w:sz w:val="20"/>
+                <w:szCs w:val="20"/>
+              </w:rPr>
+              <w:t xml:space="preserve">Irreversible Action Gate</w:t>
+            </w:r>
+          </w:p>
+        </w:tc>
+        <w:tc>
+          <w:tcPr>
+            <w:tcW w:type="dxa" w:w="2000"/>
+            <w:tcBorders>
+              <w:top w:val="single" w:color="d0d0d0" w:sz="1"/>
+              <w:left w:val="single" w:color="d0d0d0" w:sz="1"/>
+              <w:bottom w:val="single" w:color="d0d0d0" w:sz="1"/>
+              <w:right w:val="single" w:color="d0d0d0" w:sz="1"/>
+            </w:tcBorders>
+            <w:shd w:fill="ffffff" w:val="clear"/>
+            <w:tcMar>
+              <w:top w:type="dxa" w:w="80"/>
+              <w:left w:type="dxa" w:w="120"/>
+              <w:bottom w:type="dxa" w:w="80"/>
+              <w:right w:type="dxa" w:w="120"/>
+            </w:tcMar>
+          </w:tcPr>
+          <w:p>
+            <w:r>
+              <w:rPr>
+                <w:rFonts w:ascii="Arial" w:cs="Arial" w:eastAsia="Arial" w:hAnsi="Arial"/>
+                <w:color w:val="1a1a1a"/>
+                <w:sz w:val="20"/>
+                <w:szCs w:val="20"/>
+              </w:rPr>
+              <w:t xml:space="preserve">PreToolUse (Bash)</w:t>
+            </w:r>
+          </w:p>
+        </w:tc>
+        <w:tc>
+          <w:tcPr>
+            <w:tcW w:type="dxa" w:w="4960"/>
+            <w:tcBorders>
+              <w:top w:val="single" w:color="d0d0d0" w:sz="1"/>
+              <w:left w:val="single" w:color="d0d0d0" w:sz="1"/>
+              <w:bottom w:val="single" w:color="d0d0d0" w:sz="1"/>
+              <w:right w:val="single" w:color="d0d0d0" w:sz="1"/>
+            </w:tcBorders>
+            <w:shd w:fill="ffffff" w:val="clear"/>
+            <w:tcMar>
+              <w:top w:type="dxa" w:w="80"/>
+              <w:left w:type="dxa" w:w="120"/>
+              <w:bottom w:type="dxa" w:w="80"/>
+              <w:right w:type="dxa" w:w="120"/>
+            </w:tcMar>
+          </w:tcPr>
+          <w:p>
+            <w:r>
+              <w:rPr>
+                <w:rFonts w:ascii="Arial" w:cs="Arial" w:eastAsia="Arial" w:hAnsi="Arial"/>
+                <w:color w:val="1a1a1a"/>
+                <w:sz w:val="20"/>
+                <w:szCs w:val="20"/>
+              </w:rPr>
+              <w:t xml:space="preserve">Blocks rm -rf, git reset --hard, DROP TABLE — forces Director approval</w:t>
+            </w:r>
+          </w:p>
+        </w:tc>
+      </w:tr>
+      <w:tr>
+        <w:tc>
+          <w:tcPr>
+            <w:tcW w:type="dxa" w:w="2400"/>
+            <w:tcBorders>
+              <w:top w:val="single" w:color="d0d0d0" w:sz="1"/>
+              <w:left w:val="single" w:color="d0d0d0" w:sz="1"/>
+              <w:bottom w:val="single" w:color="d0d0d0" w:sz="1"/>
+              <w:right w:val="single" w:color="d0d0d0" w:sz="1"/>
+            </w:tcBorders>
+            <w:shd w:fill="e8f0f7" w:val="clear"/>
+            <w:tcMar>
+              <w:top w:type="dxa" w:w="80"/>
+              <w:left w:type="dxa" w:w="120"/>
+              <w:bottom w:type="dxa" w:w="80"/>
+              <w:right w:type="dxa" w:w="120"/>
+            </w:tcMar>
+          </w:tcPr>
+          <w:p>
+            <w:r>
+              <w:rPr>
+                <w:rFonts w:ascii="Arial" w:cs="Arial" w:eastAsia="Arial" w:hAnsi="Arial"/>
+                <w:color w:val="1a1a1a"/>
+                <w:sz w:val="20"/>
+                <w:szCs w:val="20"/>
+              </w:rPr>
+              <w:t xml:space="preserve">Critical File Protection</w:t>
+            </w:r>
+          </w:p>
+        </w:tc>
+        <w:tc>
+          <w:tcPr>
+            <w:tcW w:type="dxa" w:w="2000"/>
+            <w:tcBorders>
+              <w:top w:val="single" w:color="d0d0d0" w:sz="1"/>
+              <w:left w:val="single" w:color="d0d0d0" w:sz="1"/>
+              <w:bottom w:val="single" w:color="d0d0d0" w:sz="1"/>
+              <w:right w:val="single" w:color="d0d0d0" w:sz="1"/>
+            </w:tcBorders>
+            <w:shd w:fill="e8f0f7" w:val="clear"/>
+            <w:tcMar>
+              <w:top w:type="dxa" w:w="80"/>
+              <w:left w:type="dxa" w:w="120"/>
+              <w:bottom w:type="dxa" w:w="80"/>
+              <w:right w:type="dxa" w:w="120"/>
+            </w:tcMar>
+          </w:tcPr>
+          <w:p>
+            <w:r>
+              <w:rPr>
+                <w:rFonts w:ascii="Arial" w:cs="Arial" w:eastAsia="Arial" w:hAnsi="Arial"/>
+                <w:color w:val="1a1a1a"/>
+                <w:sz w:val="20"/>
+                <w:szCs w:val="20"/>
+              </w:rPr>
+              <w:t xml:space="preserve">PreToolUse (Edit/Write)</w:t>
+            </w:r>
+          </w:p>
+        </w:tc>
+        <w:tc>
+          <w:tcPr>
+            <w:tcW w:type="dxa" w:w="4960"/>
+            <w:tcBorders>
+              <w:top w:val="single" w:color="d0d0d0" w:sz="1"/>
+              <w:left w:val="single" w:color="d0d0d0" w:sz="1"/>
+              <w:bottom w:val="single" w:color="d0d0d0" w:sz="1"/>
+              <w:right w:val="single" w:color="d0d0d0" w:sz="1"/>
+            </w:tcBorders>
+            <w:shd w:fill="e8f0f7" w:val="clear"/>
+            <w:tcMar>
+              <w:top w:type="dxa" w:w="80"/>
+              <w:left w:type="dxa" w:w="120"/>
+              <w:bottom w:type="dxa" w:w="80"/>
+              <w:right w:type="dxa" w:w="120"/>
+            </w:tcMar>
+          </w:tcPr>
+          <w:p>
+            <w:r>
+              <w:rPr>
+                <w:rFonts w:ascii="Arial" w:cs="Arial" w:eastAsia="Arial" w:hAnsi="Arial"/>
+                <w:color w:val="1a1a1a"/>
+                <w:sz w:val="20"/>
+                <w:szCs w:val="20"/>
+              </w:rPr>
+              <w:t xml:space="preserve">Blocks edits to DECISIONS.md — append only</w:t>
+            </w:r>
+          </w:p>
+        </w:tc>
+      </w:tr>
+      <w:tr>
+        <w:tc>
+          <w:tcPr>
+            <w:tcW w:type="dxa" w:w="2400"/>
+            <w:tcBorders>
+              <w:top w:val="single" w:color="d0d0d0" w:sz="1"/>
+              <w:left w:val="single" w:color="d0d0d0" w:sz="1"/>
+              <w:bottom w:val="single" w:color="d0d0d0" w:sz="1"/>
+              <w:right w:val="single" w:color="d0d0d0" w:sz="1"/>
+            </w:tcBorders>
+            <w:shd w:fill="ffffff" w:val="clear"/>
+            <w:tcMar>
+              <w:top w:type="dxa" w:w="80"/>
+              <w:left w:type="dxa" w:w="120"/>
+              <w:bottom w:type="dxa" w:w="80"/>
+              <w:right w:type="dxa" w:w="120"/>
+            </w:tcMar>
+          </w:tcPr>
+          <w:p>
+            <w:r>
+              <w:rPr>
+                <w:rFonts w:ascii="Arial" w:cs="Arial" w:eastAsia="Arial" w:hAnsi="Arial"/>
+                <w:color w:val="1a1a1a"/>
+                <w:sz w:val="20"/>
+                <w:szCs w:val="20"/>
+              </w:rPr>
+              <w:t xml:space="preserve">Completion Notification</w:t>
+            </w:r>
+          </w:p>
+        </w:tc>
+        <w:tc>
+          <w:tcPr>
+            <w:tcW w:type="dxa" w:w="2000"/>
+            <w:tcBorders>
+              <w:top w:val="single" w:color="d0d0d0" w:sz="1"/>
+              <w:left w:val="single" w:color="d0d0d0" w:sz="1"/>
+              <w:bottom w:val="single" w:color="d0d0d0" w:sz="1"/>
+              <w:right w:val="single" w:color="d0d0d0" w:sz="1"/>
+            </w:tcBorders>
+            <w:shd w:fill="ffffff" w:val="clear"/>
+            <w:tcMar>
+              <w:top w:type="dxa" w:w="80"/>
+              <w:left w:type="dxa" w:w="120"/>
+              <w:bottom w:type="dxa" w:w="80"/>
+              <w:right w:type="dxa" w:w="120"/>
+            </w:tcMar>
+          </w:tcPr>
+          <w:p>
+            <w:r>
+              <w:rPr>
+                <w:rFonts w:ascii="Arial" w:cs="Arial" w:eastAsia="Arial" w:hAnsi="Arial"/>
+                <w:color w:val="1a1a1a"/>
+                <w:sz w:val="20"/>
+                <w:szCs w:val="20"/>
+              </w:rPr>
+              <w:t xml:space="preserve">Stop</w:t>
+            </w:r>
+          </w:p>
+        </w:tc>
+        <w:tc>
+          <w:tcPr>
+            <w:tcW w:type="dxa" w:w="4960"/>
+            <w:tcBorders>
+              <w:top w:val="single" w:color="d0d0d0" w:sz="1"/>
+              <w:left w:val="single" w:color="d0d0d0" w:sz="1"/>
+              <w:bottom w:val="single" w:color="d0d0d0" w:sz="1"/>
+              <w:right w:val="single" w:color="d0d0d0" w:sz="1"/>
+            </w:tcBorders>
+            <w:shd w:fill="ffffff" w:val="clear"/>
+            <w:tcMar>
+              <w:top w:type="dxa" w:w="80"/>
+              <w:left w:type="dxa" w:w="120"/>
+              <w:bottom w:type="dxa" w:w="80"/>
+              <w:right w:type="dxa" w:w="120"/>
+            </w:tcMar>
+          </w:tcPr>
+          <w:p>
+            <w:r>
+              <w:rPr>
+                <w:rFonts w:ascii="Arial" w:cs="Arial" w:eastAsia="Arial" w:hAnsi="Arial"/>
+                <w:color w:val="1a1a1a"/>
+                <w:sz w:val="20"/>
+                <w:szCs w:val="20"/>
+              </w:rPr>
+              <w:t xml:space="preserve">Desktop notification when agent finishes</w:t>
+            </w:r>
+          </w:p>
+        </w:tc>
+      </w:tr>
+      <w:tr>
+        <w:tc>
+          <w:tcPr>
+            <w:tcW w:type="dxa" w:w="2400"/>
+            <w:tcBorders>
+              <w:top w:val="single" w:color="d0d0d0" w:sz="1"/>
+              <w:left w:val="single" w:color="d0d0d0" w:sz="1"/>
+              <w:bottom w:val="single" w:color="d0d0d0" w:sz="1"/>
+              <w:right w:val="single" w:color="d0d0d0" w:sz="1"/>
+            </w:tcBorders>
+            <w:shd w:fill="e8f0f7" w:val="clear"/>
+            <w:tcMar>
+              <w:top w:type="dxa" w:w="80"/>
+              <w:left w:type="dxa" w:w="120"/>
+              <w:bottom w:type="dxa" w:w="80"/>
+              <w:right w:type="dxa" w:w="120"/>
+            </w:tcMar>
+          </w:tcPr>
+          <w:p>
+            <w:r>
+              <w:rPr>
+                <w:rFonts w:ascii="Arial" w:cs="Arial" w:eastAsia="Arial" w:hAnsi="Arial"/>
+                <w:color w:val="1a1a1a"/>
+                <w:sz w:val="20"/>
+                <w:szCs w:val="20"/>
+              </w:rPr>
+              <w:t xml:space="preserve">Activity Log</w:t>
+            </w:r>
+          </w:p>
+        </w:tc>
+        <w:tc>
+          <w:tcPr>
+            <w:tcW w:type="dxa" w:w="2000"/>
+            <w:tcBorders>
+              <w:top w:val="single" w:color="d0d0d0" w:sz="1"/>
+              <w:left w:val="single" w:color="d0d0d0" w:sz="1"/>
+              <w:bottom w:val="single" w:color="d0d0d0" w:sz="1"/>
+              <w:right w:val="single" w:color="d0d0d0" w:sz="1"/>
+            </w:tcBorders>
+            <w:shd w:fill="e8f0f7" w:val="clear"/>
+            <w:tcMar>
+              <w:top w:type="dxa" w:w="80"/>
+              <w:left w:type="dxa" w:w="120"/>
+              <w:bottom w:type="dxa" w:w="80"/>
+              <w:right w:type="dxa" w:w="120"/>
+            </w:tcMar>
+          </w:tcPr>
+          <w:p>
+            <w:r>
+              <w:rPr>
+                <w:rFonts w:ascii="Arial" w:cs="Arial" w:eastAsia="Arial" w:hAnsi="Arial"/>
+                <w:color w:val="1a1a1a"/>
+                <w:sz w:val="20"/>
+                <w:szCs w:val="20"/>
+              </w:rPr>
+              <w:t xml:space="preserve">PostToolUse (Edit/Write)</w:t>
+            </w:r>
+          </w:p>
+        </w:tc>
+        <w:tc>
+          <w:tcPr>
+            <w:tcW w:type="dxa" w:w="4960"/>
+            <w:tcBorders>
+              <w:top w:val="single" w:color="d0d0d0" w:sz="1"/>
+              <w:left w:val="single" w:color="d0d0d0" w:sz="1"/>
+              <w:bottom w:val="single" w:color="d0d0d0" w:sz="1"/>
+              <w:right w:val="single" w:color="d0d0d0" w:sz="1"/>
+            </w:tcBorders>
+            <w:shd w:fill="e8f0f7" w:val="clear"/>
+            <w:tcMar>
+              <w:top w:type="dxa" w:w="80"/>
+              <w:left w:type="dxa" w:w="120"/>
+              <w:bottom w:type="dxa" w:w="80"/>
+              <w:right w:type="dxa" w:w="120"/>
+            </w:tcMar>
+          </w:tcPr>
+          <w:p>
+            <w:r>
+              <w:rPr>
+                <w:rFonts w:ascii="Arial" w:cs="Arial" w:eastAsia="Arial" w:hAnsi="Arial"/>
+                <w:color w:val="1a1a1a"/>
+                <w:sz w:val="20"/>
+                <w:szCs w:val="20"/>
+              </w:rPr>
+              <w:t xml:space="preserve">Logs every edited file to buildflow-activity.log</w:t>
+            </w:r>
+          </w:p>
+        </w:tc>
+      </w:tr>
+    </w:tbl>
+    <w:p>
+      <w:pPr>
+        <w:spacing w:before="120" w:after="0"/>
+      </w:pPr>
+    </w:p>
+    <w:p>
+      <w:pPr>
+        <w:spacing w:before="80" w:after="80"/>
+      </w:pPr>
+      <w:r>
+        <w:rPr>
+          <w:rFonts w:ascii="Arial" w:cs="Arial" w:eastAsia="Arial" w:hAnsi="Arial"/>
+          <w:b w:val="false"/>
+          <w:bCs w:val="false"/>
+          <w:i w:val="false"/>
+          <w:iCs w:val="false"/>
+          <w:color w:val="5a5a5a"/>
+          <w:sz w:val="22"/>
+          <w:szCs w:val="22"/>
+        </w:rPr>
+        <w:t xml:space="preserve">Mode 1: optional. Mode 2: recommended. See EN-BUILDFLOW-HOOKS.md for full configuration.</w:t>
+      </w:r>
+    </w:p>
+    <w:p>
+      <w:pPr>
+        <w:pBdr>
+          <w:bottom w:val="single" w:color="d0d0d0" w:sz="4" w:space="1"/>
+        </w:pBdr>
+        <w:spacing w:before="200" w:after="200"/>
+      </w:pPr>
+    </w:p>
+    <w:p>
+      <w:pPr>
+        <w:pStyle w:val="Heading1"/>
+        <w:spacing w:before="400" w:after="200"/>
+      </w:pPr>
+      <w:r>
+        <w:rPr>
+          <w:rFonts w:ascii="Arial" w:cs="Arial" w:eastAsia="Arial" w:hAnsi="Arial"/>
+          <w:b/>
+          <w:bCs/>
+          <w:color w:val="0d0d0d"/>
+          <w:sz w:val="36"/>
+          <w:szCs w:val="36"/>
+        </w:rPr>
         <w:t xml:space="preserve">Installation</w:t>
       </w:r>
     </w:p>
@@ -5403,7 +5355,7 @@
           <w:sz w:val="24"/>
           <w:szCs w:val="24"/>
         </w:rPr>
-        <w:t xml:space="preserve">Step 3 — Orchestrator CLAUDE.md</w:t>
+        <w:t xml:space="preserve">Step 3 — Orchestrator CLAUDE.md mandatory reading block</w:t>
       </w:r>
     </w:p>
     <w:p>
@@ -5465,7 +5417,7 @@
           <w:sz w:val="24"/>
           <w:szCs w:val="24"/>
         </w:rPr>
-        <w:t xml:space="preserve">Step 4 — Agent CLAUDE.md</w:t>
+        <w:t xml:space="preserve">Step 4 — Agent CLAUDE.md mandatory reading block</w:t>
       </w:r>
     </w:p>
     <w:p>
@@ -5570,7 +5522,242 @@
           <w:sz w:val="22"/>
           <w:szCs w:val="22"/>
         </w:rPr>
-        <w:t xml:space="preserve">MIT License — Copyright (c) 2026 Caio George Santos</w:t>
+        <w:t xml:space="preserve">MIT License — Copyright (c) 2026 Caio George Santos · Free to use, modify, and distribute with attribution.</w:t>
+      </w:r>
+    </w:p>
+    <w:p>
+      <w:pPr>
+        <w:spacing w:before="200" w:after="0"/>
+      </w:pPr>
+    </w:p>
+    <w:p>
+      <w:pPr>
+        <w:jc w:val="center"/>
+      </w:pPr>
+      <w:r>
+        <w:rPr>
+          <w:rFonts w:ascii="Arial" w:cs="Arial" w:eastAsia="Arial" w:hAnsi="Arial"/>
+          <w:i/>
+          <w:iCs/>
+          <w:color w:val="5a5a5a"/>
+          <w:sz w:val="22"/>
+          <w:szCs w:val="22"/>
+        </w:rPr>
+        <w:t xml:space="preserve">Build like a team of 50. Work like a team of one.</w:t>
+      </w:r>
+    </w:p>
+    <w:p>
+      <w:r>
+        <w:br w:type="page"/>
+      </w:r>
+    </w:p>
+    <w:p>
+      <w:pPr>
+        <w:spacing w:before="1000" w:after="0"/>
+      </w:pPr>
+    </w:p>
+    <w:p>
+      <w:pPr>
+        <w:pBdr>
+          <w:top w:val="single" w:color="c9a227" w:sz="6" w:space="12"/>
+          <w:bottom w:val="single" w:color="c9a227" w:sz="6" w:space="12"/>
+        </w:pBdr>
+        <w:jc w:val="center"/>
+      </w:pPr>
+      <w:r>
+        <w:rPr>
+          <w:rFonts w:ascii="Arial" w:cs="Arial" w:eastAsia="Arial" w:hAnsi="Arial"/>
+          <w:b/>
+          <w:bCs/>
+          <w:color w:val="1a3a5c"/>
+          <w:sz w:val="72"/>
+          <w:szCs w:val="72"/>
+        </w:rPr>
+        <w:t xml:space="preserve">🤵  buildflow</w:t>
+      </w:r>
+    </w:p>
+    <w:p>
+      <w:pPr>
+        <w:spacing w:before="300" w:after="0"/>
+      </w:pPr>
+    </w:p>
+    <w:p>
+      <w:pPr>
+        <w:jc w:val="center"/>
+      </w:pPr>
+      <w:r>
+        <w:rPr>
+          <w:rFonts w:ascii="Arial" w:cs="Arial" w:eastAsia="Arial" w:hAnsi="Arial"/>
+          <w:color w:val="5a5a5a"/>
+          <w:sz w:val="32"/>
+          <w:szCs w:val="32"/>
+        </w:rPr>
+        <w:t xml:space="preserve">Portuguese version follows</w:t>
+      </w:r>
+    </w:p>
+    <w:p>
+      <w:pPr>
+        <w:spacing w:before="80"/>
+        <w:jc w:val="center"/>
+      </w:pPr>
+      <w:r>
+        <w:rPr>
+          <w:rFonts w:ascii="Arial" w:cs="Arial" w:eastAsia="Arial" w:hAnsi="Arial"/>
+          <w:color w:val="5a5a5a"/>
+          <w:sz w:val="32"/>
+          <w:szCs w:val="32"/>
+        </w:rPr>
+        <w:t xml:space="preserve">A versão em Português segue abaixo</w:t>
+      </w:r>
+    </w:p>
+    <w:p>
+      <w:r>
+        <w:br w:type="page"/>
+      </w:r>
+    </w:p>
+    <w:p>
+      <w:pPr>
+        <w:spacing w:before="500" w:after="0"/>
+      </w:pPr>
+    </w:p>
+    <w:p>
+      <w:pPr>
+        <w:jc w:val="center"/>
+      </w:pPr>
+      <w:r>
+        <w:rPr>
+          <w:rFonts w:ascii="Arial" w:cs="Arial" w:eastAsia="Arial" w:hAnsi="Arial"/>
+          <w:sz w:val="120"/>
+          <w:szCs w:val="120"/>
+        </w:rPr>
+        <w:t xml:space="preserve">🤵</w:t>
+      </w:r>
+    </w:p>
+    <w:p>
+      <w:pPr>
+        <w:spacing w:before="120" w:after="0"/>
+      </w:pPr>
+    </w:p>
+    <w:p>
+      <w:pPr>
+        <w:jc w:val="center"/>
+      </w:pPr>
+      <w:r>
+        <w:rPr>
+          <w:rFonts w:ascii="Arial" w:cs="Arial" w:eastAsia="Arial" w:hAnsi="Arial"/>
+          <w:b/>
+          <w:bCs/>
+          <w:color w:val="0d0d0d"/>
+          <w:sz w:val="80"/>
+          <w:szCs w:val="80"/>
+        </w:rPr>
+        <w:t xml:space="preserve">buildflow</w:t>
+      </w:r>
+    </w:p>
+    <w:p>
+      <w:pPr>
+        <w:spacing w:before="60" w:after="0"/>
+      </w:pPr>
+    </w:p>
+    <w:p>
+      <w:pPr>
+        <w:pBdr>
+          <w:top w:val="single" w:color="c9a227" w:sz="6" w:space="1"/>
+          <w:bottom w:val="single" w:color="c9a227" w:sz="6" w:space="1"/>
+        </w:pBdr>
+        <w:jc w:val="center"/>
+      </w:pPr>
+      <w:r>
+        <w:rPr>
+          <w:rFonts w:ascii="Arial" w:cs="Arial" w:eastAsia="Arial" w:hAnsi="Arial"/>
+          <w:i/>
+          <w:iCs/>
+          <w:color w:val="1a3a5c"/>
+          <w:sz w:val="24"/>
+          <w:szCs w:val="24"/>
+        </w:rPr>
+        <w:t xml:space="preserve">  Construa como um time de 50. Trabalhe como um time de um.  </w:t>
+      </w:r>
+    </w:p>
+    <w:p>
+      <w:pPr>
+        <w:spacing w:before="120" w:after="0"/>
+      </w:pPr>
+    </w:p>
+    <w:p>
+      <w:pPr>
+        <w:jc w:val="center"/>
+      </w:pPr>
+      <w:r>
+        <w:rPr>
+          <w:rFonts w:ascii="Arial" w:cs="Arial" w:eastAsia="Arial" w:hAnsi="Arial"/>
+          <w:color w:val="5a5a5a"/>
+          <w:sz w:val="22"/>
+          <w:szCs w:val="22"/>
+        </w:rPr>
+        <w:t xml:space="preserve">Um framework completo para construir produtos com agentes de IA — do zero ao infinito.</w:t>
+      </w:r>
+    </w:p>
+    <w:p>
+      <w:pPr>
+        <w:spacing w:before="120" w:after="0"/>
+      </w:pPr>
+    </w:p>
+    <w:p>
+      <w:pPr>
+        <w:jc w:val="center"/>
+      </w:pPr>
+      <w:r>
+        <w:rPr>
+          <w:rFonts w:ascii="Arial" w:cs="Arial" w:eastAsia="Arial" w:hAnsi="Arial"/>
+          <w:b/>
+          <w:bCs/>
+          <w:color w:val="1a3a5c"/>
+          <w:sz w:val="22"/>
+          <w:szCs w:val="22"/>
+        </w:rPr>
+        <w:t xml:space="preserve">🇧🇷  Versão em Português  ·  v2.1  ·  2026</w:t>
+      </w:r>
+    </w:p>
+    <w:p>
+      <w:pPr>
+        <w:spacing w:before="200" w:after="0"/>
+      </w:pPr>
+    </w:p>
+    <w:p>
+      <w:pPr>
+        <w:jc w:val="center"/>
+      </w:pPr>
+      <w:r>
+        <w:rPr>
+          <w:rFonts w:ascii="Arial" w:cs="Arial" w:eastAsia="Arial" w:hAnsi="Arial"/>
+          <w:color w:val="5a5a5a"/>
+          <w:sz w:val="20"/>
+          <w:szCs w:val="20"/>
+        </w:rPr>
+        <w:t xml:space="preserve">Caio George Santos  ·  Licença MIT</w:t>
+      </w:r>
+    </w:p>
+    <w:p>
+      <w:r>
+        <w:br w:type="page"/>
+      </w:r>
+    </w:p>
+    <w:p>
+      <w:pPr>
+        <w:pStyle w:val="Heading1"/>
+        <w:spacing w:before="400" w:after="200"/>
+      </w:pPr>
+      <w:r>
+        <w:rPr>
+          <w:rFonts w:ascii="Arial" w:cs="Arial" w:eastAsia="Arial" w:hAnsi="Arial"/>
+          <w:b/>
+          <w:bCs/>
+          <w:color w:val="0d0d0d"/>
+          <w:sz w:val="36"/>
+          <w:szCs w:val="36"/>
+        </w:rPr>
+        <w:t xml:space="preserve">O que é o buildflow</w:t>
       </w:r>
     </w:p>
     <w:p>
@@ -5588,279 +5775,7 @@
           <w:sz w:val="22"/>
           <w:szCs w:val="22"/>
         </w:rPr>
-        <w:t xml:space="preserve">Free to use, modify, and distribute with attribution.</w:t>
-      </w:r>
-    </w:p>
-    <w:p>
-      <w:pPr>
-        <w:spacing w:before="200" w:after="0"/>
-      </w:pPr>
-    </w:p>
-    <w:p>
-      <w:pPr>
-        <w:jc w:val="center"/>
-      </w:pPr>
-      <w:r>
-        <w:rPr>
-          <w:rFonts w:ascii="Arial" w:cs="Arial" w:eastAsia="Arial" w:hAnsi="Arial"/>
-          <w:i/>
-          <w:iCs/>
-          <w:color w:val="5a5a5a"/>
-          <w:sz w:val="22"/>
-          <w:szCs w:val="22"/>
-        </w:rPr>
-        <w:t xml:space="preserve">Build like a team of 50. Work like a team of one.</w:t>
-      </w:r>
-    </w:p>
-    <w:p>
-      <w:r>
-        <w:br w:type="page"/>
-      </w:r>
-    </w:p>
-    <w:p>
-      <w:pPr>
-        <w:spacing w:before="1200" w:after="0"/>
-      </w:pPr>
-    </w:p>
-    <w:p>
-      <w:pPr>
-        <w:pBdr>
-          <w:top w:val="single" w:color="c9a227" w:sz="6" w:space="12"/>
-          <w:bottom w:val="single" w:color="c9a227" w:sz="6" w:space="12"/>
-        </w:pBdr>
-        <w:spacing w:before="0" w:after="0"/>
-        <w:jc w:val="center"/>
-      </w:pPr>
-      <w:r>
-        <w:rPr>
-          <w:rFonts w:ascii="Arial" w:cs="Arial" w:eastAsia="Arial" w:hAnsi="Arial"/>
-          <w:b/>
-          <w:bCs/>
-          <w:color w:val="1a3a5c"/>
-          <w:sz w:val="72"/>
-          <w:szCs w:val="72"/>
-        </w:rPr>
-        <w:t xml:space="preserve">🤵  buildflow</w:t>
-      </w:r>
-    </w:p>
-    <w:p>
-      <w:pPr>
-        <w:spacing w:before="400" w:after="0"/>
-      </w:pPr>
-    </w:p>
-    <w:p>
-      <w:pPr>
-        <w:jc w:val="center"/>
-      </w:pPr>
-      <w:r>
-        <w:rPr>
-          <w:rFonts w:ascii="Arial" w:cs="Arial" w:eastAsia="Arial" w:hAnsi="Arial"/>
-          <w:color w:val="5a5a5a"/>
-          <w:sz w:val="32"/>
-          <w:szCs w:val="32"/>
-        </w:rPr>
-        <w:t xml:space="preserve">Portuguese version follows</w:t>
-      </w:r>
-    </w:p>
-    <w:p>
-      <w:pPr>
-        <w:spacing w:before="80"/>
-        <w:jc w:val="center"/>
-      </w:pPr>
-      <w:r>
-        <w:rPr>
-          <w:rFonts w:ascii="Arial" w:cs="Arial" w:eastAsia="Arial" w:hAnsi="Arial"/>
-          <w:color w:val="5a5a5a"/>
-          <w:sz w:val="32"/>
-          <w:szCs w:val="32"/>
-        </w:rPr>
-        <w:t xml:space="preserve">A versão em Português segue abaixo</w:t>
-      </w:r>
-    </w:p>
-    <w:p>
-      <w:r>
-        <w:br w:type="page"/>
-      </w:r>
-    </w:p>
-    <w:p>
-      <w:pPr>
-        <w:spacing w:before="600" w:after="0"/>
-      </w:pPr>
-    </w:p>
-    <w:p>
-      <w:pPr>
-        <w:jc w:val="center"/>
-      </w:pPr>
-      <w:r>
-        <w:rPr>
-          <w:rFonts w:ascii="Arial" w:cs="Arial" w:eastAsia="Arial" w:hAnsi="Arial"/>
-          <w:sz w:val="120"/>
-          <w:szCs w:val="120"/>
-        </w:rPr>
-        <w:t xml:space="preserve">🤵</w:t>
-      </w:r>
-    </w:p>
-    <w:p>
-      <w:pPr>
-        <w:spacing w:before="160" w:after="0"/>
-      </w:pPr>
-    </w:p>
-    <w:p>
-      <w:pPr>
-        <w:jc w:val="center"/>
-      </w:pPr>
-      <w:r>
-        <w:rPr>
-          <w:rFonts w:ascii="Arial" w:cs="Arial" w:eastAsia="Arial" w:hAnsi="Arial"/>
-          <w:b/>
-          <w:bCs/>
-          <w:color w:val="0d0d0d"/>
-          <w:sz w:val="80"/>
-          <w:szCs w:val="80"/>
-        </w:rPr>
-        <w:t xml:space="preserve">buildflow</w:t>
-      </w:r>
-    </w:p>
-    <w:p>
-      <w:pPr>
-        <w:spacing w:before="60" w:after="0"/>
-      </w:pPr>
-    </w:p>
-    <w:p>
-      <w:pPr>
-        <w:pBdr>
-          <w:top w:val="single" w:color="c9a227" w:sz="6" w:space="1"/>
-          <w:bottom w:val="single" w:color="c9a227" w:sz="6" w:space="1"/>
-        </w:pBdr>
-        <w:jc w:val="center"/>
-      </w:pPr>
-      <w:r>
-        <w:rPr>
-          <w:rFonts w:ascii="Arial" w:cs="Arial" w:eastAsia="Arial" w:hAnsi="Arial"/>
-          <w:i/>
-          <w:iCs/>
-          <w:color w:val="1a3a5c"/>
-          <w:sz w:val="24"/>
-          <w:szCs w:val="24"/>
-        </w:rPr>
-        <w:t xml:space="preserve">  Construa como um time de 50. Trabalhe como um time de um.  </w:t>
-      </w:r>
-    </w:p>
-    <w:p>
-      <w:pPr>
-        <w:spacing w:before="160" w:after="0"/>
-      </w:pPr>
-    </w:p>
-    <w:p>
-      <w:pPr>
-        <w:jc w:val="center"/>
-      </w:pPr>
-      <w:r>
-        <w:rPr>
-          <w:rFonts w:ascii="Arial" w:cs="Arial" w:eastAsia="Arial" w:hAnsi="Arial"/>
-          <w:color w:val="5a5a5a"/>
-          <w:sz w:val="22"/>
-          <w:szCs w:val="22"/>
-        </w:rPr>
-        <w:t xml:space="preserve">Um framework completo para construir produtos com agentes de IA — do zero ao infinito.</w:t>
-      </w:r>
-    </w:p>
-    <w:p>
-      <w:pPr>
-        <w:spacing w:before="160" w:after="0"/>
-      </w:pPr>
-    </w:p>
-    <w:p>
-      <w:pPr>
-        <w:jc w:val="center"/>
-      </w:pPr>
-      <w:r>
-        <w:rPr>
-          <w:rFonts w:ascii="Arial" w:cs="Arial" w:eastAsia="Arial" w:hAnsi="Arial"/>
-          <w:b/>
-          <w:bCs/>
-          <w:color w:val="1a3a5c"/>
-          <w:sz w:val="24"/>
-          <w:szCs w:val="24"/>
-        </w:rPr>
-        <w:t xml:space="preserve">🇧🇷  Versão em Português</w:t>
-      </w:r>
-    </w:p>
-    <w:p>
-      <w:pPr>
-        <w:spacing w:before="300" w:after="0"/>
-      </w:pPr>
-    </w:p>
-    <w:p>
-      <w:pPr>
-        <w:jc w:val="center"/>
-      </w:pPr>
-      <w:r>
-        <w:rPr>
-          <w:rFonts w:ascii="Arial" w:cs="Arial" w:eastAsia="Arial" w:hAnsi="Arial"/>
-          <w:color w:val="5a5a5a"/>
-          <w:sz w:val="20"/>
-          <w:szCs w:val="20"/>
-        </w:rPr>
-        <w:t xml:space="preserve">Caio George Santos  ·  v2.0  ·  2026  ·  Licença MIT</w:t>
-      </w:r>
-    </w:p>
-    <w:p>
-      <w:r>
-        <w:br w:type="page"/>
-      </w:r>
-    </w:p>
-    <w:p>
-      <w:pPr>
-        <w:pStyle w:val="Heading1"/>
-        <w:spacing w:before="400" w:after="200"/>
-      </w:pPr>
-      <w:r>
-        <w:rPr>
-          <w:rFonts w:ascii="Arial" w:cs="Arial" w:eastAsia="Arial" w:hAnsi="Arial"/>
-          <w:b/>
-          <w:bCs/>
-          <w:color w:val="0d0d0d"/>
-          <w:sz w:val="36"/>
-          <w:szCs w:val="36"/>
-        </w:rPr>
-        <w:t xml:space="preserve">O que é o buildflow</w:t>
-      </w:r>
-    </w:p>
-    <w:p>
-      <w:pPr>
-        <w:spacing w:before="80" w:after="80"/>
-      </w:pPr>
-      <w:r>
-        <w:rPr>
-          <w:rFonts w:ascii="Arial" w:cs="Arial" w:eastAsia="Arial" w:hAnsi="Arial"/>
-          <w:b w:val="false"/>
-          <w:bCs w:val="false"/>
-          <w:i w:val="false"/>
-          <w:iCs w:val="false"/>
-          <w:color w:val="1a1a1a"/>
-          <w:sz w:val="22"/>
-          <w:szCs w:val="22"/>
-        </w:rPr>
-        <w:t xml:space="preserve">O buildflow é um framework operacional completo para construir produtos com agentes de IA. Cobre todo o ciclo de vida do produto — da primeira ideia ao monitoramento e evolução contínua.</w:t>
-      </w:r>
-    </w:p>
-    <w:p>
-      <w:pPr>
-        <w:spacing w:before="80" w:after="80"/>
-      </w:pPr>
-      <w:r>
-        <w:rPr>
-          <w:rFonts w:ascii="Arial" w:cs="Arial" w:eastAsia="Arial" w:hAnsi="Arial"/>
-          <w:b w:val="false"/>
-          <w:bCs w:val="false"/>
-          <w:i w:val="false"/>
-          <w:iCs w:val="false"/>
-          <w:color w:val="1a1a1a"/>
-          <w:sz w:val="22"/>
-          <w:szCs w:val="22"/>
-        </w:rPr>
-        <w:t xml:space="preserve">Define como trabalhar — não o que trabalhar. Construído para founders não-técnicos que querem construir produtos de nível global, e builders técnicos que querem estrutura e qualidade em escala.</w:t>
+        <w:t xml:space="preserve">Um framework completo para construir produtos com agentes de IA — do zero ao infinito. Define como trabalhar, não o que trabalhar. Construído para founders não-técnicos que querem produtos de nível global, e builders técnicos que querem estrutura e qualidade em escala.</w:t>
       </w:r>
     </w:p>
     <w:p>
@@ -5945,12 +5860,184 @@
           <w:sz w:val="36"/>
           <w:szCs w:val="36"/>
         </w:rPr>
-        <w:t xml:space="preserve">As 11 Fases — Do Zero ao Infinito</w:t>
+        <w:t xml:space="preserve">Dois Modos de Operação</w:t>
+      </w:r>
+    </w:p>
+    <w:p>
+      <w:pPr>
+        <w:pStyle w:val="Heading2"/>
+        <w:spacing w:before="300" w:after="160"/>
+      </w:pPr>
+      <w:r>
+        <w:rPr>
+          <w:rFonts w:ascii="Arial" w:cs="Arial" w:eastAsia="Arial" w:hAnsi="Arial"/>
+          <w:b/>
+          <w:bCs/>
+          <w:color w:val="1a3a5c"/>
+          <w:sz w:val="28"/>
+          <w:szCs w:val="28"/>
+        </w:rPr>
+        <w:t xml:space="preserve">Modo 1 — Agente Único</w:t>
+      </w:r>
+    </w:p>
+    <w:p>
+      <w:pPr>
+        <w:spacing w:before="80" w:after="80"/>
+      </w:pPr>
+      <w:r>
+        <w:rPr>
+          <w:rFonts w:ascii="Arial" w:cs="Arial" w:eastAsia="Arial" w:hAnsi="Arial"/>
+          <w:b w:val="false"/>
+          <w:bCs w:val="false"/>
+          <w:i w:val="false"/>
+          <w:iCs w:val="false"/>
+          <w:color w:val="1a1a1a"/>
+          <w:sz w:val="22"/>
+          <w:szCs w:val="22"/>
+        </w:rPr>
+        <w:t xml:space="preserve">Uma conversa, um agente, execução direta. Use quando solo, iteração rápida necessária, um agente ativo por vez.</w:t>
+      </w:r>
+    </w:p>
+    <w:p>
+      <w:pPr>
+        <w:spacing w:before="80" w:after="80"/>
+      </w:pPr>
+      <w:r>
+        <w:rPr>
+          <w:rFonts w:ascii="Arial" w:cs="Arial" w:eastAsia="Arial" w:hAnsi="Arial"/>
+          <w:b w:val="false"/>
+          <w:bCs w:val="false"/>
+          <w:i w:val="false"/>
+          <w:iCs w:val="false"/>
+          <w:color w:val="1a1a1a"/>
+          <w:sz w:val="22"/>
+          <w:szCs w:val="22"/>
+        </w:rPr>
+        <w:t xml:space="preserve">Use: SPEC.md, ARCH.md, DECISIONS.md, STATUS.md, MEMORY.md. Planos de Módulo apenas para features complexas.</w:t>
+      </w:r>
+    </w:p>
+    <w:p>
+      <w:pPr>
+        <w:spacing w:before="80" w:after="80"/>
+      </w:pPr>
+      <w:r>
+        <w:rPr>
+          <w:rFonts w:ascii="Arial" w:cs="Arial" w:eastAsia="Arial" w:hAnsi="Arial"/>
+          <w:b w:val="false"/>
+          <w:bCs w:val="false"/>
+          <w:i w:val="false"/>
+          <w:iCs w:val="false"/>
+          <w:color w:val="5a5a5a"/>
+          <w:sz w:val="22"/>
+          <w:szCs w:val="22"/>
+        </w:rPr>
+        <w:t xml:space="preserve">Ignore: protocolo de squad, briefings, handoffs, pastas de agente.</w:t>
+      </w:r>
+    </w:p>
+    <w:p>
+      <w:pPr>
+        <w:spacing w:before="120" w:after="0"/>
+      </w:pPr>
+    </w:p>
+    <w:p>
+      <w:pPr>
+        <w:pStyle w:val="Heading2"/>
+        <w:spacing w:before="300" w:after="160"/>
+      </w:pPr>
+      <w:r>
+        <w:rPr>
+          <w:rFonts w:ascii="Arial" w:cs="Arial" w:eastAsia="Arial" w:hAnsi="Arial"/>
+          <w:b/>
+          <w:bCs/>
+          <w:color w:val="1a3a5c"/>
+          <w:sz w:val="28"/>
+          <w:szCs w:val="28"/>
+        </w:rPr>
+        <w:t xml:space="preserve">Modo 2 — Squad Multi-Agente</w:t>
+      </w:r>
+    </w:p>
+    <w:p>
+      <w:pPr>
+        <w:spacing w:before="80" w:after="80"/>
+      </w:pPr>
+      <w:r>
+        <w:rPr>
+          <w:rFonts w:ascii="Arial" w:cs="Arial" w:eastAsia="Arial" w:hAnsi="Arial"/>
+          <w:b w:val="false"/>
+          <w:bCs w:val="false"/>
+          <w:i w:val="false"/>
+          <w:iCs w:val="false"/>
+          <w:color w:val="1a1a1a"/>
+          <w:sz w:val="22"/>
+          <w:szCs w:val="22"/>
+        </w:rPr>
+        <w:t xml:space="preserve">Múltiplas janelas do VS Code, agentes especializados em paralelo. Use quando tarefas são genuinamente paralelas, volume excede uma janela de contexto.</w:t>
+      </w:r>
+    </w:p>
+    <w:p>
+      <w:pPr>
+        <w:spacing w:before="80" w:after="80"/>
+      </w:pPr>
+      <w:r>
+        <w:rPr>
+          <w:rFonts w:ascii="Arial" w:cs="Arial" w:eastAsia="Arial" w:hAnsi="Arial"/>
+          <w:b w:val="false"/>
+          <w:bCs w:val="false"/>
+          <w:i w:val="false"/>
+          <w:iCs w:val="false"/>
+          <w:color w:val="1a1a1a"/>
+          <w:sz w:val="22"/>
+          <w:szCs w:val="22"/>
+        </w:rPr>
+        <w:t xml:space="preserve">Use: framework completo — todos os protocolos ativos. Planos de Módulo e branches Git obrigatórios por módulo. Hooks recomendados.</w:t>
+      </w:r>
+    </w:p>
+    <w:p>
+      <w:pPr>
+        <w:spacing w:before="80" w:after="80"/>
+      </w:pPr>
+      <w:r>
+        <w:rPr>
+          <w:rFonts w:ascii="Arial" w:cs="Arial" w:eastAsia="Arial" w:hAnsi="Arial"/>
+          <w:b w:val="false"/>
+          <w:bCs w:val="false"/>
+          <w:i w:val="false"/>
+          <w:iCs w:val="false"/>
+          <w:color w:val="5a5a5a"/>
+          <w:sz w:val="22"/>
+          <w:szCs w:val="22"/>
+        </w:rPr>
+        <w:t xml:space="preserve">Nota: Squads usam ~15x mais tokens que agente único. Só escale quando o valor justificar.</w:t>
+      </w:r>
+    </w:p>
+    <w:p>
+      <w:pPr>
+        <w:pBdr>
+          <w:bottom w:val="single" w:color="d0d0d0" w:sz="4" w:space="1"/>
+        </w:pBdr>
+        <w:spacing w:before="200" w:after="200"/>
+      </w:pPr>
+    </w:p>
+    <w:p>
+      <w:pPr>
+        <w:pStyle w:val="Heading1"/>
+        <w:spacing w:before="400" w:after="200"/>
+      </w:pPr>
+      <w:r>
+        <w:rPr>
+          <w:rFonts w:ascii="Arial" w:cs="Arial" w:eastAsia="Arial" w:hAnsi="Arial"/>
+          <w:b/>
+          <w:bCs/>
+          <w:color w:val="0d0d0d"/>
+          <w:sz w:val="36"/>
+          <w:szCs w:val="36"/>
+        </w:rPr>
+        <w:t xml:space="preserve">Subagentes vs Janelas Separadas</w:t>
       </w:r>
     </w:p>
     <w:tbl>
       <w:tblPr>
-        <w:tblW w:type="dxa" w:w="7400"/>
+        <w:tblW w:type="dxa" w:w="9360"/>
         <w:tblBorders>
           <w:top w:val="single" w:color="auto" w:sz="4"/>
           <w:left w:val="single" w:color="auto" w:sz="4"/>
@@ -5961,16 +6048,14 @@
         </w:tblBorders>
       </w:tblPr>
       <w:tblGrid>
-        <w:gridCol w:w="500"/>
-        <w:gridCol w:w="1700"/>
-        <w:gridCol w:w="1800"/>
-        <w:gridCol w:w="2800"/>
-        <w:gridCol w:w="600"/>
+        <w:gridCol w:w="2000"/>
+        <w:gridCol w:w="3680"/>
+        <w:gridCol w:w="3680"/>
       </w:tblGrid>
       <w:tr>
         <w:tc>
           <w:tcPr>
-            <w:tcW w:type="dxa" w:w="500"/>
+            <w:tcW w:type="dxa" w:w="2000"/>
             <w:tcBorders>
               <w:top w:val="single" w:color="d0d0d0" w:sz="1"/>
               <w:left w:val="single" w:color="d0d0d0" w:sz="1"/>
@@ -5995,13 +6080,13 @@
                 <w:sz w:val="20"/>
                 <w:szCs w:val="20"/>
               </w:rPr>
-              <w:t xml:space="preserve">Fase</w:t>
-            </w:r>
-          </w:p>
-        </w:tc>
-        <w:tc>
-          <w:tcPr>
-            <w:tcW w:type="dxa" w:w="1700"/>
+              <w:t xml:space="preserve"/>
+            </w:r>
+          </w:p>
+        </w:tc>
+        <w:tc>
+          <w:tcPr>
+            <w:tcW w:type="dxa" w:w="3680"/>
             <w:tcBorders>
               <w:top w:val="single" w:color="d0d0d0" w:sz="1"/>
               <w:left w:val="single" w:color="d0d0d0" w:sz="1"/>
@@ -6026,13 +6111,13 @@
                 <w:sz w:val="20"/>
                 <w:szCs w:val="20"/>
               </w:rPr>
-              <w:t xml:space="preserve">Nome</w:t>
-            </w:r>
-          </w:p>
-        </w:tc>
-        <w:tc>
-          <w:tcPr>
-            <w:tcW w:type="dxa" w:w="1800"/>
+              <w:t xml:space="preserve">Janela Separada</w:t>
+            </w:r>
+          </w:p>
+        </w:tc>
+        <w:tc>
+          <w:tcPr>
+            <w:tcW w:type="dxa" w:w="3680"/>
             <w:tcBorders>
               <w:top w:val="single" w:color="d0d0d0" w:sz="1"/>
               <w:left w:val="single" w:color="d0d0d0" w:sz="1"/>
@@ -6057,13 +6142,326 @@
                 <w:sz w:val="20"/>
                 <w:szCs w:val="20"/>
               </w:rPr>
-              <w:t xml:space="preserve">Ferramenta</w:t>
-            </w:r>
-          </w:p>
-        </w:tc>
-        <w:tc>
-          <w:tcPr>
-            <w:tcW w:type="dxa" w:w="2800"/>
+              <w:t xml:space="preserve">Subagente</w:t>
+            </w:r>
+          </w:p>
+        </w:tc>
+      </w:tr>
+      <w:tr>
+        <w:tc>
+          <w:tcPr>
+            <w:tcW w:type="dxa" w:w="2000"/>
+            <w:tcBorders>
+              <w:top w:val="single" w:color="d0d0d0" w:sz="1"/>
+              <w:left w:val="single" w:color="d0d0d0" w:sz="1"/>
+              <w:bottom w:val="single" w:color="d0d0d0" w:sz="1"/>
+              <w:right w:val="single" w:color="d0d0d0" w:sz="1"/>
+            </w:tcBorders>
+            <w:shd w:fill="ffffff" w:val="clear"/>
+            <w:tcMar>
+              <w:top w:type="dxa" w:w="80"/>
+              <w:left w:type="dxa" w:w="120"/>
+              <w:bottom w:type="dxa" w:w="80"/>
+              <w:right w:type="dxa" w:w="120"/>
+            </w:tcMar>
+          </w:tcPr>
+          <w:p>
+            <w:r>
+              <w:rPr>
+                <w:rFonts w:ascii="Arial" w:cs="Arial" w:eastAsia="Arial" w:hAnsi="Arial"/>
+                <w:color w:val="1a1a1a"/>
+                <w:sz w:val="20"/>
+                <w:szCs w:val="20"/>
+              </w:rPr>
+              <w:t xml:space="preserve">Memória</w:t>
+            </w:r>
+          </w:p>
+        </w:tc>
+        <w:tc>
+          <w:tcPr>
+            <w:tcW w:type="dxa" w:w="3680"/>
+            <w:tcBorders>
+              <w:top w:val="single" w:color="d0d0d0" w:sz="1"/>
+              <w:left w:val="single" w:color="d0d0d0" w:sz="1"/>
+              <w:bottom w:val="single" w:color="d0d0d0" w:sz="1"/>
+              <w:right w:val="single" w:color="d0d0d0" w:sz="1"/>
+            </w:tcBorders>
+            <w:shd w:fill="ffffff" w:val="clear"/>
+            <w:tcMar>
+              <w:top w:type="dxa" w:w="80"/>
+              <w:left w:type="dxa" w:w="120"/>
+              <w:bottom w:type="dxa" w:w="80"/>
+              <w:right w:type="dxa" w:w="120"/>
+            </w:tcMar>
+          </w:tcPr>
+          <w:p>
+            <w:r>
+              <w:rPr>
+                <w:rFonts w:ascii="Arial" w:cs="Arial" w:eastAsia="Arial" w:hAnsi="Arial"/>
+                <w:color w:val="1a1a1a"/>
+                <w:sz w:val="20"/>
+                <w:szCs w:val="20"/>
+              </w:rPr>
+              <w:t xml:space="preserve">Persistente entre sessões</w:t>
+            </w:r>
+          </w:p>
+        </w:tc>
+        <w:tc>
+          <w:tcPr>
+            <w:tcW w:type="dxa" w:w="3680"/>
+            <w:tcBorders>
+              <w:top w:val="single" w:color="d0d0d0" w:sz="1"/>
+              <w:left w:val="single" w:color="d0d0d0" w:sz="1"/>
+              <w:bottom w:val="single" w:color="d0d0d0" w:sz="1"/>
+              <w:right w:val="single" w:color="d0d0d0" w:sz="1"/>
+            </w:tcBorders>
+            <w:shd w:fill="ffffff" w:val="clear"/>
+            <w:tcMar>
+              <w:top w:type="dxa" w:w="80"/>
+              <w:left w:type="dxa" w:w="120"/>
+              <w:bottom w:type="dxa" w:w="80"/>
+              <w:right w:type="dxa" w:w="120"/>
+            </w:tcMar>
+          </w:tcPr>
+          <w:p>
+            <w:r>
+              <w:rPr>
+                <w:rFonts w:ascii="Arial" w:cs="Arial" w:eastAsia="Arial" w:hAnsi="Arial"/>
+                <w:color w:val="1a1a1a"/>
+                <w:sz w:val="20"/>
+                <w:szCs w:val="20"/>
+              </w:rPr>
+              <w:t xml:space="preserve">Some ao final da sessão</w:t>
+            </w:r>
+          </w:p>
+        </w:tc>
+      </w:tr>
+      <w:tr>
+        <w:tc>
+          <w:tcPr>
+            <w:tcW w:type="dxa" w:w="2000"/>
+            <w:tcBorders>
+              <w:top w:val="single" w:color="d0d0d0" w:sz="1"/>
+              <w:left w:val="single" w:color="d0d0d0" w:sz="1"/>
+              <w:bottom w:val="single" w:color="d0d0d0" w:sz="1"/>
+              <w:right w:val="single" w:color="d0d0d0" w:sz="1"/>
+            </w:tcBorders>
+            <w:shd w:fill="e8f0f7" w:val="clear"/>
+            <w:tcMar>
+              <w:top w:type="dxa" w:w="80"/>
+              <w:left w:type="dxa" w:w="120"/>
+              <w:bottom w:type="dxa" w:w="80"/>
+              <w:right w:type="dxa" w:w="120"/>
+            </w:tcMar>
+          </w:tcPr>
+          <w:p>
+            <w:r>
+              <w:rPr>
+                <w:rFonts w:ascii="Arial" w:cs="Arial" w:eastAsia="Arial" w:hAnsi="Arial"/>
+                <w:color w:val="1a1a1a"/>
+                <w:sz w:val="20"/>
+                <w:szCs w:val="20"/>
+              </w:rPr>
+              <w:t xml:space="preserve">Use para</w:t>
+            </w:r>
+          </w:p>
+        </w:tc>
+        <w:tc>
+          <w:tcPr>
+            <w:tcW w:type="dxa" w:w="3680"/>
+            <w:tcBorders>
+              <w:top w:val="single" w:color="d0d0d0" w:sz="1"/>
+              <w:left w:val="single" w:color="d0d0d0" w:sz="1"/>
+              <w:bottom w:val="single" w:color="d0d0d0" w:sz="1"/>
+              <w:right w:val="single" w:color="d0d0d0" w:sz="1"/>
+            </w:tcBorders>
+            <w:shd w:fill="e8f0f7" w:val="clear"/>
+            <w:tcMar>
+              <w:top w:type="dxa" w:w="80"/>
+              <w:left w:type="dxa" w:w="120"/>
+              <w:bottom w:type="dxa" w:w="80"/>
+              <w:right w:type="dxa" w:w="120"/>
+            </w:tcMar>
+          </w:tcPr>
+          <w:p>
+            <w:r>
+              <w:rPr>
+                <w:rFonts w:ascii="Arial" w:cs="Arial" w:eastAsia="Arial" w:hAnsi="Arial"/>
+                <w:color w:val="1a1a1a"/>
+                <w:sz w:val="20"/>
+                <w:szCs w:val="20"/>
+              </w:rPr>
+              <w:t xml:space="preserve">Desenvolvedor, Auditor, Orquestrador, QA</w:t>
+            </w:r>
+          </w:p>
+        </w:tc>
+        <w:tc>
+          <w:tcPr>
+            <w:tcW w:type="dxa" w:w="3680"/>
+            <w:tcBorders>
+              <w:top w:val="single" w:color="d0d0d0" w:sz="1"/>
+              <w:left w:val="single" w:color="d0d0d0" w:sz="1"/>
+              <w:bottom w:val="single" w:color="d0d0d0" w:sz="1"/>
+              <w:right w:val="single" w:color="d0d0d0" w:sz="1"/>
+            </w:tcBorders>
+            <w:shd w:fill="e8f0f7" w:val="clear"/>
+            <w:tcMar>
+              <w:top w:type="dxa" w:w="80"/>
+              <w:left w:type="dxa" w:w="120"/>
+              <w:bottom w:type="dxa" w:w="80"/>
+              <w:right w:type="dxa" w:w="120"/>
+            </w:tcMar>
+          </w:tcPr>
+          <w:p>
+            <w:r>
+              <w:rPr>
+                <w:rFonts w:ascii="Arial" w:cs="Arial" w:eastAsia="Arial" w:hAnsi="Arial"/>
+                <w:color w:val="1a1a1a"/>
+                <w:sz w:val="20"/>
+                <w:szCs w:val="20"/>
+              </w:rPr>
+              <w:t xml:space="preserve">Pesquisa /plan, auditorias paralelas, atualizações STATUS</w:t>
+            </w:r>
+          </w:p>
+        </w:tc>
+      </w:tr>
+      <w:tr>
+        <w:tc>
+          <w:tcPr>
+            <w:tcW w:type="dxa" w:w="2000"/>
+            <w:tcBorders>
+              <w:top w:val="single" w:color="d0d0d0" w:sz="1"/>
+              <w:left w:val="single" w:color="d0d0d0" w:sz="1"/>
+              <w:bottom w:val="single" w:color="d0d0d0" w:sz="1"/>
+              <w:right w:val="single" w:color="d0d0d0" w:sz="1"/>
+            </w:tcBorders>
+            <w:shd w:fill="ffffff" w:val="clear"/>
+            <w:tcMar>
+              <w:top w:type="dxa" w:w="80"/>
+              <w:left w:type="dxa" w:w="120"/>
+              <w:bottom w:type="dxa" w:w="80"/>
+              <w:right w:type="dxa" w:w="120"/>
+            </w:tcMar>
+          </w:tcPr>
+          <w:p>
+            <w:r>
+              <w:rPr>
+                <w:rFonts w:ascii="Arial" w:cs="Arial" w:eastAsia="Arial" w:hAnsi="Arial"/>
+                <w:color w:val="1a1a1a"/>
+                <w:sz w:val="20"/>
+                <w:szCs w:val="20"/>
+              </w:rPr>
+              <w:t xml:space="preserve">Na dúvida</w:t>
+            </w:r>
+          </w:p>
+        </w:tc>
+        <w:tc>
+          <w:tcPr>
+            <w:tcW w:type="dxa" w:w="3680"/>
+            <w:tcBorders>
+              <w:top w:val="single" w:color="d0d0d0" w:sz="1"/>
+              <w:left w:val="single" w:color="d0d0d0" w:sz="1"/>
+              <w:bottom w:val="single" w:color="d0d0d0" w:sz="1"/>
+              <w:right w:val="single" w:color="d0d0d0" w:sz="1"/>
+            </w:tcBorders>
+            <w:shd w:fill="ffffff" w:val="clear"/>
+            <w:tcMar>
+              <w:top w:type="dxa" w:w="80"/>
+              <w:left w:type="dxa" w:w="120"/>
+              <w:bottom w:type="dxa" w:w="80"/>
+              <w:right w:type="dxa" w:w="120"/>
+            </w:tcMar>
+          </w:tcPr>
+          <w:p>
+            <w:r>
+              <w:rPr>
+                <w:rFonts w:ascii="Arial" w:cs="Arial" w:eastAsia="Arial" w:hAnsi="Arial"/>
+                <w:color w:val="1a1a1a"/>
+                <w:sz w:val="20"/>
+                <w:szCs w:val="20"/>
+              </w:rPr>
+              <w:t xml:space="preserve">✅ Padrão</w:t>
+            </w:r>
+          </w:p>
+        </w:tc>
+        <w:tc>
+          <w:tcPr>
+            <w:tcW w:type="dxa" w:w="3680"/>
+            <w:tcBorders>
+              <w:top w:val="single" w:color="d0d0d0" w:sz="1"/>
+              <w:left w:val="single" w:color="d0d0d0" w:sz="1"/>
+              <w:bottom w:val="single" w:color="d0d0d0" w:sz="1"/>
+              <w:right w:val="single" w:color="d0d0d0" w:sz="1"/>
+            </w:tcBorders>
+            <w:shd w:fill="ffffff" w:val="clear"/>
+            <w:tcMar>
+              <w:top w:type="dxa" w:w="80"/>
+              <w:left w:type="dxa" w:w="120"/>
+              <w:bottom w:type="dxa" w:w="80"/>
+              <w:right w:type="dxa" w:w="120"/>
+            </w:tcMar>
+          </w:tcPr>
+          <w:p>
+            <w:r>
+              <w:rPr>
+                <w:rFonts w:ascii="Arial" w:cs="Arial" w:eastAsia="Arial" w:hAnsi="Arial"/>
+                <w:color w:val="1a1a1a"/>
+                <w:sz w:val="20"/>
+                <w:szCs w:val="20"/>
+              </w:rPr>
+              <w:t xml:space="preserve">Apenas otimização</w:t>
+            </w:r>
+          </w:p>
+        </w:tc>
+      </w:tr>
+    </w:tbl>
+    <w:p>
+      <w:pPr>
+        <w:pBdr>
+          <w:bottom w:val="single" w:color="d0d0d0" w:sz="4" w:space="1"/>
+        </w:pBdr>
+        <w:spacing w:before="200" w:after="200"/>
+      </w:pPr>
+    </w:p>
+    <w:p>
+      <w:pPr>
+        <w:pStyle w:val="Heading1"/>
+        <w:spacing w:before="400" w:after="200"/>
+      </w:pPr>
+      <w:r>
+        <w:rPr>
+          <w:rFonts w:ascii="Arial" w:cs="Arial" w:eastAsia="Arial" w:hAnsi="Arial"/>
+          <w:b/>
+          <w:bCs/>
+          <w:color w:val="0d0d0d"/>
+          <w:sz w:val="36"/>
+          <w:szCs w:val="36"/>
+        </w:rPr>
+        <w:t xml:space="preserve">As 11 Fases — Do Zero ao Infinito</w:t>
+      </w:r>
+    </w:p>
+    <w:tbl>
+      <w:tblPr>
+        <w:tblW w:type="dxa" w:w="9360"/>
+        <w:tblBorders>
+          <w:top w:val="single" w:color="auto" w:sz="4"/>
+          <w:left w:val="single" w:color="auto" w:sz="4"/>
+          <w:bottom w:val="single" w:color="auto" w:sz="4"/>
+          <w:right w:val="single" w:color="auto" w:sz="4"/>
+          <w:insideH w:val="single" w:color="auto" w:sz="4"/>
+          <w:insideV w:val="single" w:color="auto" w:sz="4"/>
+        </w:tblBorders>
+      </w:tblPr>
+      <w:tblGrid>
+        <w:gridCol w:w="600"/>
+        <w:gridCol w:w="1800"/>
+        <w:gridCol w:w="2400"/>
+        <w:gridCol w:w="4560"/>
+      </w:tblGrid>
+      <w:tr>
+        <w:tc>
+          <w:tcPr>
+            <w:tcW w:type="dxa" w:w="600"/>
             <w:tcBorders>
               <w:top w:val="single" w:color="d0d0d0" w:sz="1"/>
               <w:left w:val="single" w:color="d0d0d0" w:sz="1"/>
@@ -6088,13 +6486,13 @@
                 <w:sz w:val="20"/>
                 <w:szCs w:val="20"/>
               </w:rPr>
-              <w:t xml:space="preserve">Entregável</w:t>
-            </w:r>
-          </w:p>
-        </w:tc>
-        <w:tc>
-          <w:tcPr>
-            <w:tcW w:type="dxa" w:w="600"/>
+              <w:t xml:space="preserve">Fase</w:t>
+            </w:r>
+          </w:p>
+        </w:tc>
+        <w:tc>
+          <w:tcPr>
+            <w:tcW w:type="dxa" w:w="1800"/>
             <w:tcBorders>
               <w:top w:val="single" w:color="d0d0d0" w:sz="1"/>
               <w:left w:val="single" w:color="d0d0d0" w:sz="1"/>
@@ -6119,6 +6517,68 @@
                 <w:sz w:val="20"/>
                 <w:szCs w:val="20"/>
               </w:rPr>
+              <w:t xml:space="preserve">Nome</w:t>
+            </w:r>
+          </w:p>
+        </w:tc>
+        <w:tc>
+          <w:tcPr>
+            <w:tcW w:type="dxa" w:w="2400"/>
+            <w:tcBorders>
+              <w:top w:val="single" w:color="d0d0d0" w:sz="1"/>
+              <w:left w:val="single" w:color="d0d0d0" w:sz="1"/>
+              <w:bottom w:val="single" w:color="d0d0d0" w:sz="1"/>
+              <w:right w:val="single" w:color="d0d0d0" w:sz="1"/>
+            </w:tcBorders>
+            <w:shd w:fill="1a3a5c" w:val="clear"/>
+            <w:tcMar>
+              <w:top w:type="dxa" w:w="80"/>
+              <w:left w:type="dxa" w:w="120"/>
+              <w:bottom w:type="dxa" w:w="80"/>
+              <w:right w:type="dxa" w:w="120"/>
+            </w:tcMar>
+          </w:tcPr>
+          <w:p>
+            <w:r>
+              <w:rPr>
+                <w:rFonts w:ascii="Arial" w:cs="Arial" w:eastAsia="Arial" w:hAnsi="Arial"/>
+                <w:b/>
+                <w:bCs/>
+                <w:color w:val="ffffff"/>
+                <w:sz w:val="20"/>
+                <w:szCs w:val="20"/>
+              </w:rPr>
+              <w:t xml:space="preserve">Ferramenta</w:t>
+            </w:r>
+          </w:p>
+        </w:tc>
+        <w:tc>
+          <w:tcPr>
+            <w:tcW w:type="dxa" w:w="4560"/>
+            <w:tcBorders>
+              <w:top w:val="single" w:color="d0d0d0" w:sz="1"/>
+              <w:left w:val="single" w:color="d0d0d0" w:sz="1"/>
+              <w:bottom w:val="single" w:color="d0d0d0" w:sz="1"/>
+              <w:right w:val="single" w:color="d0d0d0" w:sz="1"/>
+            </w:tcBorders>
+            <w:shd w:fill="1a3a5c" w:val="clear"/>
+            <w:tcMar>
+              <w:top w:type="dxa" w:w="80"/>
+              <w:left w:type="dxa" w:w="120"/>
+              <w:bottom w:type="dxa" w:w="80"/>
+              <w:right w:type="dxa" w:w="120"/>
+            </w:tcMar>
+          </w:tcPr>
+          <w:p>
+            <w:r>
+              <w:rPr>
+                <w:rFonts w:ascii="Arial" w:cs="Arial" w:eastAsia="Arial" w:hAnsi="Arial"/>
+                <w:b/>
+                <w:bCs/>
+                <w:color w:val="ffffff"/>
+                <w:sz w:val="20"/>
+                <w:szCs w:val="20"/>
+              </w:rPr>
               <w:t xml:space="preserve">Status</w:t>
             </w:r>
           </w:p>
@@ -6127,7 +6587,7 @@
       <w:tr>
         <w:tc>
           <w:tcPr>
-            <w:tcW w:type="dxa" w:w="500"/>
+            <w:tcW w:type="dxa" w:w="600"/>
             <w:tcBorders>
               <w:top w:val="single" w:color="d0d0d0" w:sz="1"/>
               <w:left w:val="single" w:color="d0d0d0" w:sz="1"/>
@@ -6156,7 +6616,7 @@
         </w:tc>
         <w:tc>
           <w:tcPr>
-            <w:tcW w:type="dxa" w:w="1700"/>
+            <w:tcW w:type="dxa" w:w="1800"/>
             <w:tcBorders>
               <w:top w:val="single" w:color="d0d0d0" w:sz="1"/>
               <w:left w:val="single" w:color="d0d0d0" w:sz="1"/>
@@ -6185,7 +6645,7 @@
         </w:tc>
         <w:tc>
           <w:tcPr>
-            <w:tcW w:type="dxa" w:w="1800"/>
+            <w:tcW w:type="dxa" w:w="2400"/>
             <w:tcBorders>
               <w:top w:val="single" w:color="d0d0d0" w:sz="1"/>
               <w:left w:val="single" w:color="d0d0d0" w:sz="1"/>
@@ -6214,36 +6674,7 @@
         </w:tc>
         <w:tc>
           <w:tcPr>
-            <w:tcW w:type="dxa" w:w="2800"/>
-            <w:tcBorders>
-              <w:top w:val="single" w:color="d0d0d0" w:sz="1"/>
-              <w:left w:val="single" w:color="d0d0d0" w:sz="1"/>
-              <w:bottom w:val="single" w:color="d0d0d0" w:sz="1"/>
-              <w:right w:val="single" w:color="d0d0d0" w:sz="1"/>
-            </w:tcBorders>
-            <w:shd w:fill="ffffff" w:val="clear"/>
-            <w:tcMar>
-              <w:top w:type="dxa" w:w="80"/>
-              <w:left w:type="dxa" w:w="120"/>
-              <w:bottom w:type="dxa" w:w="80"/>
-              <w:right w:type="dxa" w:w="120"/>
-            </w:tcMar>
-          </w:tcPr>
-          <w:p>
-            <w:r>
-              <w:rPr>
-                <w:rFonts w:ascii="Arial" w:cs="Arial" w:eastAsia="Arial" w:hAnsi="Arial"/>
-                <w:color w:val="1a1a1a"/>
-                <w:sz w:val="20"/>
-                <w:szCs w:val="20"/>
-              </w:rPr>
-              <w:t xml:space="preserve">Documento de hipótese</w:t>
-            </w:r>
-          </w:p>
-        </w:tc>
-        <w:tc>
-          <w:tcPr>
-            <w:tcW w:type="dxa" w:w="600"/>
+            <w:tcW w:type="dxa" w:w="4560"/>
             <w:tcBorders>
               <w:top w:val="single" w:color="d0d0d0" w:sz="1"/>
               <w:left w:val="single" w:color="d0d0d0" w:sz="1"/>
@@ -6274,7 +6705,7 @@
       <w:tr>
         <w:tc>
           <w:tcPr>
-            <w:tcW w:type="dxa" w:w="500"/>
+            <w:tcW w:type="dxa" w:w="600"/>
             <w:tcBorders>
               <w:top w:val="single" w:color="d0d0d0" w:sz="1"/>
               <w:left w:val="single" w:color="d0d0d0" w:sz="1"/>
@@ -6303,7 +6734,7 @@
         </w:tc>
         <w:tc>
           <w:tcPr>
-            <w:tcW w:type="dxa" w:w="1700"/>
+            <w:tcW w:type="dxa" w:w="1800"/>
             <w:tcBorders>
               <w:top w:val="single" w:color="d0d0d0" w:sz="1"/>
               <w:left w:val="single" w:color="d0d0d0" w:sz="1"/>
@@ -6332,7 +6763,7 @@
         </w:tc>
         <w:tc>
           <w:tcPr>
-            <w:tcW w:type="dxa" w:w="1800"/>
+            <w:tcW w:type="dxa" w:w="2400"/>
             <w:tcBorders>
               <w:top w:val="single" w:color="d0d0d0" w:sz="1"/>
               <w:left w:val="single" w:color="d0d0d0" w:sz="1"/>
@@ -6361,36 +6792,7 @@
         </w:tc>
         <w:tc>
           <w:tcPr>
-            <w:tcW w:type="dxa" w:w="2800"/>
-            <w:tcBorders>
-              <w:top w:val="single" w:color="d0d0d0" w:sz="1"/>
-              <w:left w:val="single" w:color="d0d0d0" w:sz="1"/>
-              <w:bottom w:val="single" w:color="d0d0d0" w:sz="1"/>
-              <w:right w:val="single" w:color="d0d0d0" w:sz="1"/>
-            </w:tcBorders>
-            <w:shd w:fill="e8f0f7" w:val="clear"/>
-            <w:tcMar>
-              <w:top w:type="dxa" w:w="80"/>
-              <w:left w:type="dxa" w:w="120"/>
-              <w:bottom w:type="dxa" w:w="80"/>
-              <w:right w:type="dxa" w:w="120"/>
-            </w:tcMar>
-          </w:tcPr>
-          <w:p>
-            <w:r>
-              <w:rPr>
-                <w:rFonts w:ascii="Arial" w:cs="Arial" w:eastAsia="Arial" w:hAnsi="Arial"/>
-                <w:color w:val="1a1a1a"/>
-                <w:sz w:val="20"/>
-                <w:szCs w:val="20"/>
-              </w:rPr>
-              <w:t xml:space="preserve">Relatório de pesquisa validado</w:t>
-            </w:r>
-          </w:p>
-        </w:tc>
-        <w:tc>
-          <w:tcPr>
-            <w:tcW w:type="dxa" w:w="600"/>
+            <w:tcW w:type="dxa" w:w="4560"/>
             <w:tcBorders>
               <w:top w:val="single" w:color="d0d0d0" w:sz="1"/>
               <w:left w:val="single" w:color="d0d0d0" w:sz="1"/>
@@ -6421,7 +6823,7 @@
       <w:tr>
         <w:tc>
           <w:tcPr>
-            <w:tcW w:type="dxa" w:w="500"/>
+            <w:tcW w:type="dxa" w:w="600"/>
             <w:tcBorders>
               <w:top w:val="single" w:color="d0d0d0" w:sz="1"/>
               <w:left w:val="single" w:color="d0d0d0" w:sz="1"/>
@@ -6450,7 +6852,7 @@
         </w:tc>
         <w:tc>
           <w:tcPr>
-            <w:tcW w:type="dxa" w:w="1700"/>
+            <w:tcW w:type="dxa" w:w="1800"/>
             <w:tcBorders>
               <w:top w:val="single" w:color="d0d0d0" w:sz="1"/>
               <w:left w:val="single" w:color="d0d0d0" w:sz="1"/>
@@ -6479,7 +6881,7 @@
         </w:tc>
         <w:tc>
           <w:tcPr>
-            <w:tcW w:type="dxa" w:w="1800"/>
+            <w:tcW w:type="dxa" w:w="2400"/>
             <w:tcBorders>
               <w:top w:val="single" w:color="d0d0d0" w:sz="1"/>
               <w:left w:val="single" w:color="d0d0d0" w:sz="1"/>
@@ -6508,36 +6910,7 @@
         </w:tc>
         <w:tc>
           <w:tcPr>
-            <w:tcW w:type="dxa" w:w="2800"/>
-            <w:tcBorders>
-              <w:top w:val="single" w:color="d0d0d0" w:sz="1"/>
-              <w:left w:val="single" w:color="d0d0d0" w:sz="1"/>
-              <w:bottom w:val="single" w:color="d0d0d0" w:sz="1"/>
-              <w:right w:val="single" w:color="d0d0d0" w:sz="1"/>
-            </w:tcBorders>
-            <w:shd w:fill="ffffff" w:val="clear"/>
-            <w:tcMar>
-              <w:top w:type="dxa" w:w="80"/>
-              <w:left w:type="dxa" w:w="120"/>
-              <w:bottom w:type="dxa" w:w="80"/>
-              <w:right w:type="dxa" w:w="120"/>
-            </w:tcMar>
-          </w:tcPr>
-          <w:p>
-            <w:r>
-              <w:rPr>
-                <w:rFonts w:ascii="Arial" w:cs="Arial" w:eastAsia="Arial" w:hAnsi="Arial"/>
-                <w:color w:val="1a1a1a"/>
-                <w:sz w:val="20"/>
-                <w:szCs w:val="20"/>
-              </w:rPr>
-              <w:t xml:space="preserve">Go / no-go com dados reais</w:t>
-            </w:r>
-          </w:p>
-        </w:tc>
-        <w:tc>
-          <w:tcPr>
-            <w:tcW w:type="dxa" w:w="600"/>
+            <w:tcW w:type="dxa" w:w="4560"/>
             <w:tcBorders>
               <w:top w:val="single" w:color="d0d0d0" w:sz="1"/>
               <w:left w:val="single" w:color="d0d0d0" w:sz="1"/>
@@ -6568,7 +6941,7 @@
       <w:tr>
         <w:tc>
           <w:tcPr>
-            <w:tcW w:type="dxa" w:w="500"/>
+            <w:tcW w:type="dxa" w:w="600"/>
             <w:tcBorders>
               <w:top w:val="single" w:color="d0d0d0" w:sz="1"/>
               <w:left w:val="single" w:color="d0d0d0" w:sz="1"/>
@@ -6597,7 +6970,7 @@
         </w:tc>
         <w:tc>
           <w:tcPr>
-            <w:tcW w:type="dxa" w:w="1700"/>
+            <w:tcW w:type="dxa" w:w="1800"/>
             <w:tcBorders>
               <w:top w:val="single" w:color="d0d0d0" w:sz="1"/>
               <w:left w:val="single" w:color="d0d0d0" w:sz="1"/>
@@ -6626,7 +6999,7 @@
         </w:tc>
         <w:tc>
           <w:tcPr>
-            <w:tcW w:type="dxa" w:w="1800"/>
+            <w:tcW w:type="dxa" w:w="2400"/>
             <w:tcBorders>
               <w:top w:val="single" w:color="d0d0d0" w:sz="1"/>
               <w:left w:val="single" w:color="d0d0d0" w:sz="1"/>
@@ -6655,36 +7028,7 @@
         </w:tc>
         <w:tc>
           <w:tcPr>
-            <w:tcW w:type="dxa" w:w="2800"/>
-            <w:tcBorders>
-              <w:top w:val="single" w:color="d0d0d0" w:sz="1"/>
-              <w:left w:val="single" w:color="d0d0d0" w:sz="1"/>
-              <w:bottom w:val="single" w:color="d0d0d0" w:sz="1"/>
-              <w:right w:val="single" w:color="d0d0d0" w:sz="1"/>
-            </w:tcBorders>
-            <w:shd w:fill="e8f0f7" w:val="clear"/>
-            <w:tcMar>
-              <w:top w:type="dxa" w:w="80"/>
-              <w:left w:type="dxa" w:w="120"/>
-              <w:bottom w:type="dxa" w:w="80"/>
-              <w:right w:type="dxa" w:w="120"/>
-            </w:tcMar>
-          </w:tcPr>
-          <w:p>
-            <w:r>
-              <w:rPr>
-                <w:rFonts w:ascii="Arial" w:cs="Arial" w:eastAsia="Arial" w:hAnsi="Arial"/>
-                <w:color w:val="1a1a1a"/>
-                <w:sz w:val="20"/>
-                <w:szCs w:val="20"/>
-              </w:rPr>
-              <w:t xml:space="preserve">SPEC.md aprovado</w:t>
-            </w:r>
-          </w:p>
-        </w:tc>
-        <w:tc>
-          <w:tcPr>
-            <w:tcW w:type="dxa" w:w="600"/>
+            <w:tcW w:type="dxa" w:w="4560"/>
             <w:tcBorders>
               <w:top w:val="single" w:color="d0d0d0" w:sz="1"/>
               <w:left w:val="single" w:color="d0d0d0" w:sz="1"/>
@@ -6715,7 +7059,7 @@
       <w:tr>
         <w:tc>
           <w:tcPr>
-            <w:tcW w:type="dxa" w:w="500"/>
+            <w:tcW w:type="dxa" w:w="600"/>
             <w:tcBorders>
               <w:top w:val="single" w:color="d0d0d0" w:sz="1"/>
               <w:left w:val="single" w:color="d0d0d0" w:sz="1"/>
@@ -6744,7 +7088,7 @@
         </w:tc>
         <w:tc>
           <w:tcPr>
-            <w:tcW w:type="dxa" w:w="1700"/>
+            <w:tcW w:type="dxa" w:w="1800"/>
             <w:tcBorders>
               <w:top w:val="single" w:color="d0d0d0" w:sz="1"/>
               <w:left w:val="single" w:color="d0d0d0" w:sz="1"/>
@@ -6773,7 +7117,7 @@
         </w:tc>
         <w:tc>
           <w:tcPr>
-            <w:tcW w:type="dxa" w:w="1800"/>
+            <w:tcW w:type="dxa" w:w="2400"/>
             <w:tcBorders>
               <w:top w:val="single" w:color="d0d0d0" w:sz="1"/>
               <w:left w:val="single" w:color="d0d0d0" w:sz="1"/>
@@ -6802,36 +7146,7 @@
         </w:tc>
         <w:tc>
           <w:tcPr>
-            <w:tcW w:type="dxa" w:w="2800"/>
-            <w:tcBorders>
-              <w:top w:val="single" w:color="d0d0d0" w:sz="1"/>
-              <w:left w:val="single" w:color="d0d0d0" w:sz="1"/>
-              <w:bottom w:val="single" w:color="d0d0d0" w:sz="1"/>
-              <w:right w:val="single" w:color="d0d0d0" w:sz="1"/>
-            </w:tcBorders>
-            <w:shd w:fill="ffffff" w:val="clear"/>
-            <w:tcMar>
-              <w:top w:type="dxa" w:w="80"/>
-              <w:left w:type="dxa" w:w="120"/>
-              <w:bottom w:type="dxa" w:w="80"/>
-              <w:right w:type="dxa" w:w="120"/>
-            </w:tcMar>
-          </w:tcPr>
-          <w:p>
-            <w:r>
-              <w:rPr>
-                <w:rFonts w:ascii="Arial" w:cs="Arial" w:eastAsia="Arial" w:hAnsi="Arial"/>
-                <w:color w:val="1a1a1a"/>
-                <w:sz w:val="20"/>
-                <w:szCs w:val="20"/>
-              </w:rPr>
-              <w:t xml:space="preserve">Guia de marca</w:t>
-            </w:r>
-          </w:p>
-        </w:tc>
-        <w:tc>
-          <w:tcPr>
-            <w:tcW w:type="dxa" w:w="600"/>
+            <w:tcW w:type="dxa" w:w="4560"/>
             <w:tcBorders>
               <w:top w:val="single" w:color="d0d0d0" w:sz="1"/>
               <w:left w:val="single" w:color="d0d0d0" w:sz="1"/>
@@ -6862,7 +7177,7 @@
       <w:tr>
         <w:tc>
           <w:tcPr>
-            <w:tcW w:type="dxa" w:w="500"/>
+            <w:tcW w:type="dxa" w:w="600"/>
             <w:tcBorders>
               <w:top w:val="single" w:color="d0d0d0" w:sz="1"/>
               <w:left w:val="single" w:color="d0d0d0" w:sz="1"/>
@@ -6891,7 +7206,7 @@
         </w:tc>
         <w:tc>
           <w:tcPr>
-            <w:tcW w:type="dxa" w:w="1700"/>
+            <w:tcW w:type="dxa" w:w="1800"/>
             <w:tcBorders>
               <w:top w:val="single" w:color="d0d0d0" w:sz="1"/>
               <w:left w:val="single" w:color="d0d0d0" w:sz="1"/>
@@ -6920,7 +7235,7 @@
         </w:tc>
         <w:tc>
           <w:tcPr>
-            <w:tcW w:type="dxa" w:w="1800"/>
+            <w:tcW w:type="dxa" w:w="2400"/>
             <w:tcBorders>
               <w:top w:val="single" w:color="d0d0d0" w:sz="1"/>
               <w:left w:val="single" w:color="d0d0d0" w:sz="1"/>
@@ -6949,36 +7264,7 @@
         </w:tc>
         <w:tc>
           <w:tcPr>
-            <w:tcW w:type="dxa" w:w="2800"/>
-            <w:tcBorders>
-              <w:top w:val="single" w:color="d0d0d0" w:sz="1"/>
-              <w:left w:val="single" w:color="d0d0d0" w:sz="1"/>
-              <w:bottom w:val="single" w:color="d0d0d0" w:sz="1"/>
-              <w:right w:val="single" w:color="d0d0d0" w:sz="1"/>
-            </w:tcBorders>
-            <w:shd w:fill="e8f0f7" w:val="clear"/>
-            <w:tcMar>
-              <w:top w:type="dxa" w:w="80"/>
-              <w:left w:type="dxa" w:w="120"/>
-              <w:bottom w:type="dxa" w:w="80"/>
-              <w:right w:type="dxa" w:w="120"/>
-            </w:tcMar>
-          </w:tcPr>
-          <w:p>
-            <w:r>
-              <w:rPr>
-                <w:rFonts w:ascii="Arial" w:cs="Arial" w:eastAsia="Arial" w:hAnsi="Arial"/>
-                <w:color w:val="1a1a1a"/>
-                <w:sz w:val="20"/>
-                <w:szCs w:val="20"/>
-              </w:rPr>
-              <w:t xml:space="preserve">ARCH.md aprovado</w:t>
-            </w:r>
-          </w:p>
-        </w:tc>
-        <w:tc>
-          <w:tcPr>
-            <w:tcW w:type="dxa" w:w="600"/>
+            <w:tcW w:type="dxa" w:w="4560"/>
             <w:tcBorders>
               <w:top w:val="single" w:color="d0d0d0" w:sz="1"/>
               <w:left w:val="single" w:color="d0d0d0" w:sz="1"/>
@@ -7009,7 +7295,7 @@
       <w:tr>
         <w:tc>
           <w:tcPr>
-            <w:tcW w:type="dxa" w:w="500"/>
+            <w:tcW w:type="dxa" w:w="600"/>
             <w:tcBorders>
               <w:top w:val="single" w:color="d0d0d0" w:sz="1"/>
               <w:left w:val="single" w:color="d0d0d0" w:sz="1"/>
@@ -7038,7 +7324,7 @@
         </w:tc>
         <w:tc>
           <w:tcPr>
-            <w:tcW w:type="dxa" w:w="1700"/>
+            <w:tcW w:type="dxa" w:w="1800"/>
             <w:tcBorders>
               <w:top w:val="single" w:color="d0d0d0" w:sz="1"/>
               <w:left w:val="single" w:color="d0d0d0" w:sz="1"/>
@@ -7067,7 +7353,7 @@
         </w:tc>
         <w:tc>
           <w:tcPr>
-            <w:tcW w:type="dxa" w:w="1800"/>
+            <w:tcW w:type="dxa" w:w="2400"/>
             <w:tcBorders>
               <w:top w:val="single" w:color="d0d0d0" w:sz="1"/>
               <w:left w:val="single" w:color="d0d0d0" w:sz="1"/>
@@ -7096,36 +7382,7 @@
         </w:tc>
         <w:tc>
           <w:tcPr>
-            <w:tcW w:type="dxa" w:w="2800"/>
-            <w:tcBorders>
-              <w:top w:val="single" w:color="d0d0d0" w:sz="1"/>
-              <w:left w:val="single" w:color="d0d0d0" w:sz="1"/>
-              <w:bottom w:val="single" w:color="d0d0d0" w:sz="1"/>
-              <w:right w:val="single" w:color="d0d0d0" w:sz="1"/>
-            </w:tcBorders>
-            <w:shd w:fill="ffffff" w:val="clear"/>
-            <w:tcMar>
-              <w:top w:type="dxa" w:w="80"/>
-              <w:left w:type="dxa" w:w="120"/>
-              <w:bottom w:type="dxa" w:w="80"/>
-              <w:right w:type="dxa" w:w="120"/>
-            </w:tcMar>
-          </w:tcPr>
-          <w:p>
-            <w:r>
-              <w:rPr>
-                <w:rFonts w:ascii="Arial" w:cs="Arial" w:eastAsia="Arial" w:hAnsi="Arial"/>
-                <w:color w:val="1a1a1a"/>
-                <w:sz w:val="20"/>
-                <w:szCs w:val="20"/>
-              </w:rPr>
-              <w:t xml:space="preserve">Mockups aprovados</w:t>
-            </w:r>
-          </w:p>
-        </w:tc>
-        <w:tc>
-          <w:tcPr>
-            <w:tcW w:type="dxa" w:w="600"/>
+            <w:tcW w:type="dxa" w:w="4560"/>
             <w:tcBorders>
               <w:top w:val="single" w:color="d0d0d0" w:sz="1"/>
               <w:left w:val="single" w:color="d0d0d0" w:sz="1"/>
@@ -7156,7 +7413,7 @@
       <w:tr>
         <w:tc>
           <w:tcPr>
-            <w:tcW w:type="dxa" w:w="500"/>
+            <w:tcW w:type="dxa" w:w="600"/>
             <w:tcBorders>
               <w:top w:val="single" w:color="d0d0d0" w:sz="1"/>
               <w:left w:val="single" w:color="d0d0d0" w:sz="1"/>
@@ -7185,7 +7442,7 @@
         </w:tc>
         <w:tc>
           <w:tcPr>
-            <w:tcW w:type="dxa" w:w="1700"/>
+            <w:tcW w:type="dxa" w:w="1800"/>
             <w:tcBorders>
               <w:top w:val="single" w:color="d0d0d0" w:sz="1"/>
               <w:left w:val="single" w:color="d0d0d0" w:sz="1"/>
@@ -7214,7 +7471,7 @@
         </w:tc>
         <w:tc>
           <w:tcPr>
-            <w:tcW w:type="dxa" w:w="1800"/>
+            <w:tcW w:type="dxa" w:w="2400"/>
             <w:tcBorders>
               <w:top w:val="single" w:color="d0d0d0" w:sz="1"/>
               <w:left w:val="single" w:color="d0d0d0" w:sz="1"/>
@@ -7243,36 +7500,7 @@
         </w:tc>
         <w:tc>
           <w:tcPr>
-            <w:tcW w:type="dxa" w:w="2800"/>
-            <w:tcBorders>
-              <w:top w:val="single" w:color="d0d0d0" w:sz="1"/>
-              <w:left w:val="single" w:color="d0d0d0" w:sz="1"/>
-              <w:bottom w:val="single" w:color="d0d0d0" w:sz="1"/>
-              <w:right w:val="single" w:color="d0d0d0" w:sz="1"/>
-            </w:tcBorders>
-            <w:shd w:fill="e8f0f7" w:val="clear"/>
-            <w:tcMar>
-              <w:top w:type="dxa" w:w="80"/>
-              <w:left w:type="dxa" w:w="120"/>
-              <w:bottom w:type="dxa" w:w="80"/>
-              <w:right w:type="dxa" w:w="120"/>
-            </w:tcMar>
-          </w:tcPr>
-          <w:p>
-            <w:r>
-              <w:rPr>
-                <w:rFonts w:ascii="Arial" w:cs="Arial" w:eastAsia="Arial" w:hAnsi="Arial"/>
-                <w:color w:val="1a1a1a"/>
-                <w:sz w:val="20"/>
-                <w:szCs w:val="20"/>
-              </w:rPr>
-              <w:t xml:space="preserve">Produto construído e testado</w:t>
-            </w:r>
-          </w:p>
-        </w:tc>
-        <w:tc>
-          <w:tcPr>
-            <w:tcW w:type="dxa" w:w="600"/>
+            <w:tcW w:type="dxa" w:w="4560"/>
             <w:tcBorders>
               <w:top w:val="single" w:color="d0d0d0" w:sz="1"/>
               <w:left w:val="single" w:color="d0d0d0" w:sz="1"/>
@@ -7303,7 +7531,7 @@
       <w:tr>
         <w:tc>
           <w:tcPr>
-            <w:tcW w:type="dxa" w:w="500"/>
+            <w:tcW w:type="dxa" w:w="600"/>
             <w:tcBorders>
               <w:top w:val="single" w:color="d0d0d0" w:sz="1"/>
               <w:left w:val="single" w:color="d0d0d0" w:sz="1"/>
@@ -7332,7 +7560,7 @@
         </w:tc>
         <w:tc>
           <w:tcPr>
-            <w:tcW w:type="dxa" w:w="1700"/>
+            <w:tcW w:type="dxa" w:w="1800"/>
             <w:tcBorders>
               <w:top w:val="single" w:color="d0d0d0" w:sz="1"/>
               <w:left w:val="single" w:color="d0d0d0" w:sz="1"/>
@@ -7361,7 +7589,7 @@
         </w:tc>
         <w:tc>
           <w:tcPr>
-            <w:tcW w:type="dxa" w:w="1800"/>
+            <w:tcW w:type="dxa" w:w="2400"/>
             <w:tcBorders>
               <w:top w:val="single" w:color="d0d0d0" w:sz="1"/>
               <w:left w:val="single" w:color="d0d0d0" w:sz="1"/>
@@ -7390,36 +7618,7 @@
         </w:tc>
         <w:tc>
           <w:tcPr>
-            <w:tcW w:type="dxa" w:w="2800"/>
-            <w:tcBorders>
-              <w:top w:val="single" w:color="d0d0d0" w:sz="1"/>
-              <w:left w:val="single" w:color="d0d0d0" w:sz="1"/>
-              <w:bottom w:val="single" w:color="d0d0d0" w:sz="1"/>
-              <w:right w:val="single" w:color="d0d0d0" w:sz="1"/>
-            </w:tcBorders>
-            <w:shd w:fill="ffffff" w:val="clear"/>
-            <w:tcMar>
-              <w:top w:type="dxa" w:w="80"/>
-              <w:left w:type="dxa" w:w="120"/>
-              <w:bottom w:type="dxa" w:w="80"/>
-              <w:right w:type="dxa" w:w="120"/>
-            </w:tcMar>
-          </w:tcPr>
-          <w:p>
-            <w:r>
-              <w:rPr>
-                <w:rFonts w:ascii="Arial" w:cs="Arial" w:eastAsia="Arial" w:hAnsi="Arial"/>
-                <w:color w:val="1a1a1a"/>
-                <w:sz w:val="20"/>
-                <w:szCs w:val="20"/>
-              </w:rPr>
-              <w:t xml:space="preserve">Produto em produção</w:t>
-            </w:r>
-          </w:p>
-        </w:tc>
-        <w:tc>
-          <w:tcPr>
-            <w:tcW w:type="dxa" w:w="600"/>
+            <w:tcW w:type="dxa" w:w="4560"/>
             <w:tcBorders>
               <w:top w:val="single" w:color="d0d0d0" w:sz="1"/>
               <w:left w:val="single" w:color="d0d0d0" w:sz="1"/>
@@ -7450,7 +7649,7 @@
       <w:tr>
         <w:tc>
           <w:tcPr>
-            <w:tcW w:type="dxa" w:w="500"/>
+            <w:tcW w:type="dxa" w:w="600"/>
             <w:tcBorders>
               <w:top w:val="single" w:color="d0d0d0" w:sz="1"/>
               <w:left w:val="single" w:color="d0d0d0" w:sz="1"/>
@@ -7479,7 +7678,7 @@
         </w:tc>
         <w:tc>
           <w:tcPr>
-            <w:tcW w:type="dxa" w:w="1700"/>
+            <w:tcW w:type="dxa" w:w="1800"/>
             <w:tcBorders>
               <w:top w:val="single" w:color="d0d0d0" w:sz="1"/>
               <w:left w:val="single" w:color="d0d0d0" w:sz="1"/>
@@ -7508,7 +7707,7 @@
         </w:tc>
         <w:tc>
           <w:tcPr>
-            <w:tcW w:type="dxa" w:w="1800"/>
+            <w:tcW w:type="dxa" w:w="2400"/>
             <w:tcBorders>
               <w:top w:val="single" w:color="d0d0d0" w:sz="1"/>
               <w:left w:val="single" w:color="d0d0d0" w:sz="1"/>
@@ -7537,36 +7736,7 @@
         </w:tc>
         <w:tc>
           <w:tcPr>
-            <w:tcW w:type="dxa" w:w="2800"/>
-            <w:tcBorders>
-              <w:top w:val="single" w:color="d0d0d0" w:sz="1"/>
-              <w:left w:val="single" w:color="d0d0d0" w:sz="1"/>
-              <w:bottom w:val="single" w:color="d0d0d0" w:sz="1"/>
-              <w:right w:val="single" w:color="d0d0d0" w:sz="1"/>
-            </w:tcBorders>
-            <w:shd w:fill="e8f0f7" w:val="clear"/>
-            <w:tcMar>
-              <w:top w:type="dxa" w:w="80"/>
-              <w:left w:type="dxa" w:w="120"/>
-              <w:bottom w:type="dxa" w:w="80"/>
-              <w:right w:type="dxa" w:w="120"/>
-            </w:tcMar>
-          </w:tcPr>
-          <w:p>
-            <w:r>
-              <w:rPr>
-                <w:rFonts w:ascii="Arial" w:cs="Arial" w:eastAsia="Arial" w:hAnsi="Arial"/>
-                <w:color w:val="1a1a1a"/>
-                <w:sz w:val="20"/>
-                <w:szCs w:val="20"/>
-              </w:rPr>
-              <w:t xml:space="preserve">Relatório de inteligência</w:t>
-            </w:r>
-          </w:p>
-        </w:tc>
-        <w:tc>
-          <w:tcPr>
-            <w:tcW w:type="dxa" w:w="600"/>
+            <w:tcW w:type="dxa" w:w="4560"/>
             <w:tcBorders>
               <w:top w:val="single" w:color="d0d0d0" w:sz="1"/>
               <w:left w:val="single" w:color="d0d0d0" w:sz="1"/>
@@ -7597,7 +7767,7 @@
       <w:tr>
         <w:tc>
           <w:tcPr>
-            <w:tcW w:type="dxa" w:w="500"/>
+            <w:tcW w:type="dxa" w:w="600"/>
             <w:tcBorders>
               <w:top w:val="single" w:color="d0d0d0" w:sz="1"/>
               <w:left w:val="single" w:color="d0d0d0" w:sz="1"/>
@@ -7626,7 +7796,7 @@
         </w:tc>
         <w:tc>
           <w:tcPr>
-            <w:tcW w:type="dxa" w:w="1700"/>
+            <w:tcW w:type="dxa" w:w="1800"/>
             <w:tcBorders>
               <w:top w:val="single" w:color="d0d0d0" w:sz="1"/>
               <w:left w:val="single" w:color="d0d0d0" w:sz="1"/>
@@ -7655,7 +7825,7 @@
         </w:tc>
         <w:tc>
           <w:tcPr>
-            <w:tcW w:type="dxa" w:w="1800"/>
+            <w:tcW w:type="dxa" w:w="2400"/>
             <w:tcBorders>
               <w:top w:val="single" w:color="d0d0d0" w:sz="1"/>
               <w:left w:val="single" w:color="d0d0d0" w:sz="1"/>
@@ -7684,36 +7854,7 @@
         </w:tc>
         <w:tc>
           <w:tcPr>
-            <w:tcW w:type="dxa" w:w="2800"/>
-            <w:tcBorders>
-              <w:top w:val="single" w:color="d0d0d0" w:sz="1"/>
-              <w:left w:val="single" w:color="d0d0d0" w:sz="1"/>
-              <w:bottom w:val="single" w:color="d0d0d0" w:sz="1"/>
-              <w:right w:val="single" w:color="d0d0d0" w:sz="1"/>
-            </w:tcBorders>
-            <w:shd w:fill="ffffff" w:val="clear"/>
-            <w:tcMar>
-              <w:top w:type="dxa" w:w="80"/>
-              <w:left w:type="dxa" w:w="120"/>
-              <w:bottom w:type="dxa" w:w="80"/>
-              <w:right w:type="dxa" w:w="120"/>
-            </w:tcMar>
-          </w:tcPr>
-          <w:p>
-            <w:r>
-              <w:rPr>
-                <w:rFonts w:ascii="Arial" w:cs="Arial" w:eastAsia="Arial" w:hAnsi="Arial"/>
-                <w:color w:val="1a1a1a"/>
-                <w:sz w:val="20"/>
-                <w:szCs w:val="20"/>
-              </w:rPr>
-              <w:t xml:space="preserve">Decisão de evolução + briefing</w:t>
-            </w:r>
-          </w:p>
-        </w:tc>
-        <w:tc>
-          <w:tcPr>
-            <w:tcW w:type="dxa" w:w="600"/>
+            <w:tcW w:type="dxa" w:w="4560"/>
             <w:tcBorders>
               <w:top w:val="single" w:color="d0d0d0" w:sz="1"/>
               <w:left w:val="single" w:color="d0d0d0" w:sz="1"/>
@@ -7825,7 +7966,7 @@
           <w:sz w:val="22"/>
           <w:szCs w:val="22"/>
         </w:rPr>
-        <w:t xml:space="preserve">A pesquisa roda inteiramente no claude.ai. Termina com um relatório de pesquisa validado que alimenta a Fase 3.</w:t>
+        <w:t xml:space="preserve">A pesquisa roda inteiramente no claude.ai. Termina com um relatório de pesquisa validado que alimenta a Fase 3 (Especificação).</w:t>
       </w:r>
     </w:p>
     <w:p>
@@ -7925,7 +8066,7 @@
                 <w:sz w:val="20"/>
                 <w:szCs w:val="20"/>
               </w:rPr>
-              <w:t xml:space="preserve">O que captura</w:t>
+              <w:t xml:space="preserve">Captura</w:t>
             </w:r>
           </w:p>
         </w:tc>
@@ -7985,7 +8126,7 @@
                 <w:sz w:val="20"/>
                 <w:szCs w:val="20"/>
               </w:rPr>
-              <w:t xml:space="preserve">O que é, qual problema resolve, quem usa, critério de sucesso</w:t>
+              <w:t xml:space="preserve">O que é, problema que resolve, quem usa, critério de sucesso/fracasso</w:t>
             </w:r>
           </w:p>
         </w:tc>
@@ -8346,764 +8487,6 @@
                 <w:szCs w:val="20"/>
               </w:rPr>
               <w:t xml:space="preserve">Referência global a superar, definição do melhor do mundo</w:t>
-            </w:r>
-          </w:p>
-        </w:tc>
-      </w:tr>
-    </w:tbl>
-    <w:p>
-      <w:pPr>
-        <w:spacing w:before="120" w:after="0"/>
-      </w:pPr>
-    </w:p>
-    <w:p>
-      <w:pPr>
-        <w:pStyle w:val="Heading2"/>
-        <w:spacing w:before="300" w:after="160"/>
-      </w:pPr>
-      <w:r>
-        <w:rPr>
-          <w:rFonts w:ascii="Arial" w:cs="Arial" w:eastAsia="Arial" w:hAnsi="Arial"/>
-          <w:b/>
-          <w:bCs/>
-          <w:color w:val="1a3a5c"/>
-          <w:sz w:val="28"/>
-          <w:szCs w:val="28"/>
-        </w:rPr>
-        <w:t xml:space="preserve">Squad de Pesquisa</w:t>
-      </w:r>
-    </w:p>
-    <w:tbl>
-      <w:tblPr>
-        <w:tblW w:type="dxa" w:w="8360"/>
-        <w:tblBorders>
-          <w:top w:val="single" w:color="auto" w:sz="4"/>
-          <w:left w:val="single" w:color="auto" w:sz="4"/>
-          <w:bottom w:val="single" w:color="auto" w:sz="4"/>
-          <w:right w:val="single" w:color="auto" w:sz="4"/>
-          <w:insideH w:val="single" w:color="auto" w:sz="4"/>
-          <w:insideV w:val="single" w:color="auto" w:sz="4"/>
-        </w:tblBorders>
-      </w:tblPr>
-      <w:tblGrid>
-        <w:gridCol w:w="2400"/>
-        <w:gridCol w:w="3480"/>
-        <w:gridCol w:w="2480"/>
-      </w:tblGrid>
-      <w:tr>
-        <w:tc>
-          <w:tcPr>
-            <w:tcW w:type="dxa" w:w="2400"/>
-            <w:tcBorders>
-              <w:top w:val="single" w:color="d0d0d0" w:sz="1"/>
-              <w:left w:val="single" w:color="d0d0d0" w:sz="1"/>
-              <w:bottom w:val="single" w:color="d0d0d0" w:sz="1"/>
-              <w:right w:val="single" w:color="d0d0d0" w:sz="1"/>
-            </w:tcBorders>
-            <w:shd w:fill="1a3a5c" w:val="clear"/>
-            <w:tcMar>
-              <w:top w:type="dxa" w:w="80"/>
-              <w:left w:type="dxa" w:w="120"/>
-              <w:bottom w:type="dxa" w:w="80"/>
-              <w:right w:type="dxa" w:w="120"/>
-            </w:tcMar>
-          </w:tcPr>
-          <w:p>
-            <w:r>
-              <w:rPr>
-                <w:rFonts w:ascii="Arial" w:cs="Arial" w:eastAsia="Arial" w:hAnsi="Arial"/>
-                <w:b/>
-                <w:bCs/>
-                <w:color w:val="ffffff"/>
-                <w:sz w:val="20"/>
-                <w:szCs w:val="20"/>
-              </w:rPr>
-              <w:t xml:space="preserve">Agente</w:t>
-            </w:r>
-          </w:p>
-        </w:tc>
-        <w:tc>
-          <w:tcPr>
-            <w:tcW w:type="dxa" w:w="3480"/>
-            <w:tcBorders>
-              <w:top w:val="single" w:color="d0d0d0" w:sz="1"/>
-              <w:left w:val="single" w:color="d0d0d0" w:sz="1"/>
-              <w:bottom w:val="single" w:color="d0d0d0" w:sz="1"/>
-              <w:right w:val="single" w:color="d0d0d0" w:sz="1"/>
-            </w:tcBorders>
-            <w:shd w:fill="1a3a5c" w:val="clear"/>
-            <w:tcMar>
-              <w:top w:type="dxa" w:w="80"/>
-              <w:left w:type="dxa" w:w="120"/>
-              <w:bottom w:type="dxa" w:w="80"/>
-              <w:right w:type="dxa" w:w="120"/>
-            </w:tcMar>
-          </w:tcPr>
-          <w:p>
-            <w:r>
-              <w:rPr>
-                <w:rFonts w:ascii="Arial" w:cs="Arial" w:eastAsia="Arial" w:hAnsi="Arial"/>
-                <w:b/>
-                <w:bCs/>
-                <w:color w:val="ffffff"/>
-                <w:sz w:val="20"/>
-                <w:szCs w:val="20"/>
-              </w:rPr>
-              <w:t xml:space="preserve">Pesquisa</w:t>
-            </w:r>
-          </w:p>
-        </w:tc>
-        <w:tc>
-          <w:tcPr>
-            <w:tcW w:type="dxa" w:w="2480"/>
-            <w:tcBorders>
-              <w:top w:val="single" w:color="d0d0d0" w:sz="1"/>
-              <w:left w:val="single" w:color="d0d0d0" w:sz="1"/>
-              <w:bottom w:val="single" w:color="d0d0d0" w:sz="1"/>
-              <w:right w:val="single" w:color="d0d0d0" w:sz="1"/>
-            </w:tcBorders>
-            <w:shd w:fill="1a3a5c" w:val="clear"/>
-            <w:tcMar>
-              <w:top w:type="dxa" w:w="80"/>
-              <w:left w:type="dxa" w:w="120"/>
-              <w:bottom w:type="dxa" w:w="80"/>
-              <w:right w:type="dxa" w:w="120"/>
-            </w:tcMar>
-          </w:tcPr>
-          <w:p>
-            <w:r>
-              <w:rPr>
-                <w:rFonts w:ascii="Arial" w:cs="Arial" w:eastAsia="Arial" w:hAnsi="Arial"/>
-                <w:b/>
-                <w:bCs/>
-                <w:color w:val="ffffff"/>
-                <w:sz w:val="20"/>
-                <w:szCs w:val="20"/>
-              </w:rPr>
-              <w:t xml:space="preserve">Entrega</w:t>
-            </w:r>
-          </w:p>
-        </w:tc>
-      </w:tr>
-      <w:tr>
-        <w:tc>
-          <w:tcPr>
-            <w:tcW w:type="dxa" w:w="2400"/>
-            <w:tcBorders>
-              <w:top w:val="single" w:color="d0d0d0" w:sz="1"/>
-              <w:left w:val="single" w:color="d0d0d0" w:sz="1"/>
-              <w:bottom w:val="single" w:color="d0d0d0" w:sz="1"/>
-              <w:right w:val="single" w:color="d0d0d0" w:sz="1"/>
-            </w:tcBorders>
-            <w:shd w:fill="ffffff" w:val="clear"/>
-            <w:tcMar>
-              <w:top w:type="dxa" w:w="80"/>
-              <w:left w:type="dxa" w:w="120"/>
-              <w:bottom w:type="dxa" w:w="80"/>
-              <w:right w:type="dxa" w:w="120"/>
-            </w:tcMar>
-          </w:tcPr>
-          <w:p>
-            <w:r>
-              <w:rPr>
-                <w:rFonts w:ascii="Arial" w:cs="Arial" w:eastAsia="Arial" w:hAnsi="Arial"/>
-                <w:color w:val="1a1a1a"/>
-                <w:sz w:val="20"/>
-                <w:szCs w:val="20"/>
-              </w:rPr>
-              <w:t xml:space="preserve">IA 1 — Inteligência de Mercado</w:t>
-            </w:r>
-          </w:p>
-        </w:tc>
-        <w:tc>
-          <w:tcPr>
-            <w:tcW w:type="dxa" w:w="3480"/>
-            <w:tcBorders>
-              <w:top w:val="single" w:color="d0d0d0" w:sz="1"/>
-              <w:left w:val="single" w:color="d0d0d0" w:sz="1"/>
-              <w:bottom w:val="single" w:color="d0d0d0" w:sz="1"/>
-              <w:right w:val="single" w:color="d0d0d0" w:sz="1"/>
-            </w:tcBorders>
-            <w:shd w:fill="ffffff" w:val="clear"/>
-            <w:tcMar>
-              <w:top w:type="dxa" w:w="80"/>
-              <w:left w:type="dxa" w:w="120"/>
-              <w:bottom w:type="dxa" w:w="80"/>
-              <w:right w:type="dxa" w:w="120"/>
-            </w:tcMar>
-          </w:tcPr>
-          <w:p>
-            <w:r>
-              <w:rPr>
-                <w:rFonts w:ascii="Arial" w:cs="Arial" w:eastAsia="Arial" w:hAnsi="Arial"/>
-                <w:color w:val="1a1a1a"/>
-                <w:sz w:val="20"/>
-                <w:szCs w:val="20"/>
-              </w:rPr>
-              <w:t xml:space="preserve">Players, benchmarks, tendências, gaps</w:t>
-            </w:r>
-          </w:p>
-        </w:tc>
-        <w:tc>
-          <w:tcPr>
-            <w:tcW w:type="dxa" w:w="2480"/>
-            <w:tcBorders>
-              <w:top w:val="single" w:color="d0d0d0" w:sz="1"/>
-              <w:left w:val="single" w:color="d0d0d0" w:sz="1"/>
-              <w:bottom w:val="single" w:color="d0d0d0" w:sz="1"/>
-              <w:right w:val="single" w:color="d0d0d0" w:sz="1"/>
-            </w:tcBorders>
-            <w:shd w:fill="ffffff" w:val="clear"/>
-            <w:tcMar>
-              <w:top w:type="dxa" w:w="80"/>
-              <w:left w:type="dxa" w:w="120"/>
-              <w:bottom w:type="dxa" w:w="80"/>
-              <w:right w:type="dxa" w:w="120"/>
-            </w:tcMar>
-          </w:tcPr>
-          <w:p>
-            <w:r>
-              <w:rPr>
-                <w:rFonts w:ascii="Arial" w:cs="Arial" w:eastAsia="Arial" w:hAnsi="Arial"/>
-                <w:color w:val="1a1a1a"/>
-                <w:sz w:val="20"/>
-                <w:szCs w:val="20"/>
-              </w:rPr>
-              <w:t xml:space="preserve">market-intelligence.md</w:t>
-            </w:r>
-          </w:p>
-        </w:tc>
-      </w:tr>
-      <w:tr>
-        <w:tc>
-          <w:tcPr>
-            <w:tcW w:type="dxa" w:w="2400"/>
-            <w:tcBorders>
-              <w:top w:val="single" w:color="d0d0d0" w:sz="1"/>
-              <w:left w:val="single" w:color="d0d0d0" w:sz="1"/>
-              <w:bottom w:val="single" w:color="d0d0d0" w:sz="1"/>
-              <w:right w:val="single" w:color="d0d0d0" w:sz="1"/>
-            </w:tcBorders>
-            <w:shd w:fill="e8f0f7" w:val="clear"/>
-            <w:tcMar>
-              <w:top w:type="dxa" w:w="80"/>
-              <w:left w:type="dxa" w:w="120"/>
-              <w:bottom w:type="dxa" w:w="80"/>
-              <w:right w:type="dxa" w:w="120"/>
-            </w:tcMar>
-          </w:tcPr>
-          <w:p>
-            <w:r>
-              <w:rPr>
-                <w:rFonts w:ascii="Arial" w:cs="Arial" w:eastAsia="Arial" w:hAnsi="Arial"/>
-                <w:color w:val="1a1a1a"/>
-                <w:sz w:val="20"/>
-                <w:szCs w:val="20"/>
-              </w:rPr>
-              <w:t xml:space="preserve">IA 2 — Usuário &amp; Conversão</w:t>
-            </w:r>
-          </w:p>
-        </w:tc>
-        <w:tc>
-          <w:tcPr>
-            <w:tcW w:type="dxa" w:w="3480"/>
-            <w:tcBorders>
-              <w:top w:val="single" w:color="d0d0d0" w:sz="1"/>
-              <w:left w:val="single" w:color="d0d0d0" w:sz="1"/>
-              <w:bottom w:val="single" w:color="d0d0d0" w:sz="1"/>
-              <w:right w:val="single" w:color="d0d0d0" w:sz="1"/>
-            </w:tcBorders>
-            <w:shd w:fill="e8f0f7" w:val="clear"/>
-            <w:tcMar>
-              <w:top w:type="dxa" w:w="80"/>
-              <w:left w:type="dxa" w:w="120"/>
-              <w:bottom w:type="dxa" w:w="80"/>
-              <w:right w:type="dxa" w:w="120"/>
-            </w:tcMar>
-          </w:tcPr>
-          <w:p>
-            <w:r>
-              <w:rPr>
-                <w:rFonts w:ascii="Arial" w:cs="Arial" w:eastAsia="Arial" w:hAnsi="Arial"/>
-                <w:color w:val="1a1a1a"/>
-                <w:sz w:val="20"/>
-                <w:szCs w:val="20"/>
-              </w:rPr>
-              <w:t xml:space="preserve">Quem converte, por que, o que bloqueia</w:t>
-            </w:r>
-          </w:p>
-        </w:tc>
-        <w:tc>
-          <w:tcPr>
-            <w:tcW w:type="dxa" w:w="2480"/>
-            <w:tcBorders>
-              <w:top w:val="single" w:color="d0d0d0" w:sz="1"/>
-              <w:left w:val="single" w:color="d0d0d0" w:sz="1"/>
-              <w:bottom w:val="single" w:color="d0d0d0" w:sz="1"/>
-              <w:right w:val="single" w:color="d0d0d0" w:sz="1"/>
-            </w:tcBorders>
-            <w:shd w:fill="e8f0f7" w:val="clear"/>
-            <w:tcMar>
-              <w:top w:type="dxa" w:w="80"/>
-              <w:left w:type="dxa" w:w="120"/>
-              <w:bottom w:type="dxa" w:w="80"/>
-              <w:right w:type="dxa" w:w="120"/>
-            </w:tcMar>
-          </w:tcPr>
-          <w:p>
-            <w:r>
-              <w:rPr>
-                <w:rFonts w:ascii="Arial" w:cs="Arial" w:eastAsia="Arial" w:hAnsi="Arial"/>
-                <w:color w:val="1a1a1a"/>
-                <w:sz w:val="20"/>
-                <w:szCs w:val="20"/>
-              </w:rPr>
-              <w:t xml:space="preserve">user-conversion.md</w:t>
-            </w:r>
-          </w:p>
-        </w:tc>
-      </w:tr>
-      <w:tr>
-        <w:tc>
-          <w:tcPr>
-            <w:tcW w:type="dxa" w:w="2400"/>
-            <w:tcBorders>
-              <w:top w:val="single" w:color="d0d0d0" w:sz="1"/>
-              <w:left w:val="single" w:color="d0d0d0" w:sz="1"/>
-              <w:bottom w:val="single" w:color="d0d0d0" w:sz="1"/>
-              <w:right w:val="single" w:color="d0d0d0" w:sz="1"/>
-            </w:tcBorders>
-            <w:shd w:fill="ffffff" w:val="clear"/>
-            <w:tcMar>
-              <w:top w:type="dxa" w:w="80"/>
-              <w:left w:type="dxa" w:w="120"/>
-              <w:bottom w:type="dxa" w:w="80"/>
-              <w:right w:type="dxa" w:w="120"/>
-            </w:tcMar>
-          </w:tcPr>
-          <w:p>
-            <w:r>
-              <w:rPr>
-                <w:rFonts w:ascii="Arial" w:cs="Arial" w:eastAsia="Arial" w:hAnsi="Arial"/>
-                <w:color w:val="1a1a1a"/>
-                <w:sz w:val="20"/>
-                <w:szCs w:val="20"/>
-              </w:rPr>
-              <w:t xml:space="preserve">IA 3 — Análise de Concorrentes</w:t>
-            </w:r>
-          </w:p>
-        </w:tc>
-        <w:tc>
-          <w:tcPr>
-            <w:tcW w:type="dxa" w:w="3480"/>
-            <w:tcBorders>
-              <w:top w:val="single" w:color="d0d0d0" w:sz="1"/>
-              <w:left w:val="single" w:color="d0d0d0" w:sz="1"/>
-              <w:bottom w:val="single" w:color="d0d0d0" w:sz="1"/>
-              <w:right w:val="single" w:color="d0d0d0" w:sz="1"/>
-            </w:tcBorders>
-            <w:shd w:fill="ffffff" w:val="clear"/>
-            <w:tcMar>
-              <w:top w:type="dxa" w:w="80"/>
-              <w:left w:type="dxa" w:w="120"/>
-              <w:bottom w:type="dxa" w:w="80"/>
-              <w:right w:type="dxa" w:w="120"/>
-            </w:tcMar>
-          </w:tcPr>
-          <w:p>
-            <w:r>
-              <w:rPr>
-                <w:rFonts w:ascii="Arial" w:cs="Arial" w:eastAsia="Arial" w:hAnsi="Arial"/>
-                <w:color w:val="1a1a1a"/>
-                <w:sz w:val="20"/>
-                <w:szCs w:val="20"/>
-              </w:rPr>
-              <w:t xml:space="preserve">Análise profunda dos top concorrentes</w:t>
-            </w:r>
-          </w:p>
-        </w:tc>
-        <w:tc>
-          <w:tcPr>
-            <w:tcW w:type="dxa" w:w="2480"/>
-            <w:tcBorders>
-              <w:top w:val="single" w:color="d0d0d0" w:sz="1"/>
-              <w:left w:val="single" w:color="d0d0d0" w:sz="1"/>
-              <w:bottom w:val="single" w:color="d0d0d0" w:sz="1"/>
-              <w:right w:val="single" w:color="d0d0d0" w:sz="1"/>
-            </w:tcBorders>
-            <w:shd w:fill="ffffff" w:val="clear"/>
-            <w:tcMar>
-              <w:top w:type="dxa" w:w="80"/>
-              <w:left w:type="dxa" w:w="120"/>
-              <w:bottom w:type="dxa" w:w="80"/>
-              <w:right w:type="dxa" w:w="120"/>
-            </w:tcMar>
-          </w:tcPr>
-          <w:p>
-            <w:r>
-              <w:rPr>
-                <w:rFonts w:ascii="Arial" w:cs="Arial" w:eastAsia="Arial" w:hAnsi="Arial"/>
-                <w:color w:val="1a1a1a"/>
-                <w:sz w:val="20"/>
-                <w:szCs w:val="20"/>
-              </w:rPr>
-              <w:t xml:space="preserve">competitor-analysis.md</w:t>
-            </w:r>
-          </w:p>
-        </w:tc>
-      </w:tr>
-      <w:tr>
-        <w:tc>
-          <w:tcPr>
-            <w:tcW w:type="dxa" w:w="2400"/>
-            <w:tcBorders>
-              <w:top w:val="single" w:color="d0d0d0" w:sz="1"/>
-              <w:left w:val="single" w:color="d0d0d0" w:sz="1"/>
-              <w:bottom w:val="single" w:color="d0d0d0" w:sz="1"/>
-              <w:right w:val="single" w:color="d0d0d0" w:sz="1"/>
-            </w:tcBorders>
-            <w:shd w:fill="e8f0f7" w:val="clear"/>
-            <w:tcMar>
-              <w:top w:type="dxa" w:w="80"/>
-              <w:left w:type="dxa" w:w="120"/>
-              <w:bottom w:type="dxa" w:w="80"/>
-              <w:right w:type="dxa" w:w="120"/>
-            </w:tcMar>
-          </w:tcPr>
-          <w:p>
-            <w:r>
-              <w:rPr>
-                <w:rFonts w:ascii="Arial" w:cs="Arial" w:eastAsia="Arial" w:hAnsi="Arial"/>
-                <w:color w:val="1a1a1a"/>
-                <w:sz w:val="20"/>
-                <w:szCs w:val="20"/>
-              </w:rPr>
-              <w:t xml:space="preserve">IA 4 — Pesquisa Técnica</w:t>
-            </w:r>
-          </w:p>
-        </w:tc>
-        <w:tc>
-          <w:tcPr>
-            <w:tcW w:type="dxa" w:w="3480"/>
-            <w:tcBorders>
-              <w:top w:val="single" w:color="d0d0d0" w:sz="1"/>
-              <w:left w:val="single" w:color="d0d0d0" w:sz="1"/>
-              <w:bottom w:val="single" w:color="d0d0d0" w:sz="1"/>
-              <w:right w:val="single" w:color="d0d0d0" w:sz="1"/>
-            </w:tcBorders>
-            <w:shd w:fill="e8f0f7" w:val="clear"/>
-            <w:tcMar>
-              <w:top w:type="dxa" w:w="80"/>
-              <w:left w:type="dxa" w:w="120"/>
-              <w:bottom w:type="dxa" w:w="80"/>
-              <w:right w:type="dxa" w:w="120"/>
-            </w:tcMar>
-          </w:tcPr>
-          <w:p>
-            <w:r>
-              <w:rPr>
-                <w:rFonts w:ascii="Arial" w:cs="Arial" w:eastAsia="Arial" w:hAnsi="Arial"/>
-                <w:color w:val="1a1a1a"/>
-                <w:sz w:val="20"/>
-                <w:szCs w:val="20"/>
-              </w:rPr>
-              <w:t xml:space="preserve">Opções de stack, riscos, integrações</w:t>
-            </w:r>
-          </w:p>
-        </w:tc>
-        <w:tc>
-          <w:tcPr>
-            <w:tcW w:type="dxa" w:w="2480"/>
-            <w:tcBorders>
-              <w:top w:val="single" w:color="d0d0d0" w:sz="1"/>
-              <w:left w:val="single" w:color="d0d0d0" w:sz="1"/>
-              <w:bottom w:val="single" w:color="d0d0d0" w:sz="1"/>
-              <w:right w:val="single" w:color="d0d0d0" w:sz="1"/>
-            </w:tcBorders>
-            <w:shd w:fill="e8f0f7" w:val="clear"/>
-            <w:tcMar>
-              <w:top w:type="dxa" w:w="80"/>
-              <w:left w:type="dxa" w:w="120"/>
-              <w:bottom w:type="dxa" w:w="80"/>
-              <w:right w:type="dxa" w:w="120"/>
-            </w:tcMar>
-          </w:tcPr>
-          <w:p>
-            <w:r>
-              <w:rPr>
-                <w:rFonts w:ascii="Arial" w:cs="Arial" w:eastAsia="Arial" w:hAnsi="Arial"/>
-                <w:color w:val="1a1a1a"/>
-                <w:sz w:val="20"/>
-                <w:szCs w:val="20"/>
-              </w:rPr>
-              <w:t xml:space="preserve">technical-research.md</w:t>
-            </w:r>
-          </w:p>
-        </w:tc>
-      </w:tr>
-      <w:tr>
-        <w:tc>
-          <w:tcPr>
-            <w:tcW w:type="dxa" w:w="2400"/>
-            <w:tcBorders>
-              <w:top w:val="single" w:color="d0d0d0" w:sz="1"/>
-              <w:left w:val="single" w:color="d0d0d0" w:sz="1"/>
-              <w:bottom w:val="single" w:color="d0d0d0" w:sz="1"/>
-              <w:right w:val="single" w:color="d0d0d0" w:sz="1"/>
-            </w:tcBorders>
-            <w:shd w:fill="ffffff" w:val="clear"/>
-            <w:tcMar>
-              <w:top w:type="dxa" w:w="80"/>
-              <w:left w:type="dxa" w:w="120"/>
-              <w:bottom w:type="dxa" w:w="80"/>
-              <w:right w:type="dxa" w:w="120"/>
-            </w:tcMar>
-          </w:tcPr>
-          <w:p>
-            <w:r>
-              <w:rPr>
-                <w:rFonts w:ascii="Arial" w:cs="Arial" w:eastAsia="Arial" w:hAnsi="Arial"/>
-                <w:color w:val="1a1a1a"/>
-                <w:sz w:val="20"/>
-                <w:szCs w:val="20"/>
-              </w:rPr>
-              <w:t xml:space="preserve">IA 5 — Modelo de Negócio</w:t>
-            </w:r>
-          </w:p>
-        </w:tc>
-        <w:tc>
-          <w:tcPr>
-            <w:tcW w:type="dxa" w:w="3480"/>
-            <w:tcBorders>
-              <w:top w:val="single" w:color="d0d0d0" w:sz="1"/>
-              <w:left w:val="single" w:color="d0d0d0" w:sz="1"/>
-              <w:bottom w:val="single" w:color="d0d0d0" w:sz="1"/>
-              <w:right w:val="single" w:color="d0d0d0" w:sz="1"/>
-            </w:tcBorders>
-            <w:shd w:fill="ffffff" w:val="clear"/>
-            <w:tcMar>
-              <w:top w:type="dxa" w:w="80"/>
-              <w:left w:type="dxa" w:w="120"/>
-              <w:bottom w:type="dxa" w:w="80"/>
-              <w:right w:type="dxa" w:w="120"/>
-            </w:tcMar>
-          </w:tcPr>
-          <w:p>
-            <w:r>
-              <w:rPr>
-                <w:rFonts w:ascii="Arial" w:cs="Arial" w:eastAsia="Arial" w:hAnsi="Arial"/>
-                <w:color w:val="1a1a1a"/>
-                <w:sz w:val="20"/>
-                <w:szCs w:val="20"/>
-              </w:rPr>
-              <w:t xml:space="preserve">Modelos de receita, precificação</w:t>
-            </w:r>
-          </w:p>
-        </w:tc>
-        <w:tc>
-          <w:tcPr>
-            <w:tcW w:type="dxa" w:w="2480"/>
-            <w:tcBorders>
-              <w:top w:val="single" w:color="d0d0d0" w:sz="1"/>
-              <w:left w:val="single" w:color="d0d0d0" w:sz="1"/>
-              <w:bottom w:val="single" w:color="d0d0d0" w:sz="1"/>
-              <w:right w:val="single" w:color="d0d0d0" w:sz="1"/>
-            </w:tcBorders>
-            <w:shd w:fill="ffffff" w:val="clear"/>
-            <w:tcMar>
-              <w:top w:type="dxa" w:w="80"/>
-              <w:left w:type="dxa" w:w="120"/>
-              <w:bottom w:type="dxa" w:w="80"/>
-              <w:right w:type="dxa" w:w="120"/>
-            </w:tcMar>
-          </w:tcPr>
-          <w:p>
-            <w:r>
-              <w:rPr>
-                <w:rFonts w:ascii="Arial" w:cs="Arial" w:eastAsia="Arial" w:hAnsi="Arial"/>
-                <w:color w:val="1a1a1a"/>
-                <w:sz w:val="20"/>
-                <w:szCs w:val="20"/>
-              </w:rPr>
-              <w:t xml:space="preserve">business-model.md</w:t>
-            </w:r>
-          </w:p>
-        </w:tc>
-      </w:tr>
-      <w:tr>
-        <w:tc>
-          <w:tcPr>
-            <w:tcW w:type="dxa" w:w="2400"/>
-            <w:tcBorders>
-              <w:top w:val="single" w:color="d0d0d0" w:sz="1"/>
-              <w:left w:val="single" w:color="d0d0d0" w:sz="1"/>
-              <w:bottom w:val="single" w:color="d0d0d0" w:sz="1"/>
-              <w:right w:val="single" w:color="d0d0d0" w:sz="1"/>
-            </w:tcBorders>
-            <w:shd w:fill="e8f0f7" w:val="clear"/>
-            <w:tcMar>
-              <w:top w:type="dxa" w:w="80"/>
-              <w:left w:type="dxa" w:w="120"/>
-              <w:bottom w:type="dxa" w:w="80"/>
-              <w:right w:type="dxa" w:w="120"/>
-            </w:tcMar>
-          </w:tcPr>
-          <w:p>
-            <w:r>
-              <w:rPr>
-                <w:rFonts w:ascii="Arial" w:cs="Arial" w:eastAsia="Arial" w:hAnsi="Arial"/>
-                <w:color w:val="1a1a1a"/>
-                <w:sz w:val="20"/>
-                <w:szCs w:val="20"/>
-              </w:rPr>
-              <w:t xml:space="preserve">IA 6 — Conteúdo &amp; Brand</w:t>
-            </w:r>
-          </w:p>
-        </w:tc>
-        <w:tc>
-          <w:tcPr>
-            <w:tcW w:type="dxa" w:w="3480"/>
-            <w:tcBorders>
-              <w:top w:val="single" w:color="d0d0d0" w:sz="1"/>
-              <w:left w:val="single" w:color="d0d0d0" w:sz="1"/>
-              <w:bottom w:val="single" w:color="d0d0d0" w:sz="1"/>
-              <w:right w:val="single" w:color="d0d0d0" w:sz="1"/>
-            </w:tcBorders>
-            <w:shd w:fill="e8f0f7" w:val="clear"/>
-            <w:tcMar>
-              <w:top w:type="dxa" w:w="80"/>
-              <w:left w:type="dxa" w:w="120"/>
-              <w:bottom w:type="dxa" w:w="80"/>
-              <w:right w:type="dxa" w:w="120"/>
-            </w:tcMar>
-          </w:tcPr>
-          <w:p>
-            <w:r>
-              <w:rPr>
-                <w:rFonts w:ascii="Arial" w:cs="Arial" w:eastAsia="Arial" w:hAnsi="Arial"/>
-                <w:color w:val="1a1a1a"/>
-                <w:sz w:val="20"/>
-                <w:szCs w:val="20"/>
-              </w:rPr>
-              <w:t xml:space="preserve">Estratégia de conteúdo, tom</w:t>
-            </w:r>
-          </w:p>
-        </w:tc>
-        <w:tc>
-          <w:tcPr>
-            <w:tcW w:type="dxa" w:w="2480"/>
-            <w:tcBorders>
-              <w:top w:val="single" w:color="d0d0d0" w:sz="1"/>
-              <w:left w:val="single" w:color="d0d0d0" w:sz="1"/>
-              <w:bottom w:val="single" w:color="d0d0d0" w:sz="1"/>
-              <w:right w:val="single" w:color="d0d0d0" w:sz="1"/>
-            </w:tcBorders>
-            <w:shd w:fill="e8f0f7" w:val="clear"/>
-            <w:tcMar>
-              <w:top w:type="dxa" w:w="80"/>
-              <w:left w:type="dxa" w:w="120"/>
-              <w:bottom w:type="dxa" w:w="80"/>
-              <w:right w:type="dxa" w:w="120"/>
-            </w:tcMar>
-          </w:tcPr>
-          <w:p>
-            <w:r>
-              <w:rPr>
-                <w:rFonts w:ascii="Arial" w:cs="Arial" w:eastAsia="Arial" w:hAnsi="Arial"/>
-                <w:color w:val="1a1a1a"/>
-                <w:sz w:val="20"/>
-                <w:szCs w:val="20"/>
-              </w:rPr>
-              <w:t xml:space="preserve">content-brand.md</w:t>
-            </w:r>
-          </w:p>
-        </w:tc>
-      </w:tr>
-      <w:tr>
-        <w:tc>
-          <w:tcPr>
-            <w:tcW w:type="dxa" w:w="2400"/>
-            <w:tcBorders>
-              <w:top w:val="single" w:color="d0d0d0" w:sz="1"/>
-              <w:left w:val="single" w:color="d0d0d0" w:sz="1"/>
-              <w:bottom w:val="single" w:color="d0d0d0" w:sz="1"/>
-              <w:right w:val="single" w:color="d0d0d0" w:sz="1"/>
-            </w:tcBorders>
-            <w:shd w:fill="ffffff" w:val="clear"/>
-            <w:tcMar>
-              <w:top w:type="dxa" w:w="80"/>
-              <w:left w:type="dxa" w:w="120"/>
-              <w:bottom w:type="dxa" w:w="80"/>
-              <w:right w:type="dxa" w:w="120"/>
-            </w:tcMar>
-          </w:tcPr>
-          <w:p>
-            <w:r>
-              <w:rPr>
-                <w:rFonts w:ascii="Arial" w:cs="Arial" w:eastAsia="Arial" w:hAnsi="Arial"/>
-                <w:color w:val="1a1a1a"/>
-                <w:sz w:val="20"/>
-                <w:szCs w:val="20"/>
-              </w:rPr>
-              <w:t xml:space="preserve">IA Consolidadora</w:t>
-            </w:r>
-          </w:p>
-        </w:tc>
-        <w:tc>
-          <w:tcPr>
-            <w:tcW w:type="dxa" w:w="3480"/>
-            <w:tcBorders>
-              <w:top w:val="single" w:color="d0d0d0" w:sz="1"/>
-              <w:left w:val="single" w:color="d0d0d0" w:sz="1"/>
-              <w:bottom w:val="single" w:color="d0d0d0" w:sz="1"/>
-              <w:right w:val="single" w:color="d0d0d0" w:sz="1"/>
-            </w:tcBorders>
-            <w:shd w:fill="ffffff" w:val="clear"/>
-            <w:tcMar>
-              <w:top w:type="dxa" w:w="80"/>
-              <w:left w:type="dxa" w:w="120"/>
-              <w:bottom w:type="dxa" w:w="80"/>
-              <w:right w:type="dxa" w:w="120"/>
-            </w:tcMar>
-          </w:tcPr>
-          <w:p>
-            <w:r>
-              <w:rPr>
-                <w:rFonts w:ascii="Arial" w:cs="Arial" w:eastAsia="Arial" w:hAnsi="Arial"/>
-                <w:color w:val="1a1a1a"/>
-                <w:sz w:val="20"/>
-                <w:szCs w:val="20"/>
-              </w:rPr>
-              <w:t xml:space="preserve">Sintetiza todos os outputs</w:t>
-            </w:r>
-          </w:p>
-        </w:tc>
-        <w:tc>
-          <w:tcPr>
-            <w:tcW w:type="dxa" w:w="2480"/>
-            <w:tcBorders>
-              <w:top w:val="single" w:color="d0d0d0" w:sz="1"/>
-              <w:left w:val="single" w:color="d0d0d0" w:sz="1"/>
-              <w:bottom w:val="single" w:color="d0d0d0" w:sz="1"/>
-              <w:right w:val="single" w:color="d0d0d0" w:sz="1"/>
-            </w:tcBorders>
-            <w:shd w:fill="ffffff" w:val="clear"/>
-            <w:tcMar>
-              <w:top w:type="dxa" w:w="80"/>
-              <w:left w:type="dxa" w:w="120"/>
-              <w:bottom w:type="dxa" w:w="80"/>
-              <w:right w:type="dxa" w:w="120"/>
-            </w:tcMar>
-          </w:tcPr>
-          <w:p>
-            <w:r>
-              <w:rPr>
-                <w:rFonts w:ascii="Arial" w:cs="Arial" w:eastAsia="Arial" w:hAnsi="Arial"/>
-                <w:color w:val="1a1a1a"/>
-                <w:sz w:val="20"/>
-                <w:szCs w:val="20"/>
-              </w:rPr>
-              <w:t xml:space="preserve">research-report.md</w:t>
             </w:r>
           </w:p>
         </w:tc>
@@ -9156,6 +8539,11 @@
     </w:p>
     <w:p>
       <w:pPr>
+        <w:spacing w:before="120" w:after="0"/>
+      </w:pPr>
+    </w:p>
+    <w:p>
+      <w:pPr>
         <w:pStyle w:val="Heading2"/>
         <w:spacing w:before="300" w:after="160"/>
       </w:pPr>
@@ -9168,12 +8556,12 @@
           <w:sz w:val="28"/>
           <w:szCs w:val="28"/>
         </w:rPr>
-        <w:t xml:space="preserve">Squad de Desenvolvimento</w:t>
+        <w:t xml:space="preserve">Squad Escalável — escolha pela complexidade do módulo</w:t>
       </w:r>
     </w:p>
     <w:tbl>
       <w:tblPr>
-        <w:tblW w:type="dxa" w:w="8360"/>
+        <w:tblW w:type="dxa" w:w="9360"/>
         <w:tblBorders>
           <w:top w:val="single" w:color="auto" w:sz="4"/>
           <w:left w:val="single" w:color="auto" w:sz="4"/>
@@ -9184,14 +8572,14 @@
         </w:tblBorders>
       </w:tblPr>
       <w:tblGrid>
-        <w:gridCol w:w="1800"/>
-        <w:gridCol w:w="4000"/>
-        <w:gridCol w:w="2560"/>
+        <w:gridCol w:w="3000"/>
+        <w:gridCol w:w="3000"/>
+        <w:gridCol w:w="3360"/>
       </w:tblGrid>
       <w:tr>
         <w:tc>
           <w:tcPr>
-            <w:tcW w:type="dxa" w:w="1800"/>
+            <w:tcW w:type="dxa" w:w="3000"/>
             <w:tcBorders>
               <w:top w:val="single" w:color="d0d0d0" w:sz="1"/>
               <w:left w:val="single" w:color="d0d0d0" w:sz="1"/>
@@ -9216,13 +8604,13 @@
                 <w:sz w:val="20"/>
                 <w:szCs w:val="20"/>
               </w:rPr>
-              <w:t xml:space="preserve">Agente</w:t>
-            </w:r>
-          </w:p>
-        </w:tc>
-        <w:tc>
-          <w:tcPr>
-            <w:tcW w:type="dxa" w:w="4000"/>
+              <w:t xml:space="preserve">Tipo de módulo</w:t>
+            </w:r>
+          </w:p>
+        </w:tc>
+        <w:tc>
+          <w:tcPr>
+            <w:tcW w:type="dxa" w:w="3000"/>
             <w:tcBorders>
               <w:top w:val="single" w:color="d0d0d0" w:sz="1"/>
               <w:left w:val="single" w:color="d0d0d0" w:sz="1"/>
@@ -9247,13 +8635,13 @@
                 <w:sz w:val="20"/>
                 <w:szCs w:val="20"/>
               </w:rPr>
-              <w:t xml:space="preserve">Papel</w:t>
-            </w:r>
-          </w:p>
-        </w:tc>
-        <w:tc>
-          <w:tcPr>
-            <w:tcW w:type="dxa" w:w="2560"/>
+              <w:t xml:space="preserve">Squad</w:t>
+            </w:r>
+          </w:p>
+        </w:tc>
+        <w:tc>
+          <w:tcPr>
+            <w:tcW w:type="dxa" w:w="3360"/>
             <w:tcBorders>
               <w:top w:val="single" w:color="d0d0d0" w:sz="1"/>
               <w:left w:val="single" w:color="d0d0d0" w:sz="1"/>
@@ -9278,7 +8666,7 @@
                 <w:sz w:val="20"/>
                 <w:szCs w:val="20"/>
               </w:rPr>
-              <w:t xml:space="preserve">Quando</w:t>
+              <w:t xml:space="preserve">QA + Segurança</w:t>
             </w:r>
           </w:p>
         </w:tc>
@@ -9286,88 +8674,88 @@
       <w:tr>
         <w:tc>
           <w:tcPr>
-            <w:tcW w:type="dxa" w:w="1800"/>
-            <w:tcBorders>
-              <w:top w:val="single" w:color="d0d0d0" w:sz="1"/>
-              <w:left w:val="single" w:color="d0d0d0" w:sz="1"/>
-              <w:bottom w:val="single" w:color="d0d0d0" w:sz="1"/>
-              <w:right w:val="single" w:color="d0d0d0" w:sz="1"/>
-            </w:tcBorders>
-            <w:shd w:fill="ffffff" w:val="clear"/>
-            <w:tcMar>
-              <w:top w:type="dxa" w:w="80"/>
-              <w:left w:type="dxa" w:w="120"/>
-              <w:bottom w:type="dxa" w:w="80"/>
-              <w:right w:type="dxa" w:w="120"/>
-            </w:tcMar>
-          </w:tcPr>
-          <w:p>
-            <w:r>
-              <w:rPr>
-                <w:rFonts w:ascii="Arial" w:cs="Arial" w:eastAsia="Arial" w:hAnsi="Arial"/>
-                <w:color w:val="1a1a1a"/>
-                <w:sz w:val="20"/>
-                <w:szCs w:val="20"/>
-              </w:rPr>
-              <w:t xml:space="preserve">Orquestrador</w:t>
-            </w:r>
-          </w:p>
-        </w:tc>
-        <w:tc>
-          <w:tcPr>
-            <w:tcW w:type="dxa" w:w="4000"/>
-            <w:tcBorders>
-              <w:top w:val="single" w:color="d0d0d0" w:sz="1"/>
-              <w:left w:val="single" w:color="d0d0d0" w:sz="1"/>
-              <w:bottom w:val="single" w:color="d0d0d0" w:sz="1"/>
-              <w:right w:val="single" w:color="d0d0d0" w:sz="1"/>
-            </w:tcBorders>
-            <w:shd w:fill="ffffff" w:val="clear"/>
-            <w:tcMar>
-              <w:top w:type="dxa" w:w="80"/>
-              <w:left w:type="dxa" w:w="120"/>
-              <w:bottom w:type="dxa" w:w="80"/>
-              <w:right w:type="dxa" w:w="120"/>
-            </w:tcMar>
-          </w:tcPr>
-          <w:p>
-            <w:r>
-              <w:rPr>
-                <w:rFonts w:ascii="Arial" w:cs="Arial" w:eastAsia="Arial" w:hAnsi="Arial"/>
-                <w:color w:val="1a1a1a"/>
-                <w:sz w:val="20"/>
-                <w:szCs w:val="20"/>
-              </w:rPr>
-              <w:t xml:space="preserve">Coordena squad, mantém STATUS.md</w:t>
-            </w:r>
-          </w:p>
-        </w:tc>
-        <w:tc>
-          <w:tcPr>
-            <w:tcW w:type="dxa" w:w="2560"/>
-            <w:tcBorders>
-              <w:top w:val="single" w:color="d0d0d0" w:sz="1"/>
-              <w:left w:val="single" w:color="d0d0d0" w:sz="1"/>
-              <w:bottom w:val="single" w:color="d0d0d0" w:sz="1"/>
-              <w:right w:val="single" w:color="d0d0d0" w:sz="1"/>
-            </w:tcBorders>
-            <w:shd w:fill="ffffff" w:val="clear"/>
-            <w:tcMar>
-              <w:top w:type="dxa" w:w="80"/>
-              <w:left w:type="dxa" w:w="120"/>
-              <w:bottom w:type="dxa" w:w="80"/>
-              <w:right w:type="dxa" w:w="120"/>
-            </w:tcMar>
-          </w:tcPr>
-          <w:p>
-            <w:r>
-              <w:rPr>
-                <w:rFonts w:ascii="Arial" w:cs="Arial" w:eastAsia="Arial" w:hAnsi="Arial"/>
-                <w:color w:val="1a1a1a"/>
-                <w:sz w:val="20"/>
-                <w:szCs w:val="20"/>
-              </w:rPr>
-              <w:t xml:space="preserve">Sempre</w:t>
+            <w:tcW w:type="dxa" w:w="3000"/>
+            <w:tcBorders>
+              <w:top w:val="single" w:color="d0d0d0" w:sz="1"/>
+              <w:left w:val="single" w:color="d0d0d0" w:sz="1"/>
+              <w:bottom w:val="single" w:color="d0d0d0" w:sz="1"/>
+              <w:right w:val="single" w:color="d0d0d0" w:sz="1"/>
+            </w:tcBorders>
+            <w:shd w:fill="ffffff" w:val="clear"/>
+            <w:tcMar>
+              <w:top w:type="dxa" w:w="80"/>
+              <w:left w:type="dxa" w:w="120"/>
+              <w:bottom w:type="dxa" w:w="80"/>
+              <w:right w:type="dxa" w:w="120"/>
+            </w:tcMar>
+          </w:tcPr>
+          <w:p>
+            <w:r>
+              <w:rPr>
+                <w:rFonts w:ascii="Arial" w:cs="Arial" w:eastAsia="Arial" w:hAnsi="Arial"/>
+                <w:color w:val="1a1a1a"/>
+                <w:sz w:val="20"/>
+                <w:szCs w:val="20"/>
+              </w:rPr>
+              <w:t xml:space="preserve">Simples — segue template existente</w:t>
+            </w:r>
+          </w:p>
+        </w:tc>
+        <w:tc>
+          <w:tcPr>
+            <w:tcW w:type="dxa" w:w="3000"/>
+            <w:tcBorders>
+              <w:top w:val="single" w:color="d0d0d0" w:sz="1"/>
+              <w:left w:val="single" w:color="d0d0d0" w:sz="1"/>
+              <w:bottom w:val="single" w:color="d0d0d0" w:sz="1"/>
+              <w:right w:val="single" w:color="d0d0d0" w:sz="1"/>
+            </w:tcBorders>
+            <w:shd w:fill="ffffff" w:val="clear"/>
+            <w:tcMar>
+              <w:top w:type="dxa" w:w="80"/>
+              <w:left w:type="dxa" w:w="120"/>
+              <w:bottom w:type="dxa" w:w="80"/>
+              <w:right w:type="dxa" w:w="120"/>
+            </w:tcMar>
+          </w:tcPr>
+          <w:p>
+            <w:r>
+              <w:rPr>
+                <w:rFonts w:ascii="Arial" w:cs="Arial" w:eastAsia="Arial" w:hAnsi="Arial"/>
+                <w:color w:val="1a1a1a"/>
+                <w:sz w:val="20"/>
+                <w:szCs w:val="20"/>
+              </w:rPr>
+              <w:t xml:space="preserve">Orquestrador + Desenvolvedor + Auditor</w:t>
+            </w:r>
+          </w:p>
+        </w:tc>
+        <w:tc>
+          <w:tcPr>
+            <w:tcW w:type="dxa" w:w="3360"/>
+            <w:tcBorders>
+              <w:top w:val="single" w:color="d0d0d0" w:sz="1"/>
+              <w:left w:val="single" w:color="d0d0d0" w:sz="1"/>
+              <w:bottom w:val="single" w:color="d0d0d0" w:sz="1"/>
+              <w:right w:val="single" w:color="d0d0d0" w:sz="1"/>
+            </w:tcBorders>
+            <w:shd w:fill="ffffff" w:val="clear"/>
+            <w:tcMar>
+              <w:top w:type="dxa" w:w="80"/>
+              <w:left w:type="dxa" w:w="120"/>
+              <w:bottom w:type="dxa" w:w="80"/>
+              <w:right w:type="dxa" w:w="120"/>
+            </w:tcMar>
+          </w:tcPr>
+          <w:p>
+            <w:r>
+              <w:rPr>
+                <w:rFonts w:ascii="Arial" w:cs="Arial" w:eastAsia="Arial" w:hAnsi="Arial"/>
+                <w:color w:val="1a1a1a"/>
+                <w:sz w:val="20"/>
+                <w:szCs w:val="20"/>
+              </w:rPr>
+              <w:t xml:space="preserve">Uma vez antes do lançamento</w:t>
             </w:r>
           </w:p>
         </w:tc>
@@ -9375,7 +8763,7 @@
       <w:tr>
         <w:tc>
           <w:tcPr>
-            <w:tcW w:type="dxa" w:w="1800"/>
+            <w:tcW w:type="dxa" w:w="3000"/>
             <w:tcBorders>
               <w:top w:val="single" w:color="d0d0d0" w:sz="1"/>
               <w:left w:val="single" w:color="d0d0d0" w:sz="1"/>
@@ -9398,13 +8786,13 @@
                 <w:sz w:val="20"/>
                 <w:szCs w:val="20"/>
               </w:rPr>
-              <w:t xml:space="preserve">Arquiteto</w:t>
-            </w:r>
-          </w:p>
-        </w:tc>
-        <w:tc>
-          <w:tcPr>
-            <w:tcW w:type="dxa" w:w="4000"/>
+              <w:t xml:space="preserve">Complexo — nova arch, integração, infra</w:t>
+            </w:r>
+          </w:p>
+        </w:tc>
+        <w:tc>
+          <w:tcPr>
+            <w:tcW w:type="dxa" w:w="3000"/>
             <w:tcBorders>
               <w:top w:val="single" w:color="d0d0d0" w:sz="1"/>
               <w:left w:val="single" w:color="d0d0d0" w:sz="1"/>
@@ -9427,13 +8815,13 @@
                 <w:sz w:val="20"/>
                 <w:szCs w:val="20"/>
               </w:rPr>
-              <w:t xml:space="preserve">ARCH.md + /plan antes de cada módulo</w:t>
-            </w:r>
-          </w:p>
-        </w:tc>
-        <w:tc>
-          <w:tcPr>
-            <w:tcW w:type="dxa" w:w="2560"/>
+              <w:t xml:space="preserve">Squad completa (6 agentes)</w:t>
+            </w:r>
+          </w:p>
+        </w:tc>
+        <w:tc>
+          <w:tcPr>
+            <w:tcW w:type="dxa" w:w="3360"/>
             <w:tcBorders>
               <w:top w:val="single" w:color="d0d0d0" w:sz="1"/>
               <w:left w:val="single" w:color="d0d0d0" w:sz="1"/>
@@ -9456,7 +8844,142 @@
                 <w:sz w:val="20"/>
                 <w:szCs w:val="20"/>
               </w:rPr>
-              <w:t xml:space="preserve">Fase 0 + antes de cada módulo</w:t>
+              <w:t xml:space="preserve">Por módulo</w:t>
+            </w:r>
+          </w:p>
+        </w:tc>
+      </w:tr>
+    </w:tbl>
+    <w:p>
+      <w:pPr>
+        <w:spacing w:before="120" w:after="0"/>
+      </w:pPr>
+    </w:p>
+    <w:p>
+      <w:pPr>
+        <w:pStyle w:val="Heading2"/>
+        <w:spacing w:before="300" w:after="160"/>
+      </w:pPr>
+      <w:r>
+        <w:rPr>
+          <w:rFonts w:ascii="Arial" w:cs="Arial" w:eastAsia="Arial" w:hAnsi="Arial"/>
+          <w:b/>
+          <w:bCs/>
+          <w:color w:val="1a3a5c"/>
+          <w:sz w:val="28"/>
+          <w:szCs w:val="28"/>
+        </w:rPr>
+        <w:t xml:space="preserve">SPEC.md e ARCH.md — Projetos Novos vs Existentes</w:t>
+      </w:r>
+    </w:p>
+    <w:tbl>
+      <w:tblPr>
+        <w:tblW w:type="dxa" w:w="9360"/>
+        <w:tblBorders>
+          <w:top w:val="single" w:color="auto" w:sz="4"/>
+          <w:left w:val="single" w:color="auto" w:sz="4"/>
+          <w:bottom w:val="single" w:color="auto" w:sz="4"/>
+          <w:right w:val="single" w:color="auto" w:sz="4"/>
+          <w:insideH w:val="single" w:color="auto" w:sz="4"/>
+          <w:insideV w:val="single" w:color="auto" w:sz="4"/>
+        </w:tblBorders>
+      </w:tblPr>
+      <w:tblGrid>
+        <w:gridCol w:w="2000"/>
+        <w:gridCol w:w="3680"/>
+        <w:gridCol w:w="3680"/>
+      </w:tblGrid>
+      <w:tr>
+        <w:tc>
+          <w:tcPr>
+            <w:tcW w:type="dxa" w:w="2000"/>
+            <w:tcBorders>
+              <w:top w:val="single" w:color="d0d0d0" w:sz="1"/>
+              <w:left w:val="single" w:color="d0d0d0" w:sz="1"/>
+              <w:bottom w:val="single" w:color="d0d0d0" w:sz="1"/>
+              <w:right w:val="single" w:color="d0d0d0" w:sz="1"/>
+            </w:tcBorders>
+            <w:shd w:fill="1a3a5c" w:val="clear"/>
+            <w:tcMar>
+              <w:top w:type="dxa" w:w="80"/>
+              <w:left w:type="dxa" w:w="120"/>
+              <w:bottom w:type="dxa" w:w="80"/>
+              <w:right w:type="dxa" w:w="120"/>
+            </w:tcMar>
+          </w:tcPr>
+          <w:p>
+            <w:r>
+              <w:rPr>
+                <w:rFonts w:ascii="Arial" w:cs="Arial" w:eastAsia="Arial" w:hAnsi="Arial"/>
+                <w:b/>
+                <w:bCs/>
+                <w:color w:val="ffffff"/>
+                <w:sz w:val="20"/>
+                <w:szCs w:val="20"/>
+              </w:rPr>
+              <w:t xml:space="preserve">Tipo de projeto</w:t>
+            </w:r>
+          </w:p>
+        </w:tc>
+        <w:tc>
+          <w:tcPr>
+            <w:tcW w:type="dxa" w:w="3680"/>
+            <w:tcBorders>
+              <w:top w:val="single" w:color="d0d0d0" w:sz="1"/>
+              <w:left w:val="single" w:color="d0d0d0" w:sz="1"/>
+              <w:bottom w:val="single" w:color="d0d0d0" w:sz="1"/>
+              <w:right w:val="single" w:color="d0d0d0" w:sz="1"/>
+            </w:tcBorders>
+            <w:shd w:fill="1a3a5c" w:val="clear"/>
+            <w:tcMar>
+              <w:top w:type="dxa" w:w="80"/>
+              <w:left w:type="dxa" w:w="120"/>
+              <w:bottom w:type="dxa" w:w="80"/>
+              <w:right w:type="dxa" w:w="120"/>
+            </w:tcMar>
+          </w:tcPr>
+          <w:p>
+            <w:r>
+              <w:rPr>
+                <w:rFonts w:ascii="Arial" w:cs="Arial" w:eastAsia="Arial" w:hAnsi="Arial"/>
+                <w:b/>
+                <w:bCs/>
+                <w:color w:val="ffffff"/>
+                <w:sz w:val="20"/>
+                <w:szCs w:val="20"/>
+              </w:rPr>
+              <w:t xml:space="preserve">SPEC.md</w:t>
+            </w:r>
+          </w:p>
+        </w:tc>
+        <w:tc>
+          <w:tcPr>
+            <w:tcW w:type="dxa" w:w="3680"/>
+            <w:tcBorders>
+              <w:top w:val="single" w:color="d0d0d0" w:sz="1"/>
+              <w:left w:val="single" w:color="d0d0d0" w:sz="1"/>
+              <w:bottom w:val="single" w:color="d0d0d0" w:sz="1"/>
+              <w:right w:val="single" w:color="d0d0d0" w:sz="1"/>
+            </w:tcBorders>
+            <w:shd w:fill="1a3a5c" w:val="clear"/>
+            <w:tcMar>
+              <w:top w:type="dxa" w:w="80"/>
+              <w:left w:type="dxa" w:w="120"/>
+              <w:bottom w:type="dxa" w:w="80"/>
+              <w:right w:type="dxa" w:w="120"/>
+            </w:tcMar>
+          </w:tcPr>
+          <w:p>
+            <w:r>
+              <w:rPr>
+                <w:rFonts w:ascii="Arial" w:cs="Arial" w:eastAsia="Arial" w:hAnsi="Arial"/>
+                <w:b/>
+                <w:bCs/>
+                <w:color w:val="ffffff"/>
+                <w:sz w:val="20"/>
+                <w:szCs w:val="20"/>
+              </w:rPr>
+              <w:t xml:space="preserve">ARCH.md</w:t>
             </w:r>
           </w:p>
         </w:tc>
@@ -9464,88 +8987,88 @@
       <w:tr>
         <w:tc>
           <w:tcPr>
-            <w:tcW w:type="dxa" w:w="1800"/>
-            <w:tcBorders>
-              <w:top w:val="single" w:color="d0d0d0" w:sz="1"/>
-              <w:left w:val="single" w:color="d0d0d0" w:sz="1"/>
-              <w:bottom w:val="single" w:color="d0d0d0" w:sz="1"/>
-              <w:right w:val="single" w:color="d0d0d0" w:sz="1"/>
-            </w:tcBorders>
-            <w:shd w:fill="ffffff" w:val="clear"/>
-            <w:tcMar>
-              <w:top w:type="dxa" w:w="80"/>
-              <w:left w:type="dxa" w:w="120"/>
-              <w:bottom w:type="dxa" w:w="80"/>
-              <w:right w:type="dxa" w:w="120"/>
-            </w:tcMar>
-          </w:tcPr>
-          <w:p>
-            <w:r>
-              <w:rPr>
-                <w:rFonts w:ascii="Arial" w:cs="Arial" w:eastAsia="Arial" w:hAnsi="Arial"/>
-                <w:color w:val="1a1a1a"/>
-                <w:sz w:val="20"/>
-                <w:szCs w:val="20"/>
-              </w:rPr>
-              <w:t xml:space="preserve">Desenvolvedor</w:t>
-            </w:r>
-          </w:p>
-        </w:tc>
-        <w:tc>
-          <w:tcPr>
-            <w:tcW w:type="dxa" w:w="4000"/>
-            <w:tcBorders>
-              <w:top w:val="single" w:color="d0d0d0" w:sz="1"/>
-              <w:left w:val="single" w:color="d0d0d0" w:sz="1"/>
-              <w:bottom w:val="single" w:color="d0d0d0" w:sz="1"/>
-              <w:right w:val="single" w:color="d0d0d0" w:sz="1"/>
-            </w:tcBorders>
-            <w:shd w:fill="ffffff" w:val="clear"/>
-            <w:tcMar>
-              <w:top w:type="dxa" w:w="80"/>
-              <w:left w:type="dxa" w:w="120"/>
-              <w:bottom w:type="dxa" w:w="80"/>
-              <w:right w:type="dxa" w:w="120"/>
-            </w:tcMar>
-          </w:tcPr>
-          <w:p>
-            <w:r>
-              <w:rPr>
-                <w:rFonts w:ascii="Arial" w:cs="Arial" w:eastAsia="Arial" w:hAnsi="Arial"/>
-                <w:color w:val="1a1a1a"/>
-                <w:sz w:val="20"/>
-                <w:szCs w:val="20"/>
-              </w:rPr>
-              <w:t xml:space="preserve">Escreve código usando writers especializados</w:t>
-            </w:r>
-          </w:p>
-        </w:tc>
-        <w:tc>
-          <w:tcPr>
-            <w:tcW w:type="dxa" w:w="2560"/>
-            <w:tcBorders>
-              <w:top w:val="single" w:color="d0d0d0" w:sz="1"/>
-              <w:left w:val="single" w:color="d0d0d0" w:sz="1"/>
-              <w:bottom w:val="single" w:color="d0d0d0" w:sz="1"/>
-              <w:right w:val="single" w:color="d0d0d0" w:sz="1"/>
-            </w:tcBorders>
-            <w:shd w:fill="ffffff" w:val="clear"/>
-            <w:tcMar>
-              <w:top w:type="dxa" w:w="80"/>
-              <w:left w:type="dxa" w:w="120"/>
-              <w:bottom w:type="dxa" w:w="80"/>
-              <w:right w:type="dxa" w:w="120"/>
-            </w:tcMar>
-          </w:tcPr>
-          <w:p>
-            <w:r>
-              <w:rPr>
-                <w:rFonts w:ascii="Arial" w:cs="Arial" w:eastAsia="Arial" w:hAnsi="Arial"/>
-                <w:color w:val="1a1a1a"/>
-                <w:sz w:val="20"/>
-                <w:szCs w:val="20"/>
-              </w:rPr>
-              <w:t xml:space="preserve">Fase 1+</w:t>
+            <w:tcW w:type="dxa" w:w="2000"/>
+            <w:tcBorders>
+              <w:top w:val="single" w:color="d0d0d0" w:sz="1"/>
+              <w:left w:val="single" w:color="d0d0d0" w:sz="1"/>
+              <w:bottom w:val="single" w:color="d0d0d0" w:sz="1"/>
+              <w:right w:val="single" w:color="d0d0d0" w:sz="1"/>
+            </w:tcBorders>
+            <w:shd w:fill="ffffff" w:val="clear"/>
+            <w:tcMar>
+              <w:top w:type="dxa" w:w="80"/>
+              <w:left w:type="dxa" w:w="120"/>
+              <w:bottom w:type="dxa" w:w="80"/>
+              <w:right w:type="dxa" w:w="120"/>
+            </w:tcMar>
+          </w:tcPr>
+          <w:p>
+            <w:r>
+              <w:rPr>
+                <w:rFonts w:ascii="Arial" w:cs="Arial" w:eastAsia="Arial" w:hAnsi="Arial"/>
+                <w:color w:val="1a1a1a"/>
+                <w:sz w:val="20"/>
+                <w:szCs w:val="20"/>
+              </w:rPr>
+              <w:t xml:space="preserve">Projeto novo</w:t>
+            </w:r>
+          </w:p>
+        </w:tc>
+        <w:tc>
+          <w:tcPr>
+            <w:tcW w:type="dxa" w:w="3680"/>
+            <w:tcBorders>
+              <w:top w:val="single" w:color="d0d0d0" w:sz="1"/>
+              <w:left w:val="single" w:color="d0d0d0" w:sz="1"/>
+              <w:bottom w:val="single" w:color="d0d0d0" w:sz="1"/>
+              <w:right w:val="single" w:color="d0d0d0" w:sz="1"/>
+            </w:tcBorders>
+            <w:shd w:fill="ffffff" w:val="clear"/>
+            <w:tcMar>
+              <w:top w:type="dxa" w:w="80"/>
+              <w:left w:type="dxa" w:w="120"/>
+              <w:bottom w:type="dxa" w:w="80"/>
+              <w:right w:type="dxa" w:w="120"/>
+            </w:tcMar>
+          </w:tcPr>
+          <w:p>
+            <w:r>
+              <w:rPr>
+                <w:rFonts w:ascii="Arial" w:cs="Arial" w:eastAsia="Arial" w:hAnsi="Arial"/>
+                <w:color w:val="1a1a1a"/>
+                <w:sz w:val="20"/>
+                <w:szCs w:val="20"/>
+              </w:rPr>
+              <w:t xml:space="preserve">Documento completo — Fase 3</w:t>
+            </w:r>
+          </w:p>
+        </w:tc>
+        <w:tc>
+          <w:tcPr>
+            <w:tcW w:type="dxa" w:w="3680"/>
+            <w:tcBorders>
+              <w:top w:val="single" w:color="d0d0d0" w:sz="1"/>
+              <w:left w:val="single" w:color="d0d0d0" w:sz="1"/>
+              <w:bottom w:val="single" w:color="d0d0d0" w:sz="1"/>
+              <w:right w:val="single" w:color="d0d0d0" w:sz="1"/>
+            </w:tcBorders>
+            <w:shd w:fill="ffffff" w:val="clear"/>
+            <w:tcMar>
+              <w:top w:type="dxa" w:w="80"/>
+              <w:left w:type="dxa" w:w="120"/>
+              <w:bottom w:type="dxa" w:w="80"/>
+              <w:right w:type="dxa" w:w="120"/>
+            </w:tcMar>
+          </w:tcPr>
+          <w:p>
+            <w:r>
+              <w:rPr>
+                <w:rFonts w:ascii="Arial" w:cs="Arial" w:eastAsia="Arial" w:hAnsi="Arial"/>
+                <w:color w:val="1a1a1a"/>
+                <w:sz w:val="20"/>
+                <w:szCs w:val="20"/>
+              </w:rPr>
+              <w:t xml:space="preserve">Documento completo — Fase 5</w:t>
             </w:r>
           </w:p>
         </w:tc>
@@ -9553,7 +9076,7 @@
       <w:tr>
         <w:tc>
           <w:tcPr>
-            <w:tcW w:type="dxa" w:w="1800"/>
+            <w:tcW w:type="dxa" w:w="2000"/>
             <w:tcBorders>
               <w:top w:val="single" w:color="d0d0d0" w:sz="1"/>
               <w:left w:val="single" w:color="d0d0d0" w:sz="1"/>
@@ -9576,13 +9099,13 @@
                 <w:sz w:val="20"/>
                 <w:szCs w:val="20"/>
               </w:rPr>
-              <w:t xml:space="preserve">Auditor de Código</w:t>
-            </w:r>
-          </w:p>
-        </w:tc>
-        <w:tc>
-          <w:tcPr>
-            <w:tcW w:type="dxa" w:w="4000"/>
+              <w:t xml:space="preserve">Projeto existente</w:t>
+            </w:r>
+          </w:p>
+        </w:tc>
+        <w:tc>
+          <w:tcPr>
+            <w:tcW w:type="dxa" w:w="3680"/>
             <w:tcBorders>
               <w:top w:val="single" w:color="d0d0d0" w:sz="1"/>
               <w:left w:val="single" w:color="d0d0d0" w:sz="1"/>
@@ -9605,13 +9128,13 @@
                 <w:sz w:val="20"/>
                 <w:szCs w:val="20"/>
               </w:rPr>
-              <w:t xml:space="preserve">Revisa toda entrega</w:t>
-            </w:r>
-          </w:p>
-        </w:tc>
-        <w:tc>
-          <w:tcPr>
-            <w:tcW w:type="dxa" w:w="2560"/>
+              <w:t xml:space="preserve">Wrapper ~100 linhas — índice + gate apontando para docs existentes</w:t>
+            </w:r>
+          </w:p>
+        </w:tc>
+        <w:tc>
+          <w:tcPr>
+            <w:tcW w:type="dxa" w:w="3680"/>
             <w:tcBorders>
               <w:top w:val="single" w:color="d0d0d0" w:sz="1"/>
               <w:left w:val="single" w:color="d0d0d0" w:sz="1"/>
@@ -9634,185 +9157,7 @@
                 <w:sz w:val="20"/>
                 <w:szCs w:val="20"/>
               </w:rPr>
-              <w:t xml:space="preserve">Após toda entrega</w:t>
-            </w:r>
-          </w:p>
-        </w:tc>
-      </w:tr>
-      <w:tr>
-        <w:tc>
-          <w:tcPr>
-            <w:tcW w:type="dxa" w:w="1800"/>
-            <w:tcBorders>
-              <w:top w:val="single" w:color="d0d0d0" w:sz="1"/>
-              <w:left w:val="single" w:color="d0d0d0" w:sz="1"/>
-              <w:bottom w:val="single" w:color="d0d0d0" w:sz="1"/>
-              <w:right w:val="single" w:color="d0d0d0" w:sz="1"/>
-            </w:tcBorders>
-            <w:shd w:fill="ffffff" w:val="clear"/>
-            <w:tcMar>
-              <w:top w:type="dxa" w:w="80"/>
-              <w:left w:type="dxa" w:w="120"/>
-              <w:bottom w:type="dxa" w:w="80"/>
-              <w:right w:type="dxa" w:w="120"/>
-            </w:tcMar>
-          </w:tcPr>
-          <w:p>
-            <w:r>
-              <w:rPr>
-                <w:rFonts w:ascii="Arial" w:cs="Arial" w:eastAsia="Arial" w:hAnsi="Arial"/>
-                <w:color w:val="1a1a1a"/>
-                <w:sz w:val="20"/>
-                <w:szCs w:val="20"/>
-              </w:rPr>
-              <w:t xml:space="preserve">QA Tester</w:t>
-            </w:r>
-          </w:p>
-        </w:tc>
-        <w:tc>
-          <w:tcPr>
-            <w:tcW w:type="dxa" w:w="4000"/>
-            <w:tcBorders>
-              <w:top w:val="single" w:color="d0d0d0" w:sz="1"/>
-              <w:left w:val="single" w:color="d0d0d0" w:sz="1"/>
-              <w:bottom w:val="single" w:color="d0d0d0" w:sz="1"/>
-              <w:right w:val="single" w:color="d0d0d0" w:sz="1"/>
-            </w:tcBorders>
-            <w:shd w:fill="ffffff" w:val="clear"/>
-            <w:tcMar>
-              <w:top w:type="dxa" w:w="80"/>
-              <w:left w:type="dxa" w:w="120"/>
-              <w:bottom w:type="dxa" w:w="80"/>
-              <w:right w:type="dxa" w:w="120"/>
-            </w:tcMar>
-          </w:tcPr>
-          <w:p>
-            <w:r>
-              <w:rPr>
-                <w:rFonts w:ascii="Arial" w:cs="Arial" w:eastAsia="Arial" w:hAnsi="Arial"/>
-                <w:color w:val="1a1a1a"/>
-                <w:sz w:val="20"/>
-                <w:szCs w:val="20"/>
-              </w:rPr>
-              <w:t xml:space="preserve">Testa o que foi construído</w:t>
-            </w:r>
-          </w:p>
-        </w:tc>
-        <w:tc>
-          <w:tcPr>
-            <w:tcW w:type="dxa" w:w="2560"/>
-            <w:tcBorders>
-              <w:top w:val="single" w:color="d0d0d0" w:sz="1"/>
-              <w:left w:val="single" w:color="d0d0d0" w:sz="1"/>
-              <w:bottom w:val="single" w:color="d0d0d0" w:sz="1"/>
-              <w:right w:val="single" w:color="d0d0d0" w:sz="1"/>
-            </w:tcBorders>
-            <w:shd w:fill="ffffff" w:val="clear"/>
-            <w:tcMar>
-              <w:top w:type="dxa" w:w="80"/>
-              <w:left w:type="dxa" w:w="120"/>
-              <w:bottom w:type="dxa" w:w="80"/>
-              <w:right w:type="dxa" w:w="120"/>
-            </w:tcMar>
-          </w:tcPr>
-          <w:p>
-            <w:r>
-              <w:rPr>
-                <w:rFonts w:ascii="Arial" w:cs="Arial" w:eastAsia="Arial" w:hAnsi="Arial"/>
-                <w:color w:val="1a1a1a"/>
-                <w:sz w:val="20"/>
-                <w:szCs w:val="20"/>
-              </w:rPr>
-              <w:t xml:space="preserve">Após Auditor aprovar</w:t>
-            </w:r>
-          </w:p>
-        </w:tc>
-      </w:tr>
-      <w:tr>
-        <w:tc>
-          <w:tcPr>
-            <w:tcW w:type="dxa" w:w="1800"/>
-            <w:tcBorders>
-              <w:top w:val="single" w:color="d0d0d0" w:sz="1"/>
-              <w:left w:val="single" w:color="d0d0d0" w:sz="1"/>
-              <w:bottom w:val="single" w:color="d0d0d0" w:sz="1"/>
-              <w:right w:val="single" w:color="d0d0d0" w:sz="1"/>
-            </w:tcBorders>
-            <w:shd w:fill="e8f0f7" w:val="clear"/>
-            <w:tcMar>
-              <w:top w:type="dxa" w:w="80"/>
-              <w:left w:type="dxa" w:w="120"/>
-              <w:bottom w:type="dxa" w:w="80"/>
-              <w:right w:type="dxa" w:w="120"/>
-            </w:tcMar>
-          </w:tcPr>
-          <w:p>
-            <w:r>
-              <w:rPr>
-                <w:rFonts w:ascii="Arial" w:cs="Arial" w:eastAsia="Arial" w:hAnsi="Arial"/>
-                <w:color w:val="1a1a1a"/>
-                <w:sz w:val="20"/>
-                <w:szCs w:val="20"/>
-              </w:rPr>
-              <w:t xml:space="preserve">Revisor de Segurança</w:t>
-            </w:r>
-          </w:p>
-        </w:tc>
-        <w:tc>
-          <w:tcPr>
-            <w:tcW w:type="dxa" w:w="4000"/>
-            <w:tcBorders>
-              <w:top w:val="single" w:color="d0d0d0" w:sz="1"/>
-              <w:left w:val="single" w:color="d0d0d0" w:sz="1"/>
-              <w:bottom w:val="single" w:color="d0d0d0" w:sz="1"/>
-              <w:right w:val="single" w:color="d0d0d0" w:sz="1"/>
-            </w:tcBorders>
-            <w:shd w:fill="e8f0f7" w:val="clear"/>
-            <w:tcMar>
-              <w:top w:type="dxa" w:w="80"/>
-              <w:left w:type="dxa" w:w="120"/>
-              <w:bottom w:type="dxa" w:w="80"/>
-              <w:right w:type="dxa" w:w="120"/>
-            </w:tcMar>
-          </w:tcPr>
-          <w:p>
-            <w:r>
-              <w:rPr>
-                <w:rFonts w:ascii="Arial" w:cs="Arial" w:eastAsia="Arial" w:hAnsi="Arial"/>
-                <w:color w:val="1a1a1a"/>
-                <w:sz w:val="20"/>
-                <w:szCs w:val="20"/>
-              </w:rPr>
-              <w:t xml:space="preserve">Verifica vulnerabilidades</w:t>
-            </w:r>
-          </w:p>
-        </w:tc>
-        <w:tc>
-          <w:tcPr>
-            <w:tcW w:type="dxa" w:w="2560"/>
-            <w:tcBorders>
-              <w:top w:val="single" w:color="d0d0d0" w:sz="1"/>
-              <w:left w:val="single" w:color="d0d0d0" w:sz="1"/>
-              <w:bottom w:val="single" w:color="d0d0d0" w:sz="1"/>
-              <w:right w:val="single" w:color="d0d0d0" w:sz="1"/>
-            </w:tcBorders>
-            <w:shd w:fill="e8f0f7" w:val="clear"/>
-            <w:tcMar>
-              <w:top w:type="dxa" w:w="80"/>
-              <w:left w:type="dxa" w:w="120"/>
-              <w:bottom w:type="dxa" w:w="80"/>
-              <w:right w:type="dxa" w:w="120"/>
-            </w:tcMar>
-          </w:tcPr>
-          <w:p>
-            <w:r>
-              <w:rPr>
-                <w:rFonts w:ascii="Arial" w:cs="Arial" w:eastAsia="Arial" w:hAnsi="Arial"/>
-                <w:color w:val="1a1a1a"/>
-                <w:sz w:val="20"/>
-                <w:szCs w:val="20"/>
-              </w:rPr>
-              <w:t xml:space="preserve">Antes da produção</w:t>
+              <w:t xml:space="preserve">Wrapper ~100 linhas — índice + gate apontando para docs técnicos existentes</w:t>
             </w:r>
           </w:p>
         </w:tc>
@@ -11032,6 +10377,546 @@
           <w:sz w:val="36"/>
           <w:szCs w:val="36"/>
         </w:rPr>
+        <w:t xml:space="preserve">Hooks — Gates de Segurança Opcionais</w:t>
+      </w:r>
+    </w:p>
+    <w:p>
+      <w:pPr>
+        <w:spacing w:before="80" w:after="80"/>
+      </w:pPr>
+      <w:r>
+        <w:rPr>
+          <w:rFonts w:ascii="Arial" w:cs="Arial" w:eastAsia="Arial" w:hAnsi="Arial"/>
+          <w:b w:val="false"/>
+          <w:bCs w:val="false"/>
+          <w:i w:val="false"/>
+          <w:iCs w:val="false"/>
+          <w:color w:val="1a1a1a"/>
+          <w:sz w:val="22"/>
+          <w:szCs w:val="22"/>
+        </w:rPr>
+        <w:t xml:space="preserve">Hooks são comandos shell que rodam automaticamente em pontos específicos do ciclo de vida do Claude Code. Transformam boas práticas em regras tecnicamente impostas.</w:t>
+      </w:r>
+    </w:p>
+    <w:p>
+      <w:pPr>
+        <w:spacing w:before="120" w:after="0"/>
+      </w:pPr>
+    </w:p>
+    <w:tbl>
+      <w:tblPr>
+        <w:tblW w:type="dxa" w:w="9360"/>
+        <w:tblBorders>
+          <w:top w:val="single" w:color="auto" w:sz="4"/>
+          <w:left w:val="single" w:color="auto" w:sz="4"/>
+          <w:bottom w:val="single" w:color="auto" w:sz="4"/>
+          <w:right w:val="single" w:color="auto" w:sz="4"/>
+          <w:insideH w:val="single" w:color="auto" w:sz="4"/>
+          <w:insideV w:val="single" w:color="auto" w:sz="4"/>
+        </w:tblBorders>
+      </w:tblPr>
+      <w:tblGrid>
+        <w:gridCol w:w="2600"/>
+        <w:gridCol w:w="2000"/>
+        <w:gridCol w:w="4760"/>
+      </w:tblGrid>
+      <w:tr>
+        <w:tc>
+          <w:tcPr>
+            <w:tcW w:type="dxa" w:w="2600"/>
+            <w:tcBorders>
+              <w:top w:val="single" w:color="d0d0d0" w:sz="1"/>
+              <w:left w:val="single" w:color="d0d0d0" w:sz="1"/>
+              <w:bottom w:val="single" w:color="d0d0d0" w:sz="1"/>
+              <w:right w:val="single" w:color="d0d0d0" w:sz="1"/>
+            </w:tcBorders>
+            <w:shd w:fill="1a3a5c" w:val="clear"/>
+            <w:tcMar>
+              <w:top w:type="dxa" w:w="80"/>
+              <w:left w:type="dxa" w:w="120"/>
+              <w:bottom w:type="dxa" w:w="80"/>
+              <w:right w:type="dxa" w:w="120"/>
+            </w:tcMar>
+          </w:tcPr>
+          <w:p>
+            <w:r>
+              <w:rPr>
+                <w:rFonts w:ascii="Arial" w:cs="Arial" w:eastAsia="Arial" w:hAnsi="Arial"/>
+                <w:b/>
+                <w:bCs/>
+                <w:color w:val="ffffff"/>
+                <w:sz w:val="20"/>
+                <w:szCs w:val="20"/>
+              </w:rPr>
+              <w:t xml:space="preserve">Hook</w:t>
+            </w:r>
+          </w:p>
+        </w:tc>
+        <w:tc>
+          <w:tcPr>
+            <w:tcW w:type="dxa" w:w="2000"/>
+            <w:tcBorders>
+              <w:top w:val="single" w:color="d0d0d0" w:sz="1"/>
+              <w:left w:val="single" w:color="d0d0d0" w:sz="1"/>
+              <w:bottom w:val="single" w:color="d0d0d0" w:sz="1"/>
+              <w:right w:val="single" w:color="d0d0d0" w:sz="1"/>
+            </w:tcBorders>
+            <w:shd w:fill="1a3a5c" w:val="clear"/>
+            <w:tcMar>
+              <w:top w:type="dxa" w:w="80"/>
+              <w:left w:type="dxa" w:w="120"/>
+              <w:bottom w:type="dxa" w:w="80"/>
+              <w:right w:type="dxa" w:w="120"/>
+            </w:tcMar>
+          </w:tcPr>
+          <w:p>
+            <w:r>
+              <w:rPr>
+                <w:rFonts w:ascii="Arial" w:cs="Arial" w:eastAsia="Arial" w:hAnsi="Arial"/>
+                <w:b/>
+                <w:bCs/>
+                <w:color w:val="ffffff"/>
+                <w:sz w:val="20"/>
+                <w:szCs w:val="20"/>
+              </w:rPr>
+              <w:t xml:space="preserve">Evento</w:t>
+            </w:r>
+          </w:p>
+        </w:tc>
+        <w:tc>
+          <w:tcPr>
+            <w:tcW w:type="dxa" w:w="4760"/>
+            <w:tcBorders>
+              <w:top w:val="single" w:color="d0d0d0" w:sz="1"/>
+              <w:left w:val="single" w:color="d0d0d0" w:sz="1"/>
+              <w:bottom w:val="single" w:color="d0d0d0" w:sz="1"/>
+              <w:right w:val="single" w:color="d0d0d0" w:sz="1"/>
+            </w:tcBorders>
+            <w:shd w:fill="1a3a5c" w:val="clear"/>
+            <w:tcMar>
+              <w:top w:type="dxa" w:w="80"/>
+              <w:left w:type="dxa" w:w="120"/>
+              <w:bottom w:type="dxa" w:w="80"/>
+              <w:right w:type="dxa" w:w="120"/>
+            </w:tcMar>
+          </w:tcPr>
+          <w:p>
+            <w:r>
+              <w:rPr>
+                <w:rFonts w:ascii="Arial" w:cs="Arial" w:eastAsia="Arial" w:hAnsi="Arial"/>
+                <w:b/>
+                <w:bCs/>
+                <w:color w:val="ffffff"/>
+                <w:sz w:val="20"/>
+                <w:szCs w:val="20"/>
+              </w:rPr>
+              <w:t xml:space="preserve">O que faz</w:t>
+            </w:r>
+          </w:p>
+        </w:tc>
+      </w:tr>
+      <w:tr>
+        <w:tc>
+          <w:tcPr>
+            <w:tcW w:type="dxa" w:w="2600"/>
+            <w:tcBorders>
+              <w:top w:val="single" w:color="d0d0d0" w:sz="1"/>
+              <w:left w:val="single" w:color="d0d0d0" w:sz="1"/>
+              <w:bottom w:val="single" w:color="d0d0d0" w:sz="1"/>
+              <w:right w:val="single" w:color="d0d0d0" w:sz="1"/>
+            </w:tcBorders>
+            <w:shd w:fill="ffffff" w:val="clear"/>
+            <w:tcMar>
+              <w:top w:type="dxa" w:w="80"/>
+              <w:left w:type="dxa" w:w="120"/>
+              <w:bottom w:type="dxa" w:w="80"/>
+              <w:right w:type="dxa" w:w="120"/>
+            </w:tcMar>
+          </w:tcPr>
+          <w:p>
+            <w:r>
+              <w:rPr>
+                <w:rFonts w:ascii="Arial" w:cs="Arial" w:eastAsia="Arial" w:hAnsi="Arial"/>
+                <w:color w:val="1a1a1a"/>
+                <w:sz w:val="20"/>
+                <w:szCs w:val="20"/>
+              </w:rPr>
+              <w:t xml:space="preserve">Bloqueio de Ação Irreversível</w:t>
+            </w:r>
+          </w:p>
+        </w:tc>
+        <w:tc>
+          <w:tcPr>
+            <w:tcW w:type="dxa" w:w="2000"/>
+            <w:tcBorders>
+              <w:top w:val="single" w:color="d0d0d0" w:sz="1"/>
+              <w:left w:val="single" w:color="d0d0d0" w:sz="1"/>
+              <w:bottom w:val="single" w:color="d0d0d0" w:sz="1"/>
+              <w:right w:val="single" w:color="d0d0d0" w:sz="1"/>
+            </w:tcBorders>
+            <w:shd w:fill="ffffff" w:val="clear"/>
+            <w:tcMar>
+              <w:top w:type="dxa" w:w="80"/>
+              <w:left w:type="dxa" w:w="120"/>
+              <w:bottom w:type="dxa" w:w="80"/>
+              <w:right w:type="dxa" w:w="120"/>
+            </w:tcMar>
+          </w:tcPr>
+          <w:p>
+            <w:r>
+              <w:rPr>
+                <w:rFonts w:ascii="Arial" w:cs="Arial" w:eastAsia="Arial" w:hAnsi="Arial"/>
+                <w:color w:val="1a1a1a"/>
+                <w:sz w:val="20"/>
+                <w:szCs w:val="20"/>
+              </w:rPr>
+              <w:t xml:space="preserve">PreToolUse (Bash)</w:t>
+            </w:r>
+          </w:p>
+        </w:tc>
+        <w:tc>
+          <w:tcPr>
+            <w:tcW w:type="dxa" w:w="4760"/>
+            <w:tcBorders>
+              <w:top w:val="single" w:color="d0d0d0" w:sz="1"/>
+              <w:left w:val="single" w:color="d0d0d0" w:sz="1"/>
+              <w:bottom w:val="single" w:color="d0d0d0" w:sz="1"/>
+              <w:right w:val="single" w:color="d0d0d0" w:sz="1"/>
+            </w:tcBorders>
+            <w:shd w:fill="ffffff" w:val="clear"/>
+            <w:tcMar>
+              <w:top w:type="dxa" w:w="80"/>
+              <w:left w:type="dxa" w:w="120"/>
+              <w:bottom w:type="dxa" w:w="80"/>
+              <w:right w:type="dxa" w:w="120"/>
+            </w:tcMar>
+          </w:tcPr>
+          <w:p>
+            <w:r>
+              <w:rPr>
+                <w:rFonts w:ascii="Arial" w:cs="Arial" w:eastAsia="Arial" w:hAnsi="Arial"/>
+                <w:color w:val="1a1a1a"/>
+                <w:sz w:val="20"/>
+                <w:szCs w:val="20"/>
+              </w:rPr>
+              <w:t xml:space="preserve">Bloqueia rm -rf, git reset --hard, DROP TABLE — exige aprovação do Diretor</w:t>
+            </w:r>
+          </w:p>
+        </w:tc>
+      </w:tr>
+      <w:tr>
+        <w:tc>
+          <w:tcPr>
+            <w:tcW w:type="dxa" w:w="2600"/>
+            <w:tcBorders>
+              <w:top w:val="single" w:color="d0d0d0" w:sz="1"/>
+              <w:left w:val="single" w:color="d0d0d0" w:sz="1"/>
+              <w:bottom w:val="single" w:color="d0d0d0" w:sz="1"/>
+              <w:right w:val="single" w:color="d0d0d0" w:sz="1"/>
+            </w:tcBorders>
+            <w:shd w:fill="e8f0f7" w:val="clear"/>
+            <w:tcMar>
+              <w:top w:type="dxa" w:w="80"/>
+              <w:left w:type="dxa" w:w="120"/>
+              <w:bottom w:type="dxa" w:w="80"/>
+              <w:right w:type="dxa" w:w="120"/>
+            </w:tcMar>
+          </w:tcPr>
+          <w:p>
+            <w:r>
+              <w:rPr>
+                <w:rFonts w:ascii="Arial" w:cs="Arial" w:eastAsia="Arial" w:hAnsi="Arial"/>
+                <w:color w:val="1a1a1a"/>
+                <w:sz w:val="20"/>
+                <w:szCs w:val="20"/>
+              </w:rPr>
+              <w:t xml:space="preserve">Proteção de Arquivos Críticos</w:t>
+            </w:r>
+          </w:p>
+        </w:tc>
+        <w:tc>
+          <w:tcPr>
+            <w:tcW w:type="dxa" w:w="2000"/>
+            <w:tcBorders>
+              <w:top w:val="single" w:color="d0d0d0" w:sz="1"/>
+              <w:left w:val="single" w:color="d0d0d0" w:sz="1"/>
+              <w:bottom w:val="single" w:color="d0d0d0" w:sz="1"/>
+              <w:right w:val="single" w:color="d0d0d0" w:sz="1"/>
+            </w:tcBorders>
+            <w:shd w:fill="e8f0f7" w:val="clear"/>
+            <w:tcMar>
+              <w:top w:type="dxa" w:w="80"/>
+              <w:left w:type="dxa" w:w="120"/>
+              <w:bottom w:type="dxa" w:w="80"/>
+              <w:right w:type="dxa" w:w="120"/>
+            </w:tcMar>
+          </w:tcPr>
+          <w:p>
+            <w:r>
+              <w:rPr>
+                <w:rFonts w:ascii="Arial" w:cs="Arial" w:eastAsia="Arial" w:hAnsi="Arial"/>
+                <w:color w:val="1a1a1a"/>
+                <w:sz w:val="20"/>
+                <w:szCs w:val="20"/>
+              </w:rPr>
+              <w:t xml:space="preserve">PreToolUse (Edit/Write)</w:t>
+            </w:r>
+          </w:p>
+        </w:tc>
+        <w:tc>
+          <w:tcPr>
+            <w:tcW w:type="dxa" w:w="4760"/>
+            <w:tcBorders>
+              <w:top w:val="single" w:color="d0d0d0" w:sz="1"/>
+              <w:left w:val="single" w:color="d0d0d0" w:sz="1"/>
+              <w:bottom w:val="single" w:color="d0d0d0" w:sz="1"/>
+              <w:right w:val="single" w:color="d0d0d0" w:sz="1"/>
+            </w:tcBorders>
+            <w:shd w:fill="e8f0f7" w:val="clear"/>
+            <w:tcMar>
+              <w:top w:type="dxa" w:w="80"/>
+              <w:left w:type="dxa" w:w="120"/>
+              <w:bottom w:type="dxa" w:w="80"/>
+              <w:right w:type="dxa" w:w="120"/>
+            </w:tcMar>
+          </w:tcPr>
+          <w:p>
+            <w:r>
+              <w:rPr>
+                <w:rFonts w:ascii="Arial" w:cs="Arial" w:eastAsia="Arial" w:hAnsi="Arial"/>
+                <w:color w:val="1a1a1a"/>
+                <w:sz w:val="20"/>
+                <w:szCs w:val="20"/>
+              </w:rPr>
+              <w:t xml:space="preserve">Bloqueia edições no DECISIONS.md — apenas append</w:t>
+            </w:r>
+          </w:p>
+        </w:tc>
+      </w:tr>
+      <w:tr>
+        <w:tc>
+          <w:tcPr>
+            <w:tcW w:type="dxa" w:w="2600"/>
+            <w:tcBorders>
+              <w:top w:val="single" w:color="d0d0d0" w:sz="1"/>
+              <w:left w:val="single" w:color="d0d0d0" w:sz="1"/>
+              <w:bottom w:val="single" w:color="d0d0d0" w:sz="1"/>
+              <w:right w:val="single" w:color="d0d0d0" w:sz="1"/>
+            </w:tcBorders>
+            <w:shd w:fill="ffffff" w:val="clear"/>
+            <w:tcMar>
+              <w:top w:type="dxa" w:w="80"/>
+              <w:left w:type="dxa" w:w="120"/>
+              <w:bottom w:type="dxa" w:w="80"/>
+              <w:right w:type="dxa" w:w="120"/>
+            </w:tcMar>
+          </w:tcPr>
+          <w:p>
+            <w:r>
+              <w:rPr>
+                <w:rFonts w:ascii="Arial" w:cs="Arial" w:eastAsia="Arial" w:hAnsi="Arial"/>
+                <w:color w:val="1a1a1a"/>
+                <w:sz w:val="20"/>
+                <w:szCs w:val="20"/>
+              </w:rPr>
+              <w:t xml:space="preserve">Notificação de Conclusão</w:t>
+            </w:r>
+          </w:p>
+        </w:tc>
+        <w:tc>
+          <w:tcPr>
+            <w:tcW w:type="dxa" w:w="2000"/>
+            <w:tcBorders>
+              <w:top w:val="single" w:color="d0d0d0" w:sz="1"/>
+              <w:left w:val="single" w:color="d0d0d0" w:sz="1"/>
+              <w:bottom w:val="single" w:color="d0d0d0" w:sz="1"/>
+              <w:right w:val="single" w:color="d0d0d0" w:sz="1"/>
+            </w:tcBorders>
+            <w:shd w:fill="ffffff" w:val="clear"/>
+            <w:tcMar>
+              <w:top w:type="dxa" w:w="80"/>
+              <w:left w:type="dxa" w:w="120"/>
+              <w:bottom w:type="dxa" w:w="80"/>
+              <w:right w:type="dxa" w:w="120"/>
+            </w:tcMar>
+          </w:tcPr>
+          <w:p>
+            <w:r>
+              <w:rPr>
+                <w:rFonts w:ascii="Arial" w:cs="Arial" w:eastAsia="Arial" w:hAnsi="Arial"/>
+                <w:color w:val="1a1a1a"/>
+                <w:sz w:val="20"/>
+                <w:szCs w:val="20"/>
+              </w:rPr>
+              <w:t xml:space="preserve">Stop</w:t>
+            </w:r>
+          </w:p>
+        </w:tc>
+        <w:tc>
+          <w:tcPr>
+            <w:tcW w:type="dxa" w:w="4760"/>
+            <w:tcBorders>
+              <w:top w:val="single" w:color="d0d0d0" w:sz="1"/>
+              <w:left w:val="single" w:color="d0d0d0" w:sz="1"/>
+              <w:bottom w:val="single" w:color="d0d0d0" w:sz="1"/>
+              <w:right w:val="single" w:color="d0d0d0" w:sz="1"/>
+            </w:tcBorders>
+            <w:shd w:fill="ffffff" w:val="clear"/>
+            <w:tcMar>
+              <w:top w:type="dxa" w:w="80"/>
+              <w:left w:type="dxa" w:w="120"/>
+              <w:bottom w:type="dxa" w:w="80"/>
+              <w:right w:type="dxa" w:w="120"/>
+            </w:tcMar>
+          </w:tcPr>
+          <w:p>
+            <w:r>
+              <w:rPr>
+                <w:rFonts w:ascii="Arial" w:cs="Arial" w:eastAsia="Arial" w:hAnsi="Arial"/>
+                <w:color w:val="1a1a1a"/>
+                <w:sz w:val="20"/>
+                <w:szCs w:val="20"/>
+              </w:rPr>
+              <w:t xml:space="preserve">Notificação de desktop quando agente termina</w:t>
+            </w:r>
+          </w:p>
+        </w:tc>
+      </w:tr>
+      <w:tr>
+        <w:tc>
+          <w:tcPr>
+            <w:tcW w:type="dxa" w:w="2600"/>
+            <w:tcBorders>
+              <w:top w:val="single" w:color="d0d0d0" w:sz="1"/>
+              <w:left w:val="single" w:color="d0d0d0" w:sz="1"/>
+              <w:bottom w:val="single" w:color="d0d0d0" w:sz="1"/>
+              <w:right w:val="single" w:color="d0d0d0" w:sz="1"/>
+            </w:tcBorders>
+            <w:shd w:fill="e8f0f7" w:val="clear"/>
+            <w:tcMar>
+              <w:top w:type="dxa" w:w="80"/>
+              <w:left w:type="dxa" w:w="120"/>
+              <w:bottom w:type="dxa" w:w="80"/>
+              <w:right w:type="dxa" w:w="120"/>
+            </w:tcMar>
+          </w:tcPr>
+          <w:p>
+            <w:r>
+              <w:rPr>
+                <w:rFonts w:ascii="Arial" w:cs="Arial" w:eastAsia="Arial" w:hAnsi="Arial"/>
+                <w:color w:val="1a1a1a"/>
+                <w:sz w:val="20"/>
+                <w:szCs w:val="20"/>
+              </w:rPr>
+              <w:t xml:space="preserve">Log de Atividade</w:t>
+            </w:r>
+          </w:p>
+        </w:tc>
+        <w:tc>
+          <w:tcPr>
+            <w:tcW w:type="dxa" w:w="2000"/>
+            <w:tcBorders>
+              <w:top w:val="single" w:color="d0d0d0" w:sz="1"/>
+              <w:left w:val="single" w:color="d0d0d0" w:sz="1"/>
+              <w:bottom w:val="single" w:color="d0d0d0" w:sz="1"/>
+              <w:right w:val="single" w:color="d0d0d0" w:sz="1"/>
+            </w:tcBorders>
+            <w:shd w:fill="e8f0f7" w:val="clear"/>
+            <w:tcMar>
+              <w:top w:type="dxa" w:w="80"/>
+              <w:left w:type="dxa" w:w="120"/>
+              <w:bottom w:type="dxa" w:w="80"/>
+              <w:right w:type="dxa" w:w="120"/>
+            </w:tcMar>
+          </w:tcPr>
+          <w:p>
+            <w:r>
+              <w:rPr>
+                <w:rFonts w:ascii="Arial" w:cs="Arial" w:eastAsia="Arial" w:hAnsi="Arial"/>
+                <w:color w:val="1a1a1a"/>
+                <w:sz w:val="20"/>
+                <w:szCs w:val="20"/>
+              </w:rPr>
+              <w:t xml:space="preserve">PostToolUse (Edit/Write)</w:t>
+            </w:r>
+          </w:p>
+        </w:tc>
+        <w:tc>
+          <w:tcPr>
+            <w:tcW w:type="dxa" w:w="4760"/>
+            <w:tcBorders>
+              <w:top w:val="single" w:color="d0d0d0" w:sz="1"/>
+              <w:left w:val="single" w:color="d0d0d0" w:sz="1"/>
+              <w:bottom w:val="single" w:color="d0d0d0" w:sz="1"/>
+              <w:right w:val="single" w:color="d0d0d0" w:sz="1"/>
+            </w:tcBorders>
+            <w:shd w:fill="e8f0f7" w:val="clear"/>
+            <w:tcMar>
+              <w:top w:type="dxa" w:w="80"/>
+              <w:left w:type="dxa" w:w="120"/>
+              <w:bottom w:type="dxa" w:w="80"/>
+              <w:right w:type="dxa" w:w="120"/>
+            </w:tcMar>
+          </w:tcPr>
+          <w:p>
+            <w:r>
+              <w:rPr>
+                <w:rFonts w:ascii="Arial" w:cs="Arial" w:eastAsia="Arial" w:hAnsi="Arial"/>
+                <w:color w:val="1a1a1a"/>
+                <w:sz w:val="20"/>
+                <w:szCs w:val="20"/>
+              </w:rPr>
+              <w:t xml:space="preserve">Registra cada arquivo editado no buildflow-activity.log</w:t>
+            </w:r>
+          </w:p>
+        </w:tc>
+      </w:tr>
+    </w:tbl>
+    <w:p>
+      <w:pPr>
+        <w:spacing w:before="120" w:after="0"/>
+      </w:pPr>
+    </w:p>
+    <w:p>
+      <w:pPr>
+        <w:spacing w:before="80" w:after="80"/>
+      </w:pPr>
+      <w:r>
+        <w:rPr>
+          <w:rFonts w:ascii="Arial" w:cs="Arial" w:eastAsia="Arial" w:hAnsi="Arial"/>
+          <w:b w:val="false"/>
+          <w:bCs w:val="false"/>
+          <w:i w:val="false"/>
+          <w:iCs w:val="false"/>
+          <w:color w:val="5a5a5a"/>
+          <w:sz w:val="22"/>
+          <w:szCs w:val="22"/>
+        </w:rPr>
+        <w:t xml:space="preserve">Modo 1: opcional. Modo 2: recomendado. Veja PT-BUILDFLOW-HOOKS.md para configuração completa.</w:t>
+      </w:r>
+    </w:p>
+    <w:p>
+      <w:pPr>
+        <w:pBdr>
+          <w:bottom w:val="single" w:color="d0d0d0" w:sz="4" w:space="1"/>
+        </w:pBdr>
+        <w:spacing w:before="200" w:after="200"/>
+      </w:pPr>
+    </w:p>
+    <w:p>
+      <w:pPr>
+        <w:pStyle w:val="Heading1"/>
+        <w:spacing w:before="400" w:after="200"/>
+      </w:pPr>
+      <w:r>
+        <w:rPr>
+          <w:rFonts w:ascii="Arial" w:cs="Arial" w:eastAsia="Arial" w:hAnsi="Arial"/>
+          <w:b/>
+          <w:bCs/>
+          <w:color w:val="0d0d0d"/>
+          <w:sz w:val="36"/>
+          <w:szCs w:val="36"/>
+        </w:rPr>
         <w:t xml:space="preserve">Instalação</w:t>
       </w:r>
     </w:p>
@@ -11083,7 +10968,7 @@
           <w:sz w:val="24"/>
           <w:szCs w:val="24"/>
         </w:rPr>
-        <w:t xml:space="preserve">Passo 3 — CLAUDE.md do Orquestrador</w:t>
+        <w:t xml:space="preserve">Passo 3 — Bloco de leitura obrigatória no CLAUDE.md do Orquestrador</w:t>
       </w:r>
     </w:p>
     <w:p>
@@ -11145,7 +11030,7 @@
           <w:sz w:val="24"/>
           <w:szCs w:val="24"/>
         </w:rPr>
-        <w:t xml:space="preserve">Passo 4 — CLAUDE.md de cada agente</w:t>
+        <w:t xml:space="preserve">Passo 4 — Bloco de leitura obrigatória no CLAUDE.md de cada agente</w:t>
       </w:r>
     </w:p>
     <w:p>
@@ -11250,25 +11135,7 @@
           <w:sz w:val="22"/>
           <w:szCs w:val="22"/>
         </w:rPr>
-        <w:t xml:space="preserve">Licença MIT — Copyright (c) 2026 Caio George Santos</w:t>
-      </w:r>
-    </w:p>
-    <w:p>
-      <w:pPr>
-        <w:spacing w:before="80" w:after="80"/>
-      </w:pPr>
-      <w:r>
-        <w:rPr>
-          <w:rFonts w:ascii="Arial" w:cs="Arial" w:eastAsia="Arial" w:hAnsi="Arial"/>
-          <w:b w:val="false"/>
-          <w:bCs w:val="false"/>
-          <w:i w:val="false"/>
-          <w:iCs w:val="false"/>
-          <w:color w:val="1a1a1a"/>
-          <w:sz w:val="22"/>
-          <w:szCs w:val="22"/>
-        </w:rPr>
-        <w:t xml:space="preserve">Livre para usar, modificar e distribuir com atribuição.</w:t>
+        <w:t xml:space="preserve">Licença MIT — Copyright (c) 2026 Caio George Santos · Livre para usar, modificar e distribuir com atribuição.</w:t>
       </w:r>
     </w:p>
     <w:p>
@@ -11345,7 +11212,7 @@
         <w:sz w:val="18"/>
         <w:szCs w:val="18"/>
       </w:rPr>
-      <w:t xml:space="preserve">  ·  MIT License  ·  2026</w:t>
+      <w:t xml:space="preserve">  ·  MIT License  ·  Caio George Santos</w:t>
     </w:r>
   </w:p>
 </w:ftr>
@@ -11399,22 +11266,11 @@
     <w:r>
       <w:rPr>
         <w:rFonts w:ascii="Arial" w:cs="Arial" w:eastAsia="Arial" w:hAnsi="Arial"/>
-        <w:b/>
-        <w:bCs/>
-        <w:color w:val="1a3a5c"/>
-        <w:sz w:val="18"/>
-        <w:szCs w:val="18"/>
-      </w:rPr>
-      <w:t xml:space="preserve">buildflow</w:t>
-    </w:r>
-    <w:r>
-      <w:rPr>
-        <w:rFonts w:ascii="Arial" w:cs="Arial" w:eastAsia="Arial" w:hAnsi="Arial"/>
         <w:color w:val="5a5a5a"/>
         <w:sz w:val="18"/>
         <w:szCs w:val="18"/>
       </w:rPr>
-      <w:t xml:space="preserve">  ·  Build like a team of 50. Work like a team of one.  ·  Caio George Santos</w:t>
+      <w:t xml:space="preserve">buildflow  ·  Build like a team of 50. Work like a team of one.  ·  v2.1  ·  2026</w:t>
     </w:r>
   </w:p>
 </w:hdr>
